--- a/Project document.docx
+++ b/Project document.docx
@@ -486,7 +486,32 @@
     </w:p>
     <w:p>
       <w:pPr>
-        <w:pStyle w:val="Normal-use"/>
+        <w:pStyle w:val="Heading-2use"/>
+      </w:pPr>
+      <w:r>
+        <w:t>Progress</w:t>
+      </w:r>
+    </w:p>
+    <w:p>
+      <w:pPr>
+        <w:pStyle w:val="Normal-use"/>
+      </w:pPr>
+    </w:p>
+    <w:p>
+      <w:pPr>
+        <w:pStyle w:val="Normal-use"/>
+      </w:pPr>
+      <w:r>
+        <w:t>Day-1</w:t>
+      </w:r>
+    </w:p>
+    <w:p>
+      <w:pPr>
+        <w:pStyle w:val="Normal-use"/>
+        <w:numPr>
+          <w:ilvl w:val="0"/>
+          <w:numId w:val="11"/>
+        </w:numPr>
       </w:pPr>
     </w:p>
     <w:sectPr>
@@ -615,6 +640,119 @@
     </w:lvl>
   </w:abstractNum>
   <w:abstractNum w:abstractNumId="1" w15:restartNumberingAfterBreak="0">
+    <w:nsid w:val="388336D5"/>
+    <w:multiLevelType w:val="hybridMultilevel"/>
+    <w:tmpl w:val="86A617B4"/>
+    <w:lvl w:ilvl="0" w:tplc="40090001">
+      <w:start w:val="1"/>
+      <w:numFmt w:val="bullet"/>
+      <w:lvlText w:val=""/>
+      <w:lvlJc w:val="left"/>
+      <w:pPr>
+        <w:ind w:left="720" w:hanging="360"/>
+      </w:pPr>
+      <w:rPr>
+        <w:rFonts w:ascii="Symbol" w:hAnsi="Symbol" w:hint="default"/>
+      </w:rPr>
+    </w:lvl>
+    <w:lvl w:ilvl="1" w:tplc="40090003" w:tentative="1">
+      <w:start w:val="1"/>
+      <w:numFmt w:val="bullet"/>
+      <w:lvlText w:val="o"/>
+      <w:lvlJc w:val="left"/>
+      <w:pPr>
+        <w:ind w:left="1440" w:hanging="360"/>
+      </w:pPr>
+      <w:rPr>
+        <w:rFonts w:ascii="Courier New" w:hAnsi="Courier New" w:cs="Courier New" w:hint="default"/>
+      </w:rPr>
+    </w:lvl>
+    <w:lvl w:ilvl="2" w:tplc="40090005" w:tentative="1">
+      <w:start w:val="1"/>
+      <w:numFmt w:val="bullet"/>
+      <w:lvlText w:val=""/>
+      <w:lvlJc w:val="left"/>
+      <w:pPr>
+        <w:ind w:left="2160" w:hanging="360"/>
+      </w:pPr>
+      <w:rPr>
+        <w:rFonts w:ascii="Wingdings" w:hAnsi="Wingdings" w:hint="default"/>
+      </w:rPr>
+    </w:lvl>
+    <w:lvl w:ilvl="3" w:tplc="40090001" w:tentative="1">
+      <w:start w:val="1"/>
+      <w:numFmt w:val="bullet"/>
+      <w:lvlText w:val=""/>
+      <w:lvlJc w:val="left"/>
+      <w:pPr>
+        <w:ind w:left="2880" w:hanging="360"/>
+      </w:pPr>
+      <w:rPr>
+        <w:rFonts w:ascii="Symbol" w:hAnsi="Symbol" w:hint="default"/>
+      </w:rPr>
+    </w:lvl>
+    <w:lvl w:ilvl="4" w:tplc="40090003" w:tentative="1">
+      <w:start w:val="1"/>
+      <w:numFmt w:val="bullet"/>
+      <w:lvlText w:val="o"/>
+      <w:lvlJc w:val="left"/>
+      <w:pPr>
+        <w:ind w:left="3600" w:hanging="360"/>
+      </w:pPr>
+      <w:rPr>
+        <w:rFonts w:ascii="Courier New" w:hAnsi="Courier New" w:cs="Courier New" w:hint="default"/>
+      </w:rPr>
+    </w:lvl>
+    <w:lvl w:ilvl="5" w:tplc="40090005" w:tentative="1">
+      <w:start w:val="1"/>
+      <w:numFmt w:val="bullet"/>
+      <w:lvlText w:val=""/>
+      <w:lvlJc w:val="left"/>
+      <w:pPr>
+        <w:ind w:left="4320" w:hanging="360"/>
+      </w:pPr>
+      <w:rPr>
+        <w:rFonts w:ascii="Wingdings" w:hAnsi="Wingdings" w:hint="default"/>
+      </w:rPr>
+    </w:lvl>
+    <w:lvl w:ilvl="6" w:tplc="40090001" w:tentative="1">
+      <w:start w:val="1"/>
+      <w:numFmt w:val="bullet"/>
+      <w:lvlText w:val=""/>
+      <w:lvlJc w:val="left"/>
+      <w:pPr>
+        <w:ind w:left="5040" w:hanging="360"/>
+      </w:pPr>
+      <w:rPr>
+        <w:rFonts w:ascii="Symbol" w:hAnsi="Symbol" w:hint="default"/>
+      </w:rPr>
+    </w:lvl>
+    <w:lvl w:ilvl="7" w:tplc="40090003" w:tentative="1">
+      <w:start w:val="1"/>
+      <w:numFmt w:val="bullet"/>
+      <w:lvlText w:val="o"/>
+      <w:lvlJc w:val="left"/>
+      <w:pPr>
+        <w:ind w:left="5760" w:hanging="360"/>
+      </w:pPr>
+      <w:rPr>
+        <w:rFonts w:ascii="Courier New" w:hAnsi="Courier New" w:cs="Courier New" w:hint="default"/>
+      </w:rPr>
+    </w:lvl>
+    <w:lvl w:ilvl="8" w:tplc="40090005" w:tentative="1">
+      <w:start w:val="1"/>
+      <w:numFmt w:val="bullet"/>
+      <w:lvlText w:val=""/>
+      <w:lvlJc w:val="left"/>
+      <w:pPr>
+        <w:ind w:left="6480" w:hanging="360"/>
+      </w:pPr>
+      <w:rPr>
+        <w:rFonts w:ascii="Wingdings" w:hAnsi="Wingdings" w:hint="default"/>
+      </w:rPr>
+    </w:lvl>
+  </w:abstractNum>
+  <w:abstractNum w:abstractNumId="2" w15:restartNumberingAfterBreak="0">
     <w:nsid w:val="40763434"/>
     <w:multiLevelType w:val="multilevel"/>
     <w:tmpl w:val="C9F8CE6E"/>
@@ -727,7 +865,7 @@
       </w:pPr>
     </w:lvl>
   </w:abstractNum>
-  <w:abstractNum w:abstractNumId="2" w15:restartNumberingAfterBreak="0">
+  <w:abstractNum w:abstractNumId="3" w15:restartNumberingAfterBreak="0">
     <w:nsid w:val="443F6F7A"/>
     <w:multiLevelType w:val="multilevel"/>
     <w:tmpl w:val="BB90224C"/>
@@ -840,7 +978,7 @@
       </w:pPr>
     </w:lvl>
   </w:abstractNum>
-  <w:abstractNum w:abstractNumId="3" w15:restartNumberingAfterBreak="0">
+  <w:abstractNum w:abstractNumId="4" w15:restartNumberingAfterBreak="0">
     <w:nsid w:val="46403E4E"/>
     <w:multiLevelType w:val="multilevel"/>
     <w:tmpl w:val="EA7AEA44"/>
@@ -953,7 +1091,7 @@
       </w:pPr>
     </w:lvl>
   </w:abstractNum>
-  <w:abstractNum w:abstractNumId="4" w15:restartNumberingAfterBreak="0">
+  <w:abstractNum w:abstractNumId="5" w15:restartNumberingAfterBreak="0">
     <w:nsid w:val="49D77D4D"/>
     <w:multiLevelType w:val="multilevel"/>
     <w:tmpl w:val="731A4582"/>
@@ -1066,7 +1204,7 @@
       </w:pPr>
     </w:lvl>
   </w:abstractNum>
-  <w:abstractNum w:abstractNumId="5" w15:restartNumberingAfterBreak="0">
+  <w:abstractNum w:abstractNumId="6" w15:restartNumberingAfterBreak="0">
     <w:nsid w:val="4EF01B8B"/>
     <w:multiLevelType w:val="multilevel"/>
     <w:tmpl w:val="BED0A408"/>
@@ -1179,7 +1317,7 @@
       </w:pPr>
     </w:lvl>
   </w:abstractNum>
-  <w:abstractNum w:abstractNumId="6" w15:restartNumberingAfterBreak="0">
+  <w:abstractNum w:abstractNumId="7" w15:restartNumberingAfterBreak="0">
     <w:nsid w:val="589F192B"/>
     <w:multiLevelType w:val="multilevel"/>
     <w:tmpl w:val="69427EB2"/>
@@ -1292,7 +1430,7 @@
       </w:pPr>
     </w:lvl>
   </w:abstractNum>
-  <w:abstractNum w:abstractNumId="7" w15:restartNumberingAfterBreak="0">
+  <w:abstractNum w:abstractNumId="8" w15:restartNumberingAfterBreak="0">
     <w:nsid w:val="5F6D1E07"/>
     <w:multiLevelType w:val="multilevel"/>
     <w:tmpl w:val="C43480EC"/>
@@ -1405,7 +1543,7 @@
       </w:pPr>
     </w:lvl>
   </w:abstractNum>
-  <w:abstractNum w:abstractNumId="8" w15:restartNumberingAfterBreak="0">
+  <w:abstractNum w:abstractNumId="9" w15:restartNumberingAfterBreak="0">
     <w:nsid w:val="64AF63DA"/>
     <w:multiLevelType w:val="multilevel"/>
     <w:tmpl w:val="F012861A"/>
@@ -1518,7 +1656,7 @@
       </w:pPr>
     </w:lvl>
   </w:abstractNum>
-  <w:abstractNum w:abstractNumId="9" w15:restartNumberingAfterBreak="0">
+  <w:abstractNum w:abstractNumId="10" w15:restartNumberingAfterBreak="0">
     <w:nsid w:val="79A15B5F"/>
     <w:multiLevelType w:val="multilevel"/>
     <w:tmpl w:val="186A0A92"/>
@@ -1632,34 +1770,37 @@
     </w:lvl>
   </w:abstractNum>
   <w:num w:numId="1" w16cid:durableId="737165301">
+    <w:abstractNumId w:val="8"/>
+  </w:num>
+  <w:num w:numId="2" w16cid:durableId="43261127">
+    <w:abstractNumId w:val="5"/>
+  </w:num>
+  <w:num w:numId="3" w16cid:durableId="1900701441">
+    <w:abstractNumId w:val="2"/>
+  </w:num>
+  <w:num w:numId="4" w16cid:durableId="735737294">
+    <w:abstractNumId w:val="6"/>
+  </w:num>
+  <w:num w:numId="5" w16cid:durableId="1805417809">
+    <w:abstractNumId w:val="10"/>
+  </w:num>
+  <w:num w:numId="6" w16cid:durableId="2011836001">
     <w:abstractNumId w:val="7"/>
   </w:num>
-  <w:num w:numId="2" w16cid:durableId="43261127">
+  <w:num w:numId="7" w16cid:durableId="580141377">
+    <w:abstractNumId w:val="3"/>
+  </w:num>
+  <w:num w:numId="8" w16cid:durableId="1794127309">
     <w:abstractNumId w:val="4"/>
   </w:num>
-  <w:num w:numId="3" w16cid:durableId="1900701441">
-    <w:abstractNumId w:val="1"/>
-  </w:num>
-  <w:num w:numId="4" w16cid:durableId="735737294">
-    <w:abstractNumId w:val="5"/>
-  </w:num>
-  <w:num w:numId="5" w16cid:durableId="1805417809">
+  <w:num w:numId="9" w16cid:durableId="2041974715">
     <w:abstractNumId w:val="9"/>
-  </w:num>
-  <w:num w:numId="6" w16cid:durableId="2011836001">
-    <w:abstractNumId w:val="6"/>
-  </w:num>
-  <w:num w:numId="7" w16cid:durableId="580141377">
-    <w:abstractNumId w:val="2"/>
-  </w:num>
-  <w:num w:numId="8" w16cid:durableId="1794127309">
-    <w:abstractNumId w:val="3"/>
-  </w:num>
-  <w:num w:numId="9" w16cid:durableId="2041974715">
-    <w:abstractNumId w:val="8"/>
   </w:num>
   <w:num w:numId="10" w16cid:durableId="1754668733">
     <w:abstractNumId w:val="0"/>
+  </w:num>
+  <w:num w:numId="11" w16cid:durableId="1662587285">
+    <w:abstractNumId w:val="1"/>
   </w:num>
 </w:numbering>
 </file>
@@ -2266,6 +2407,7 @@
   <w:style w:type="character" w:default="1" w:styleId="DefaultParagraphFont">
     <w:name w:val="Default Paragraph Font"/>
     <w:uiPriority w:val="1"/>
+    <w:semiHidden/>
     <w:unhideWhenUsed/>
   </w:style>
   <w:style w:type="table" w:default="1" w:styleId="TableNormal">

--- a/Project document.docx
+++ b/Project document.docx
@@ -503,6 +503,139 @@
       </w:pPr>
       <w:r>
         <w:t>Day-1</w:t>
+      </w:r>
+    </w:p>
+    <w:p>
+      <w:pPr>
+        <w:pStyle w:val="Normal-use"/>
+        <w:numPr>
+          <w:ilvl w:val="0"/>
+          <w:numId w:val="11"/>
+        </w:numPr>
+      </w:pPr>
+      <w:r>
+        <w:t>Made python to do wrangling of the data.</w:t>
+      </w:r>
+    </w:p>
+    <w:p>
+      <w:pPr>
+        <w:pStyle w:val="Normal-use"/>
+      </w:pPr>
+      <w:r>
+        <w:t>Day-2</w:t>
+      </w:r>
+    </w:p>
+    <w:p>
+      <w:pPr>
+        <w:pStyle w:val="Normal-use"/>
+        <w:numPr>
+          <w:ilvl w:val="0"/>
+          <w:numId w:val="11"/>
+        </w:numPr>
+      </w:pPr>
+      <w:r>
+        <w:t xml:space="preserve">Dataset contains 8 columns and </w:t>
+      </w:r>
+      <w:r>
+        <w:t>541909</w:t>
+      </w:r>
+      <w:r>
+        <w:t xml:space="preserve"> rows</w:t>
+      </w:r>
+    </w:p>
+    <w:p>
+      <w:pPr>
+        <w:pStyle w:val="Normal-use"/>
+        <w:numPr>
+          <w:ilvl w:val="0"/>
+          <w:numId w:val="11"/>
+        </w:numPr>
+      </w:pPr>
+      <w:r>
+        <w:t xml:space="preserve">Found negative values in columns Quantity and </w:t>
+      </w:r>
+      <w:proofErr w:type="spellStart"/>
+      <w:r>
+        <w:t>UnitPrice</w:t>
+      </w:r>
+      <w:proofErr w:type="spellEnd"/>
+      <w:r>
+        <w:t xml:space="preserve">. </w:t>
+      </w:r>
+      <w:r>
+        <w:t>Need to investigate it.</w:t>
+      </w:r>
+    </w:p>
+    <w:p>
+      <w:pPr>
+        <w:pStyle w:val="Normal-use"/>
+        <w:numPr>
+          <w:ilvl w:val="0"/>
+          <w:numId w:val="11"/>
+        </w:numPr>
+      </w:pPr>
+      <w:r>
+        <w:t>Description of negative Unit Price – “</w:t>
+      </w:r>
+      <w:r>
+        <w:t>Adjust bad debt</w:t>
+      </w:r>
+      <w:r>
+        <w:t xml:space="preserve">”. We can delete this data as our project is related to mostly Customers. </w:t>
+      </w:r>
+      <w:proofErr w:type="spellStart"/>
+      <w:r>
+        <w:t>CustomerID</w:t>
+      </w:r>
+      <w:proofErr w:type="spellEnd"/>
+      <w:r>
+        <w:t xml:space="preserve"> is also missing.</w:t>
+      </w:r>
+    </w:p>
+    <w:p>
+      <w:pPr>
+        <w:pStyle w:val="Normal-use"/>
+        <w:numPr>
+          <w:ilvl w:val="0"/>
+          <w:numId w:val="11"/>
+        </w:numPr>
+      </w:pPr>
+      <w:r>
+        <w:t xml:space="preserve">Dataset do have negative values: </w:t>
+      </w:r>
+      <w:r>
+        <w:t>Description</w:t>
+      </w:r>
+      <w:r>
+        <w:t xml:space="preserve"> has </w:t>
+      </w:r>
+      <w:r>
+        <w:t>1454</w:t>
+      </w:r>
+      <w:r>
+        <w:t xml:space="preserve"> and </w:t>
+      </w:r>
+      <w:proofErr w:type="spellStart"/>
+      <w:proofErr w:type="gramStart"/>
+      <w:r>
+        <w:t>CustomerID</w:t>
+      </w:r>
+      <w:proofErr w:type="spellEnd"/>
+      <w:r>
+        <w:t xml:space="preserve"> </w:t>
+      </w:r>
+      <w:r>
+        <w:t xml:space="preserve"> has</w:t>
+      </w:r>
+      <w:proofErr w:type="gramEnd"/>
+      <w:r>
+        <w:t xml:space="preserve"> </w:t>
+      </w:r>
+      <w:r>
+        <w:t>135080</w:t>
+      </w:r>
+      <w:r>
+        <w:t>.</w:t>
       </w:r>
     </w:p>
     <w:p>
@@ -642,7 +775,7 @@
   <w:abstractNum w:abstractNumId="1" w15:restartNumberingAfterBreak="0">
     <w:nsid w:val="388336D5"/>
     <w:multiLevelType w:val="hybridMultilevel"/>
-    <w:tmpl w:val="86A617B4"/>
+    <w:tmpl w:val="526EC9D2"/>
     <w:lvl w:ilvl="0" w:tplc="40090001">
       <w:start w:val="1"/>
       <w:numFmt w:val="bullet"/>
@@ -2407,7 +2540,6 @@
   <w:style w:type="character" w:default="1" w:styleId="DefaultParagraphFont">
     <w:name w:val="Default Paragraph Font"/>
     <w:uiPriority w:val="1"/>
-    <w:semiHidden/>
     <w:unhideWhenUsed/>
   </w:style>
   <w:style w:type="table" w:default="1" w:styleId="TableNormal">

--- a/Project document.docx
+++ b/Project document.docx
@@ -552,15 +552,7 @@
         </w:numPr>
       </w:pPr>
       <w:r>
-        <w:t xml:space="preserve">Found negative values in columns Quantity and </w:t>
-      </w:r>
-      <w:proofErr w:type="spellStart"/>
-      <w:r>
-        <w:t>UnitPrice</w:t>
-      </w:r>
-      <w:proofErr w:type="spellEnd"/>
-      <w:r>
-        <w:t xml:space="preserve">. </w:t>
+        <w:t xml:space="preserve">Found negative values in columns Quantity and UnitPrice. </w:t>
       </w:r>
       <w:r>
         <w:t>Need to investigate it.</w:t>
@@ -581,15 +573,7 @@
         <w:t>Adjust bad debt</w:t>
       </w:r>
       <w:r>
-        <w:t xml:space="preserve">”. We can delete this data as our project is related to mostly Customers. </w:t>
-      </w:r>
-      <w:proofErr w:type="spellStart"/>
-      <w:r>
-        <w:t>CustomerID</w:t>
-      </w:r>
-      <w:proofErr w:type="spellEnd"/>
-      <w:r>
-        <w:t xml:space="preserve"> is also missing.</w:t>
+        <w:t>”. We can delete this data as our project is related to mostly Customers. CustomerID is also missing.</w:t>
       </w:r>
     </w:p>
     <w:p>
@@ -615,21 +599,11 @@
       <w:r>
         <w:t xml:space="preserve"> and </w:t>
       </w:r>
-      <w:proofErr w:type="spellStart"/>
-      <w:proofErr w:type="gramStart"/>
-      <w:r>
-        <w:t>CustomerID</w:t>
-      </w:r>
-      <w:proofErr w:type="spellEnd"/>
-      <w:r>
-        <w:t xml:space="preserve"> </w:t>
-      </w:r>
-      <w:r>
-        <w:t xml:space="preserve"> has</w:t>
-      </w:r>
-      <w:proofErr w:type="gramEnd"/>
-      <w:r>
-        <w:t xml:space="preserve"> </w:t>
+      <w:r>
+        <w:t xml:space="preserve">CustomerID </w:t>
+      </w:r>
+      <w:r>
+        <w:t xml:space="preserve">has </w:t>
       </w:r>
       <w:r>
         <w:t>135080</w:t>
@@ -641,11 +615,158 @@
     <w:p>
       <w:pPr>
         <w:pStyle w:val="Normal-use"/>
-        <w:numPr>
-          <w:ilvl w:val="0"/>
-          <w:numId w:val="11"/>
-        </w:numPr>
-      </w:pPr>
+      </w:pPr>
+      <w:r>
+        <w:t>Day-3</w:t>
+      </w:r>
+    </w:p>
+    <w:p>
+      <w:pPr>
+        <w:pStyle w:val="Normal-use"/>
+        <w:numPr>
+          <w:ilvl w:val="0"/>
+          <w:numId w:val="12"/>
+        </w:numPr>
+      </w:pPr>
+      <w:r>
+        <w:t>Understood that I cannot delete all rows with CustomerID missing. Will investigate it and try to get the CustomerID values if possible.</w:t>
+      </w:r>
+    </w:p>
+    <w:p>
+      <w:pPr>
+        <w:pStyle w:val="Normal-use"/>
+        <w:numPr>
+          <w:ilvl w:val="0"/>
+          <w:numId w:val="12"/>
+        </w:numPr>
+      </w:pPr>
+      <w:r>
+        <w:t xml:space="preserve">I </w:t>
+      </w:r>
+      <w:r>
+        <w:t>have</w:t>
+      </w:r>
+      <w:r>
+        <w:t xml:space="preserve"> to delete those customer id in which description is also null</w:t>
+      </w:r>
+      <w:r>
+        <w:t>, because unit price is also 0 in them and they seem to be extra in the data.</w:t>
+      </w:r>
+    </w:p>
+    <w:p>
+      <w:pPr>
+        <w:pStyle w:val="Normal-use"/>
+        <w:numPr>
+          <w:ilvl w:val="0"/>
+          <w:numId w:val="12"/>
+        </w:numPr>
+      </w:pPr>
+      <w:r>
+        <w:t>I want to know the number and rows of those null CustomerID in which other columns data match with those rows in which CutomerID is present. That would indicate that those rows are duplicate.</w:t>
+      </w:r>
+      <w:r>
+        <w:t xml:space="preserve"> None of the row is like that.</w:t>
+      </w:r>
+    </w:p>
+    <w:p>
+      <w:pPr>
+        <w:pStyle w:val="Normal-use"/>
+        <w:numPr>
+          <w:ilvl w:val="0"/>
+          <w:numId w:val="12"/>
+        </w:numPr>
+      </w:pPr>
+      <w:r>
+        <w:lastRenderedPageBreak/>
+        <w:t>I want to know those customerID which are null and in them Quantity is 0 or unitprice is 0 or less than 0</w:t>
+      </w:r>
+      <w:r>
+        <w:t>. I found the main issue here. As 1406 rows are like that.</w:t>
+      </w:r>
+    </w:p>
+    <w:p>
+      <w:pPr>
+        <w:pStyle w:val="Normal-use"/>
+        <w:numPr>
+          <w:ilvl w:val="0"/>
+          <w:numId w:val="12"/>
+        </w:numPr>
+      </w:pPr>
+      <w:r>
+        <w:t>I am going to keep those columns as they can be following cases and I can make separate column of them later. Cases</w:t>
+      </w:r>
+    </w:p>
+    <w:p>
+      <w:pPr>
+        <w:pStyle w:val="Normal-use"/>
+        <w:numPr>
+          <w:ilvl w:val="1"/>
+          <w:numId w:val="12"/>
+        </w:numPr>
+      </w:pPr>
+      <w:r>
+        <w:t>cancellations,</w:t>
+      </w:r>
+    </w:p>
+    <w:p>
+      <w:pPr>
+        <w:pStyle w:val="Normal-use"/>
+        <w:numPr>
+          <w:ilvl w:val="1"/>
+          <w:numId w:val="12"/>
+        </w:numPr>
+      </w:pPr>
+      <w:r>
+        <w:t>stock corrections,</w:t>
+      </w:r>
+    </w:p>
+    <w:p>
+      <w:pPr>
+        <w:pStyle w:val="Normal-use"/>
+        <w:numPr>
+          <w:ilvl w:val="1"/>
+          <w:numId w:val="12"/>
+        </w:numPr>
+      </w:pPr>
+      <w:r>
+        <w:t>accounting adjustments,</w:t>
+      </w:r>
+    </w:p>
+    <w:p>
+      <w:pPr>
+        <w:pStyle w:val="Normal-use"/>
+        <w:numPr>
+          <w:ilvl w:val="1"/>
+          <w:numId w:val="12"/>
+        </w:numPr>
+      </w:pPr>
+      <w:r>
+        <w:t>failed transactions,</w:t>
+      </w:r>
+    </w:p>
+    <w:p>
+      <w:pPr>
+        <w:pStyle w:val="Normal-use"/>
+        <w:numPr>
+          <w:ilvl w:val="1"/>
+          <w:numId w:val="12"/>
+        </w:numPr>
+      </w:pPr>
+      <w:r>
+        <w:t>internal system records,</w:t>
+      </w:r>
+    </w:p>
+    <w:p>
+      <w:pPr>
+        <w:pStyle w:val="Normal-use"/>
+        <w:numPr>
+          <w:ilvl w:val="1"/>
+          <w:numId w:val="12"/>
+        </w:numPr>
+      </w:pPr>
+      <w:r>
+        <w:t>or incomplete entries.</w:t>
+      </w:r>
     </w:p>
     <w:sectPr>
       <w:pgSz w:w="11906" w:h="16838"/>
@@ -660,6 +781,119 @@
 <file path=word/numbering.xml><?xml version="1.0" encoding="utf-8"?>
 <w:numbering xmlns:wpc="http://schemas.microsoft.com/office/word/2010/wordprocessingCanvas" xmlns:cx="http://schemas.microsoft.com/office/drawing/2014/chartex" xmlns:cx1="http://schemas.microsoft.com/office/drawing/2015/9/8/chartex" xmlns:cx2="http://schemas.microsoft.com/office/drawing/2015/10/21/chartex" xmlns:cx3="http://schemas.microsoft.com/office/drawing/2016/5/9/chartex" xmlns:cx4="http://schemas.microsoft.com/office/drawing/2016/5/10/chartex" xmlns:cx5="http://schemas.microsoft.com/office/drawing/2016/5/11/chartex" xmlns:cx6="http://schemas.microsoft.com/office/drawing/2016/5/12/chartex" xmlns:cx7="http://schemas.microsoft.com/office/drawing/2016/5/13/chartex" xmlns:cx8="http://schemas.microsoft.com/office/drawing/2016/5/14/chartex" xmlns:mc="http://schemas.openxmlformats.org/markup-compatibility/2006" xmlns:aink="http://schemas.microsoft.com/office/drawing/2016/ink" xmlns:am3d="http://schemas.microsoft.com/office/drawing/2017/model3d" xmlns:o="urn:schemas-microsoft-com:office:office" xmlns:oel="http://schemas.microsoft.com/office/2019/extlst" xmlns:r="http://schemas.openxmlformats.org/officeDocument/2006/relationships" xmlns:m="http://schemas.openxmlformats.org/officeDocument/2006/math" xmlns:v="urn:schemas-microsoft-com:vml" xmlns:wp14="http://schemas.microsoft.com/office/word/2010/wordprocessingDrawing" xmlns:wp="http://schemas.openxmlformats.org/drawingml/2006/wordprocessingDrawing" xmlns:w10="urn:schemas-microsoft-com:office:word" xmlns:w="http://schemas.openxmlformats.org/wordprocessingml/2006/main" xmlns:w14="http://schemas.microsoft.com/office/word/2010/wordml" xmlns:w15="http://schemas.microsoft.com/office/word/2012/wordml" xmlns:w16cex="http://schemas.microsoft.com/office/word/2018/wordml/cex" xmlns:w16cid="http://schemas.microsoft.com/office/word/2016/wordml/cid" xmlns:w16="http://schemas.microsoft.com/office/word/2018/wordml" xmlns:w16du="http://schemas.microsoft.com/office/word/2023/wordml/word16du" xmlns:w16sdtdh="http://schemas.microsoft.com/office/word/2020/wordml/sdtdatahash" xmlns:w16sdtfl="http://schemas.microsoft.com/office/word/2024/wordml/sdtformatlock" xmlns:w16se="http://schemas.microsoft.com/office/word/2015/wordml/symex" xmlns:wpg="http://schemas.microsoft.com/office/word/2010/wordprocessingGroup" xmlns:wpi="http://schemas.microsoft.com/office/word/2010/wordprocessingInk" xmlns:wne="http://schemas.microsoft.com/office/word/2006/wordml" xmlns:wps="http://schemas.microsoft.com/office/word/2010/wordprocessingShape" mc:Ignorable="w14 w15 w16se w16cid w16 w16cex w16sdtdh w16sdtfl w16du wp14">
   <w:abstractNum w:abstractNumId="0" w15:restartNumberingAfterBreak="0">
+    <w:nsid w:val="10EA0800"/>
+    <w:multiLevelType w:val="hybridMultilevel"/>
+    <w:tmpl w:val="41E2FFDA"/>
+    <w:lvl w:ilvl="0" w:tplc="40090001">
+      <w:start w:val="1"/>
+      <w:numFmt w:val="bullet"/>
+      <w:lvlText w:val=""/>
+      <w:lvlJc w:val="left"/>
+      <w:pPr>
+        <w:ind w:left="720" w:hanging="360"/>
+      </w:pPr>
+      <w:rPr>
+        <w:rFonts w:ascii="Symbol" w:hAnsi="Symbol" w:hint="default"/>
+      </w:rPr>
+    </w:lvl>
+    <w:lvl w:ilvl="1" w:tplc="40090003">
+      <w:start w:val="1"/>
+      <w:numFmt w:val="bullet"/>
+      <w:lvlText w:val="o"/>
+      <w:lvlJc w:val="left"/>
+      <w:pPr>
+        <w:ind w:left="1440" w:hanging="360"/>
+      </w:pPr>
+      <w:rPr>
+        <w:rFonts w:ascii="Courier New" w:hAnsi="Courier New" w:cs="Courier New" w:hint="default"/>
+      </w:rPr>
+    </w:lvl>
+    <w:lvl w:ilvl="2" w:tplc="40090005" w:tentative="1">
+      <w:start w:val="1"/>
+      <w:numFmt w:val="bullet"/>
+      <w:lvlText w:val=""/>
+      <w:lvlJc w:val="left"/>
+      <w:pPr>
+        <w:ind w:left="2160" w:hanging="360"/>
+      </w:pPr>
+      <w:rPr>
+        <w:rFonts w:ascii="Wingdings" w:hAnsi="Wingdings" w:hint="default"/>
+      </w:rPr>
+    </w:lvl>
+    <w:lvl w:ilvl="3" w:tplc="40090001" w:tentative="1">
+      <w:start w:val="1"/>
+      <w:numFmt w:val="bullet"/>
+      <w:lvlText w:val=""/>
+      <w:lvlJc w:val="left"/>
+      <w:pPr>
+        <w:ind w:left="2880" w:hanging="360"/>
+      </w:pPr>
+      <w:rPr>
+        <w:rFonts w:ascii="Symbol" w:hAnsi="Symbol" w:hint="default"/>
+      </w:rPr>
+    </w:lvl>
+    <w:lvl w:ilvl="4" w:tplc="40090003" w:tentative="1">
+      <w:start w:val="1"/>
+      <w:numFmt w:val="bullet"/>
+      <w:lvlText w:val="o"/>
+      <w:lvlJc w:val="left"/>
+      <w:pPr>
+        <w:ind w:left="3600" w:hanging="360"/>
+      </w:pPr>
+      <w:rPr>
+        <w:rFonts w:ascii="Courier New" w:hAnsi="Courier New" w:cs="Courier New" w:hint="default"/>
+      </w:rPr>
+    </w:lvl>
+    <w:lvl w:ilvl="5" w:tplc="40090005" w:tentative="1">
+      <w:start w:val="1"/>
+      <w:numFmt w:val="bullet"/>
+      <w:lvlText w:val=""/>
+      <w:lvlJc w:val="left"/>
+      <w:pPr>
+        <w:ind w:left="4320" w:hanging="360"/>
+      </w:pPr>
+      <w:rPr>
+        <w:rFonts w:ascii="Wingdings" w:hAnsi="Wingdings" w:hint="default"/>
+      </w:rPr>
+    </w:lvl>
+    <w:lvl w:ilvl="6" w:tplc="40090001" w:tentative="1">
+      <w:start w:val="1"/>
+      <w:numFmt w:val="bullet"/>
+      <w:lvlText w:val=""/>
+      <w:lvlJc w:val="left"/>
+      <w:pPr>
+        <w:ind w:left="5040" w:hanging="360"/>
+      </w:pPr>
+      <w:rPr>
+        <w:rFonts w:ascii="Symbol" w:hAnsi="Symbol" w:hint="default"/>
+      </w:rPr>
+    </w:lvl>
+    <w:lvl w:ilvl="7" w:tplc="40090003" w:tentative="1">
+      <w:start w:val="1"/>
+      <w:numFmt w:val="bullet"/>
+      <w:lvlText w:val="o"/>
+      <w:lvlJc w:val="left"/>
+      <w:pPr>
+        <w:ind w:left="5760" w:hanging="360"/>
+      </w:pPr>
+      <w:rPr>
+        <w:rFonts w:ascii="Courier New" w:hAnsi="Courier New" w:cs="Courier New" w:hint="default"/>
+      </w:rPr>
+    </w:lvl>
+    <w:lvl w:ilvl="8" w:tplc="40090005" w:tentative="1">
+      <w:start w:val="1"/>
+      <w:numFmt w:val="bullet"/>
+      <w:lvlText w:val=""/>
+      <w:lvlJc w:val="left"/>
+      <w:pPr>
+        <w:ind w:left="6480" w:hanging="360"/>
+      </w:pPr>
+      <w:rPr>
+        <w:rFonts w:ascii="Wingdings" w:hAnsi="Wingdings" w:hint="default"/>
+      </w:rPr>
+    </w:lvl>
+  </w:abstractNum>
+  <w:abstractNum w:abstractNumId="1" w15:restartNumberingAfterBreak="0">
     <w:nsid w:val="33AD3809"/>
     <w:multiLevelType w:val="multilevel"/>
     <w:tmpl w:val="D28E3918"/>
@@ -772,7 +1006,7 @@
       </w:pPr>
     </w:lvl>
   </w:abstractNum>
-  <w:abstractNum w:abstractNumId="1" w15:restartNumberingAfterBreak="0">
+  <w:abstractNum w:abstractNumId="2" w15:restartNumberingAfterBreak="0">
     <w:nsid w:val="388336D5"/>
     <w:multiLevelType w:val="hybridMultilevel"/>
     <w:tmpl w:val="526EC9D2"/>
@@ -885,7 +1119,7 @@
       </w:rPr>
     </w:lvl>
   </w:abstractNum>
-  <w:abstractNum w:abstractNumId="2" w15:restartNumberingAfterBreak="0">
+  <w:abstractNum w:abstractNumId="3" w15:restartNumberingAfterBreak="0">
     <w:nsid w:val="40763434"/>
     <w:multiLevelType w:val="multilevel"/>
     <w:tmpl w:val="C9F8CE6E"/>
@@ -998,7 +1232,7 @@
       </w:pPr>
     </w:lvl>
   </w:abstractNum>
-  <w:abstractNum w:abstractNumId="3" w15:restartNumberingAfterBreak="0">
+  <w:abstractNum w:abstractNumId="4" w15:restartNumberingAfterBreak="0">
     <w:nsid w:val="443F6F7A"/>
     <w:multiLevelType w:val="multilevel"/>
     <w:tmpl w:val="BB90224C"/>
@@ -1111,7 +1345,7 @@
       </w:pPr>
     </w:lvl>
   </w:abstractNum>
-  <w:abstractNum w:abstractNumId="4" w15:restartNumberingAfterBreak="0">
+  <w:abstractNum w:abstractNumId="5" w15:restartNumberingAfterBreak="0">
     <w:nsid w:val="46403E4E"/>
     <w:multiLevelType w:val="multilevel"/>
     <w:tmpl w:val="EA7AEA44"/>
@@ -1224,7 +1458,7 @@
       </w:pPr>
     </w:lvl>
   </w:abstractNum>
-  <w:abstractNum w:abstractNumId="5" w15:restartNumberingAfterBreak="0">
+  <w:abstractNum w:abstractNumId="6" w15:restartNumberingAfterBreak="0">
     <w:nsid w:val="49D77D4D"/>
     <w:multiLevelType w:val="multilevel"/>
     <w:tmpl w:val="731A4582"/>
@@ -1337,7 +1571,7 @@
       </w:pPr>
     </w:lvl>
   </w:abstractNum>
-  <w:abstractNum w:abstractNumId="6" w15:restartNumberingAfterBreak="0">
+  <w:abstractNum w:abstractNumId="7" w15:restartNumberingAfterBreak="0">
     <w:nsid w:val="4EF01B8B"/>
     <w:multiLevelType w:val="multilevel"/>
     <w:tmpl w:val="BED0A408"/>
@@ -1450,7 +1684,7 @@
       </w:pPr>
     </w:lvl>
   </w:abstractNum>
-  <w:abstractNum w:abstractNumId="7" w15:restartNumberingAfterBreak="0">
+  <w:abstractNum w:abstractNumId="8" w15:restartNumberingAfterBreak="0">
     <w:nsid w:val="589F192B"/>
     <w:multiLevelType w:val="multilevel"/>
     <w:tmpl w:val="69427EB2"/>
@@ -1563,7 +1797,7 @@
       </w:pPr>
     </w:lvl>
   </w:abstractNum>
-  <w:abstractNum w:abstractNumId="8" w15:restartNumberingAfterBreak="0">
+  <w:abstractNum w:abstractNumId="9" w15:restartNumberingAfterBreak="0">
     <w:nsid w:val="5F6D1E07"/>
     <w:multiLevelType w:val="multilevel"/>
     <w:tmpl w:val="C43480EC"/>
@@ -1676,7 +1910,7 @@
       </w:pPr>
     </w:lvl>
   </w:abstractNum>
-  <w:abstractNum w:abstractNumId="9" w15:restartNumberingAfterBreak="0">
+  <w:abstractNum w:abstractNumId="10" w15:restartNumberingAfterBreak="0">
     <w:nsid w:val="64AF63DA"/>
     <w:multiLevelType w:val="multilevel"/>
     <w:tmpl w:val="F012861A"/>
@@ -1789,7 +2023,7 @@
       </w:pPr>
     </w:lvl>
   </w:abstractNum>
-  <w:abstractNum w:abstractNumId="10" w15:restartNumberingAfterBreak="0">
+  <w:abstractNum w:abstractNumId="11" w15:restartNumberingAfterBreak="0">
     <w:nsid w:val="79A15B5F"/>
     <w:multiLevelType w:val="multilevel"/>
     <w:tmpl w:val="186A0A92"/>
@@ -1903,37 +2137,40 @@
     </w:lvl>
   </w:abstractNum>
   <w:num w:numId="1" w16cid:durableId="737165301">
+    <w:abstractNumId w:val="9"/>
+  </w:num>
+  <w:num w:numId="2" w16cid:durableId="43261127">
+    <w:abstractNumId w:val="6"/>
+  </w:num>
+  <w:num w:numId="3" w16cid:durableId="1900701441">
+    <w:abstractNumId w:val="3"/>
+  </w:num>
+  <w:num w:numId="4" w16cid:durableId="735737294">
+    <w:abstractNumId w:val="7"/>
+  </w:num>
+  <w:num w:numId="5" w16cid:durableId="1805417809">
+    <w:abstractNumId w:val="11"/>
+  </w:num>
+  <w:num w:numId="6" w16cid:durableId="2011836001">
     <w:abstractNumId w:val="8"/>
   </w:num>
-  <w:num w:numId="2" w16cid:durableId="43261127">
+  <w:num w:numId="7" w16cid:durableId="580141377">
+    <w:abstractNumId w:val="4"/>
+  </w:num>
+  <w:num w:numId="8" w16cid:durableId="1794127309">
     <w:abstractNumId w:val="5"/>
   </w:num>
-  <w:num w:numId="3" w16cid:durableId="1900701441">
+  <w:num w:numId="9" w16cid:durableId="2041974715">
+    <w:abstractNumId w:val="10"/>
+  </w:num>
+  <w:num w:numId="10" w16cid:durableId="1754668733">
+    <w:abstractNumId w:val="1"/>
+  </w:num>
+  <w:num w:numId="11" w16cid:durableId="1662587285">
     <w:abstractNumId w:val="2"/>
   </w:num>
-  <w:num w:numId="4" w16cid:durableId="735737294">
-    <w:abstractNumId w:val="6"/>
-  </w:num>
-  <w:num w:numId="5" w16cid:durableId="1805417809">
-    <w:abstractNumId w:val="10"/>
-  </w:num>
-  <w:num w:numId="6" w16cid:durableId="2011836001">
-    <w:abstractNumId w:val="7"/>
-  </w:num>
-  <w:num w:numId="7" w16cid:durableId="580141377">
-    <w:abstractNumId w:val="3"/>
-  </w:num>
-  <w:num w:numId="8" w16cid:durableId="1794127309">
-    <w:abstractNumId w:val="4"/>
-  </w:num>
-  <w:num w:numId="9" w16cid:durableId="2041974715">
-    <w:abstractNumId w:val="9"/>
-  </w:num>
-  <w:num w:numId="10" w16cid:durableId="1754668733">
+  <w:num w:numId="12" w16cid:durableId="1365792380">
     <w:abstractNumId w:val="0"/>
-  </w:num>
-  <w:num w:numId="11" w16cid:durableId="1662587285">
-    <w:abstractNumId w:val="1"/>
   </w:num>
 </w:numbering>
 </file>

--- a/Project document.docx
+++ b/Project document.docx
@@ -13,6 +13,612 @@
     <w:p>
       <w:pPr>
         <w:pStyle w:val="Normal-use"/>
+      </w:pPr>
+      <w:r>
+        <w:t>1. Executive Overview: Overall Customer Health</w:t>
+      </w:r>
+    </w:p>
+    <w:p>
+      <w:pPr>
+        <w:pStyle w:val="Normal-use"/>
+        <w:numPr>
+          <w:ilvl w:val="0"/>
+          <w:numId w:val="2"/>
+        </w:numPr>
+      </w:pPr>
+      <w:r>
+        <w:t xml:space="preserve">What is the overall churn rate, retention rate, and total number of active vs churned customers? </w:t>
+      </w:r>
+    </w:p>
+    <w:p>
+      <w:pPr>
+        <w:pStyle w:val="Normal-use"/>
+        <w:numPr>
+          <w:ilvl w:val="0"/>
+          <w:numId w:val="2"/>
+        </w:numPr>
+      </w:pPr>
+      <w:r>
+        <w:t xml:space="preserve">How much estimated monthly revenue or customer value is being lost due to churn? </w:t>
+      </w:r>
+    </w:p>
+    <w:p>
+      <w:pPr>
+        <w:pStyle w:val="Normal-use"/>
+        <w:numPr>
+          <w:ilvl w:val="0"/>
+          <w:numId w:val="2"/>
+        </w:numPr>
+      </w:pPr>
+      <w:r>
+        <w:t>Which high-level customer category contributes most to churn and revenue loss?</w:t>
+      </w:r>
+    </w:p>
+    <w:p>
+      <w:pPr>
+        <w:pStyle w:val="Normal-use"/>
+      </w:pPr>
+      <w:r>
+        <w:t>2. Churn Profile: Who Is Leaving?</w:t>
+      </w:r>
+    </w:p>
+    <w:p>
+      <w:pPr>
+        <w:pStyle w:val="Normal-use"/>
+        <w:numPr>
+          <w:ilvl w:val="0"/>
+          <w:numId w:val="3"/>
+        </w:numPr>
+      </w:pPr>
+      <w:r>
+        <w:t xml:space="preserve">Which customer segments have the highest churn rate based on contract type, tenure, payment method, or service type? </w:t>
+      </w:r>
+    </w:p>
+    <w:p>
+      <w:pPr>
+        <w:pStyle w:val="Normal-use"/>
+        <w:numPr>
+          <w:ilvl w:val="0"/>
+          <w:numId w:val="3"/>
+        </w:numPr>
+      </w:pPr>
+      <w:r>
+        <w:t xml:space="preserve">Are new customers more likely to churn compared with long-tenure customers? </w:t>
+      </w:r>
+    </w:p>
+    <w:p>
+      <w:pPr>
+        <w:pStyle w:val="Normal-use"/>
+        <w:numPr>
+          <w:ilvl w:val="0"/>
+          <w:numId w:val="3"/>
+        </w:numPr>
+      </w:pPr>
+      <w:r>
+        <w:t>Do high monthly charge customers churn more than low or medium monthly charge customers?</w:t>
+      </w:r>
+    </w:p>
+    <w:p>
+      <w:pPr>
+        <w:pStyle w:val="Normal-use"/>
+      </w:pPr>
+      <w:r>
+        <w:t>3. Churn Drivers: Why Are Customers Leaving?</w:t>
+      </w:r>
+    </w:p>
+    <w:p>
+      <w:pPr>
+        <w:pStyle w:val="Normal-use"/>
+        <w:numPr>
+          <w:ilvl w:val="0"/>
+          <w:numId w:val="4"/>
+        </w:numPr>
+      </w:pPr>
+      <w:r>
+        <w:t xml:space="preserve">What are the strongest factors influencing customer churn according to Key Influencers analysis? </w:t>
+      </w:r>
+    </w:p>
+    <w:p>
+      <w:pPr>
+        <w:pStyle w:val="Normal-use"/>
+        <w:numPr>
+          <w:ilvl w:val="0"/>
+          <w:numId w:val="4"/>
+        </w:numPr>
+      </w:pPr>
+      <w:r>
+        <w:t xml:space="preserve">Which combination of customer attributes creates the highest churn risk? </w:t>
+      </w:r>
+    </w:p>
+    <w:p>
+      <w:pPr>
+        <w:pStyle w:val="Normal-use"/>
+        <w:numPr>
+          <w:ilvl w:val="0"/>
+          <w:numId w:val="4"/>
+        </w:numPr>
+      </w:pPr>
+      <w:r>
+        <w:t>Does pricing, contract flexibility, or payment method appear to be the biggest churn driver?</w:t>
+      </w:r>
+    </w:p>
+    <w:p>
+      <w:pPr>
+        <w:pStyle w:val="Normal-use"/>
+      </w:pPr>
+      <w:r>
+        <w:t>4. Retention Analysis: Who Is Staying?</w:t>
+      </w:r>
+    </w:p>
+    <w:p>
+      <w:pPr>
+        <w:pStyle w:val="Normal-use"/>
+        <w:numPr>
+          <w:ilvl w:val="0"/>
+          <w:numId w:val="5"/>
+        </w:numPr>
+      </w:pPr>
+      <w:r>
+        <w:t xml:space="preserve">Which customer groups have the highest retention rate? </w:t>
+      </w:r>
+    </w:p>
+    <w:p>
+      <w:pPr>
+        <w:pStyle w:val="Normal-use"/>
+        <w:numPr>
+          <w:ilvl w:val="0"/>
+          <w:numId w:val="5"/>
+        </w:numPr>
+      </w:pPr>
+      <w:r>
+        <w:t xml:space="preserve">What characteristics are common among loyal, long-tenure customers? </w:t>
+      </w:r>
+    </w:p>
+    <w:p>
+      <w:pPr>
+        <w:pStyle w:val="Normal-use"/>
+        <w:numPr>
+          <w:ilvl w:val="0"/>
+          <w:numId w:val="5"/>
+        </w:numPr>
+      </w:pPr>
+      <w:r>
+        <w:t>Which contract types, services, or payment methods are associated with stronger retention?</w:t>
+      </w:r>
+    </w:p>
+    <w:p>
+      <w:pPr>
+        <w:pStyle w:val="Normal-use"/>
+      </w:pPr>
+      <w:r>
+        <w:t>5. Customer Value &amp; CLV: What Is the Financial Impact?</w:t>
+      </w:r>
+    </w:p>
+    <w:p>
+      <w:pPr>
+        <w:pStyle w:val="Normal-use"/>
+        <w:numPr>
+          <w:ilvl w:val="0"/>
+          <w:numId w:val="6"/>
+        </w:numPr>
+      </w:pPr>
+      <w:r>
+        <w:t xml:space="preserve">What is the total estimated Customer Lifetime Value and average CLV per customer? </w:t>
+      </w:r>
+    </w:p>
+    <w:p>
+      <w:pPr>
+        <w:pStyle w:val="Normal-use"/>
+        <w:numPr>
+          <w:ilvl w:val="0"/>
+          <w:numId w:val="6"/>
+        </w:numPr>
+      </w:pPr>
+      <w:r>
+        <w:t xml:space="preserve">How much CLV is lost from churned customers? </w:t>
+      </w:r>
+    </w:p>
+    <w:p>
+      <w:pPr>
+        <w:pStyle w:val="Normal-use"/>
+        <w:numPr>
+          <w:ilvl w:val="0"/>
+          <w:numId w:val="6"/>
+        </w:numPr>
+      </w:pPr>
+      <w:r>
+        <w:t>Which high-value customer groups are most at risk of churning?</w:t>
+      </w:r>
+    </w:p>
+    <w:p>
+      <w:pPr>
+        <w:pStyle w:val="Normal-use"/>
+      </w:pPr>
+      <w:r>
+        <w:t>6. Cohort / Tenure Analysis: When Do Customers Leave?</w:t>
+      </w:r>
+    </w:p>
+    <w:p>
+      <w:pPr>
+        <w:pStyle w:val="Normal-use"/>
+        <w:numPr>
+          <w:ilvl w:val="0"/>
+          <w:numId w:val="7"/>
+        </w:numPr>
+      </w:pPr>
+      <w:r>
+        <w:t xml:space="preserve">At which tenure stage is churn the highest? </w:t>
+      </w:r>
+    </w:p>
+    <w:p>
+      <w:pPr>
+        <w:pStyle w:val="Normal-use"/>
+        <w:numPr>
+          <w:ilvl w:val="0"/>
+          <w:numId w:val="7"/>
+        </w:numPr>
+      </w:pPr>
+      <w:r>
+        <w:t xml:space="preserve">How does churn rate change as customer tenure increases? </w:t>
+      </w:r>
+    </w:p>
+    <w:p>
+      <w:pPr>
+        <w:pStyle w:val="Normal-use"/>
+        <w:numPr>
+          <w:ilvl w:val="0"/>
+          <w:numId w:val="7"/>
+        </w:numPr>
+      </w:pPr>
+      <w:r>
+        <w:t>Which tenure group contributes the most to lost revenue or lost CLV?</w:t>
+      </w:r>
+    </w:p>
+    <w:p>
+      <w:pPr>
+        <w:pStyle w:val="Normal-use"/>
+      </w:pPr>
+      <w:r>
+        <w:t>7. Risk Segmentation: Who Needs Attention First?</w:t>
+      </w:r>
+    </w:p>
+    <w:p>
+      <w:pPr>
+        <w:pStyle w:val="Normal-use"/>
+        <w:numPr>
+          <w:ilvl w:val="0"/>
+          <w:numId w:val="8"/>
+        </w:numPr>
+      </w:pPr>
+      <w:r>
+        <w:lastRenderedPageBreak/>
+        <w:t xml:space="preserve">How many customers fall into high-risk, medium-risk, and low-risk churn categories? </w:t>
+      </w:r>
+    </w:p>
+    <w:p>
+      <w:pPr>
+        <w:pStyle w:val="Normal-use"/>
+        <w:numPr>
+          <w:ilvl w:val="0"/>
+          <w:numId w:val="8"/>
+        </w:numPr>
+      </w:pPr>
+      <w:r>
+        <w:t xml:space="preserve">Which customers are both high-value and high-risk? </w:t>
+      </w:r>
+    </w:p>
+    <w:p>
+      <w:pPr>
+        <w:pStyle w:val="Normal-use"/>
+        <w:numPr>
+          <w:ilvl w:val="0"/>
+          <w:numId w:val="8"/>
+        </w:numPr>
+      </w:pPr>
+      <w:r>
+        <w:t>Which risk segment should be prioritized first for retention campaigns?</w:t>
+      </w:r>
+    </w:p>
+    <w:p>
+      <w:pPr>
+        <w:pStyle w:val="Normal-use"/>
+      </w:pPr>
+      <w:r>
+        <w:t>8. Customer Segmentation: What Types of Customers Exist?</w:t>
+      </w:r>
+    </w:p>
+    <w:p>
+      <w:pPr>
+        <w:pStyle w:val="Normal-use"/>
+        <w:numPr>
+          <w:ilvl w:val="0"/>
+          <w:numId w:val="9"/>
+        </w:numPr>
+      </w:pPr>
+      <w:r>
+        <w:t xml:space="preserve">What are the main customer segments based on churn status, tenure, and customer value? </w:t>
+      </w:r>
+    </w:p>
+    <w:p>
+      <w:pPr>
+        <w:pStyle w:val="Normal-use"/>
+        <w:numPr>
+          <w:ilvl w:val="0"/>
+          <w:numId w:val="9"/>
+        </w:numPr>
+      </w:pPr>
+      <w:r>
+        <w:t xml:space="preserve">Which customer segment has the highest churn rate and revenue loss? </w:t>
+      </w:r>
+    </w:p>
+    <w:p>
+      <w:pPr>
+        <w:pStyle w:val="Normal-use"/>
+        <w:numPr>
+          <w:ilvl w:val="0"/>
+          <w:numId w:val="9"/>
+        </w:numPr>
+      </w:pPr>
+      <w:r>
+        <w:t>Which segment should the business protect, grow, or re-engage?</w:t>
+      </w:r>
+    </w:p>
+    <w:p>
+      <w:pPr>
+        <w:pStyle w:val="Normal-use"/>
+      </w:pPr>
+      <w:r>
+        <w:t>9. Actionable Recommendations: What Should the Business Do?</w:t>
+      </w:r>
+    </w:p>
+    <w:p>
+      <w:pPr>
+        <w:pStyle w:val="Normal-use"/>
+        <w:numPr>
+          <w:ilvl w:val="0"/>
+          <w:numId w:val="10"/>
+        </w:numPr>
+      </w:pPr>
+      <w:r>
+        <w:t xml:space="preserve">Which customer group should the business target first to reduce churn? </w:t>
+      </w:r>
+    </w:p>
+    <w:p>
+      <w:pPr>
+        <w:pStyle w:val="Normal-use"/>
+        <w:numPr>
+          <w:ilvl w:val="0"/>
+          <w:numId w:val="10"/>
+        </w:numPr>
+      </w:pPr>
+      <w:r>
+        <w:t xml:space="preserve">What retention actions can reduce churn among high-risk customers? </w:t>
+      </w:r>
+    </w:p>
+    <w:p>
+      <w:pPr>
+        <w:pStyle w:val="Normal-use"/>
+        <w:numPr>
+          <w:ilvl w:val="0"/>
+          <w:numId w:val="10"/>
+        </w:numPr>
+      </w:pPr>
+      <w:r>
+        <w:t>Which business strategy would protect the most customer value: contract incentives, pricing changes, payment method changes, or service improvements?</w:t>
+      </w:r>
+    </w:p>
+    <w:p>
+      <w:pPr>
+        <w:pStyle w:val="Normal-use"/>
+      </w:pPr>
+    </w:p>
+    <w:p>
+      <w:pPr>
+        <w:pStyle w:val="Heading-2use"/>
+      </w:pPr>
+      <w:r>
+        <w:t>Progress</w:t>
+      </w:r>
+    </w:p>
+    <w:p>
+      <w:pPr>
+        <w:pStyle w:val="Normal-use"/>
+      </w:pPr>
+    </w:p>
+    <w:p>
+      <w:pPr>
+        <w:pStyle w:val="Normal-use"/>
+      </w:pPr>
+      <w:r>
+        <w:t>Day-1</w:t>
+      </w:r>
+    </w:p>
+    <w:p>
+      <w:pPr>
+        <w:pStyle w:val="Normal-use"/>
+        <w:numPr>
+          <w:ilvl w:val="0"/>
+          <w:numId w:val="11"/>
+        </w:numPr>
+      </w:pPr>
+      <w:r>
+        <w:t>Made python to do wrangling of the data.</w:t>
+      </w:r>
+    </w:p>
+    <w:p>
+      <w:pPr>
+        <w:pStyle w:val="Normal-use"/>
+      </w:pPr>
+      <w:r>
+        <w:t>Day-2</w:t>
+      </w:r>
+    </w:p>
+    <w:p>
+      <w:pPr>
+        <w:pStyle w:val="Normal-use"/>
+        <w:numPr>
+          <w:ilvl w:val="0"/>
+          <w:numId w:val="11"/>
+        </w:numPr>
+      </w:pPr>
+      <w:r>
+        <w:t xml:space="preserve">Dataset contains 8 columns and </w:t>
+      </w:r>
+      <w:r>
+        <w:t>541909</w:t>
+      </w:r>
+      <w:r>
+        <w:t xml:space="preserve"> rows</w:t>
+      </w:r>
+    </w:p>
+    <w:p>
+      <w:pPr>
+        <w:pStyle w:val="Normal-use"/>
+        <w:numPr>
+          <w:ilvl w:val="0"/>
+          <w:numId w:val="11"/>
+        </w:numPr>
+      </w:pPr>
+      <w:r>
+        <w:t xml:space="preserve">Found negative values in columns Quantity and UnitPrice. </w:t>
+      </w:r>
+      <w:r>
+        <w:t>Need to investigate it.</w:t>
+      </w:r>
+    </w:p>
+    <w:p>
+      <w:pPr>
+        <w:pStyle w:val="Normal-use"/>
+        <w:numPr>
+          <w:ilvl w:val="0"/>
+          <w:numId w:val="11"/>
+        </w:numPr>
+      </w:pPr>
+      <w:r>
+        <w:t>Description of negative Unit Price – “</w:t>
+      </w:r>
+      <w:r>
+        <w:t>Adjust bad debt</w:t>
+      </w:r>
+      <w:r>
+        <w:t>”. We can delete this data as our project is related to mostly Customers. CustomerID is also missing.</w:t>
+      </w:r>
+    </w:p>
+    <w:p>
+      <w:pPr>
+        <w:pStyle w:val="Normal-use"/>
+        <w:numPr>
+          <w:ilvl w:val="0"/>
+          <w:numId w:val="11"/>
+        </w:numPr>
+      </w:pPr>
+      <w:r>
+        <w:t xml:space="preserve">Dataset do have negative values: </w:t>
+      </w:r>
+      <w:r>
+        <w:t>Description</w:t>
+      </w:r>
+      <w:r>
+        <w:t xml:space="preserve"> has </w:t>
+      </w:r>
+      <w:r>
+        <w:t>1454</w:t>
+      </w:r>
+      <w:r>
+        <w:t xml:space="preserve"> and </w:t>
+      </w:r>
+      <w:r>
+        <w:t xml:space="preserve">CustomerID </w:t>
+      </w:r>
+      <w:r>
+        <w:t xml:space="preserve">has </w:t>
+      </w:r>
+      <w:r>
+        <w:t>135080</w:t>
+      </w:r>
+      <w:r>
+        <w:t>.</w:t>
+      </w:r>
+    </w:p>
+    <w:p>
+      <w:pPr>
+        <w:pStyle w:val="Normal-use"/>
+      </w:pPr>
+      <w:r>
+        <w:t>Day-3</w:t>
+      </w:r>
+    </w:p>
+    <w:p>
+      <w:pPr>
+        <w:pStyle w:val="Normal-use"/>
+        <w:numPr>
+          <w:ilvl w:val="0"/>
+          <w:numId w:val="12"/>
+        </w:numPr>
+      </w:pPr>
+      <w:r>
+        <w:t>Understood that I cannot delete all rows with CustomerID missing. Will investigate it and try to get the CustomerID values if possible.</w:t>
+      </w:r>
+    </w:p>
+    <w:p>
+      <w:pPr>
+        <w:pStyle w:val="Normal-use"/>
+        <w:numPr>
+          <w:ilvl w:val="0"/>
+          <w:numId w:val="12"/>
+        </w:numPr>
+      </w:pPr>
+      <w:r>
+        <w:t xml:space="preserve">I </w:t>
+      </w:r>
+      <w:r>
+        <w:t>have</w:t>
+      </w:r>
+      <w:r>
+        <w:t xml:space="preserve"> to delete those customer id in which description is also null</w:t>
+      </w:r>
+      <w:r>
+        <w:t>, because unit price is also 0 in them and they seem to be extra in the data.</w:t>
+      </w:r>
+    </w:p>
+    <w:p>
+      <w:pPr>
+        <w:pStyle w:val="Normal-use"/>
+        <w:numPr>
+          <w:ilvl w:val="0"/>
+          <w:numId w:val="12"/>
+        </w:numPr>
+      </w:pPr>
+      <w:r>
+        <w:t>I want to know the number and rows of those null CustomerID in which other columns data match with those rows in which CutomerID is present. That would indicate that those rows are duplicate.</w:t>
+      </w:r>
+      <w:r>
+        <w:t xml:space="preserve"> None of the row is like that.</w:t>
+      </w:r>
+    </w:p>
+    <w:p>
+      <w:pPr>
+        <w:pStyle w:val="Normal-use"/>
+        <w:numPr>
+          <w:ilvl w:val="0"/>
+          <w:numId w:val="12"/>
+        </w:numPr>
+      </w:pPr>
+      <w:r>
+        <w:lastRenderedPageBreak/>
+        <w:t>I want to know those customerID which are null and in them Quantity is 0 or unitprice is 0 or less than 0</w:t>
+      </w:r>
+      <w:r>
+        <w:t>. I found the main issue here. As 1406 rows are like that.</w:t>
+      </w:r>
+    </w:p>
+    <w:p>
+      <w:pPr>
+        <w:pStyle w:val="Normal-use"/>
+        <w:numPr>
+          <w:ilvl w:val="0"/>
+          <w:numId w:val="12"/>
+        </w:numPr>
         <w:rPr>
           <w:b/>
           <w:bCs/>
@@ -23,48 +629,16 @@
           <w:b/>
           <w:bCs/>
         </w:rPr>
-        <w:t>1. Executive Overview: Overall Customer Health</w:t>
-      </w:r>
-    </w:p>
-    <w:p>
-      <w:pPr>
-        <w:pStyle w:val="Normal-use"/>
-        <w:numPr>
-          <w:ilvl w:val="0"/>
-          <w:numId w:val="2"/>
-        </w:numPr>
-      </w:pPr>
-      <w:r>
-        <w:t xml:space="preserve">What is the overall churn rate, retention rate, and total number of active vs churned customers? </w:t>
-      </w:r>
-    </w:p>
-    <w:p>
-      <w:pPr>
-        <w:pStyle w:val="Normal-use"/>
-        <w:numPr>
-          <w:ilvl w:val="0"/>
-          <w:numId w:val="2"/>
-        </w:numPr>
-      </w:pPr>
-      <w:r>
-        <w:t xml:space="preserve">How much estimated monthly revenue or customer value is being lost due to churn? </w:t>
-      </w:r>
-    </w:p>
-    <w:p>
-      <w:pPr>
-        <w:pStyle w:val="Normal-use"/>
-        <w:numPr>
-          <w:ilvl w:val="0"/>
-          <w:numId w:val="2"/>
-        </w:numPr>
-      </w:pPr>
-      <w:r>
-        <w:t>Which high-level customer category contributes most to churn and revenue loss?</w:t>
-      </w:r>
-    </w:p>
-    <w:p>
-      <w:pPr>
-        <w:pStyle w:val="Normal-use"/>
+        <w:t>I am going to keep those columns as they can be following cases and I can make separate column of them later. Cases</w:t>
+      </w:r>
+    </w:p>
+    <w:p>
+      <w:pPr>
+        <w:pStyle w:val="Normal-use"/>
+        <w:numPr>
+          <w:ilvl w:val="1"/>
+          <w:numId w:val="12"/>
+        </w:numPr>
         <w:rPr>
           <w:b/>
           <w:bCs/>
@@ -75,48 +649,16 @@
           <w:b/>
           <w:bCs/>
         </w:rPr>
-        <w:t>2. Churn Profile: Who Is Leaving?</w:t>
-      </w:r>
-    </w:p>
-    <w:p>
-      <w:pPr>
-        <w:pStyle w:val="Normal-use"/>
-        <w:numPr>
-          <w:ilvl w:val="0"/>
-          <w:numId w:val="3"/>
-        </w:numPr>
-      </w:pPr>
-      <w:r>
-        <w:t xml:space="preserve">Which customer segments have the highest churn rate based on contract type, tenure, payment method, or service type? </w:t>
-      </w:r>
-    </w:p>
-    <w:p>
-      <w:pPr>
-        <w:pStyle w:val="Normal-use"/>
-        <w:numPr>
-          <w:ilvl w:val="0"/>
-          <w:numId w:val="3"/>
-        </w:numPr>
-      </w:pPr>
-      <w:r>
-        <w:t xml:space="preserve">Are new customers more likely to churn compared with long-tenure customers? </w:t>
-      </w:r>
-    </w:p>
-    <w:p>
-      <w:pPr>
-        <w:pStyle w:val="Normal-use"/>
-        <w:numPr>
-          <w:ilvl w:val="0"/>
-          <w:numId w:val="3"/>
-        </w:numPr>
-      </w:pPr>
-      <w:r>
-        <w:t>Do high monthly charge customers churn more than low or medium monthly charge customers?</w:t>
-      </w:r>
-    </w:p>
-    <w:p>
-      <w:pPr>
-        <w:pStyle w:val="Normal-use"/>
+        <w:t>cancellations,</w:t>
+      </w:r>
+    </w:p>
+    <w:p>
+      <w:pPr>
+        <w:pStyle w:val="Normal-use"/>
+        <w:numPr>
+          <w:ilvl w:val="1"/>
+          <w:numId w:val="12"/>
+        </w:numPr>
         <w:rPr>
           <w:b/>
           <w:bCs/>
@@ -127,48 +669,16 @@
           <w:b/>
           <w:bCs/>
         </w:rPr>
-        <w:t>3. Churn Drivers: Why Are Customers Leaving?</w:t>
-      </w:r>
-    </w:p>
-    <w:p>
-      <w:pPr>
-        <w:pStyle w:val="Normal-use"/>
-        <w:numPr>
-          <w:ilvl w:val="0"/>
-          <w:numId w:val="4"/>
-        </w:numPr>
-      </w:pPr>
-      <w:r>
-        <w:t xml:space="preserve">What are the strongest factors influencing customer churn according to Key Influencers analysis? </w:t>
-      </w:r>
-    </w:p>
-    <w:p>
-      <w:pPr>
-        <w:pStyle w:val="Normal-use"/>
-        <w:numPr>
-          <w:ilvl w:val="0"/>
-          <w:numId w:val="4"/>
-        </w:numPr>
-      </w:pPr>
-      <w:r>
-        <w:t xml:space="preserve">Which combination of customer attributes creates the highest churn risk? </w:t>
-      </w:r>
-    </w:p>
-    <w:p>
-      <w:pPr>
-        <w:pStyle w:val="Normal-use"/>
-        <w:numPr>
-          <w:ilvl w:val="0"/>
-          <w:numId w:val="4"/>
-        </w:numPr>
-      </w:pPr>
-      <w:r>
-        <w:t>Does pricing, contract flexibility, or payment method appear to be the biggest churn driver?</w:t>
-      </w:r>
-    </w:p>
-    <w:p>
-      <w:pPr>
-        <w:pStyle w:val="Normal-use"/>
+        <w:t>stock corrections,</w:t>
+      </w:r>
+    </w:p>
+    <w:p>
+      <w:pPr>
+        <w:pStyle w:val="Normal-use"/>
+        <w:numPr>
+          <w:ilvl w:val="1"/>
+          <w:numId w:val="12"/>
+        </w:numPr>
         <w:rPr>
           <w:b/>
           <w:bCs/>
@@ -179,48 +689,16 @@
           <w:b/>
           <w:bCs/>
         </w:rPr>
-        <w:t>4. Retention Analysis: Who Is Staying?</w:t>
-      </w:r>
-    </w:p>
-    <w:p>
-      <w:pPr>
-        <w:pStyle w:val="Normal-use"/>
-        <w:numPr>
-          <w:ilvl w:val="0"/>
-          <w:numId w:val="5"/>
-        </w:numPr>
-      </w:pPr>
-      <w:r>
-        <w:t xml:space="preserve">Which customer groups have the highest retention rate? </w:t>
-      </w:r>
-    </w:p>
-    <w:p>
-      <w:pPr>
-        <w:pStyle w:val="Normal-use"/>
-        <w:numPr>
-          <w:ilvl w:val="0"/>
-          <w:numId w:val="5"/>
-        </w:numPr>
-      </w:pPr>
-      <w:r>
-        <w:t xml:space="preserve">What characteristics are common among loyal, long-tenure customers? </w:t>
-      </w:r>
-    </w:p>
-    <w:p>
-      <w:pPr>
-        <w:pStyle w:val="Normal-use"/>
-        <w:numPr>
-          <w:ilvl w:val="0"/>
-          <w:numId w:val="5"/>
-        </w:numPr>
-      </w:pPr>
-      <w:r>
-        <w:t>Which contract types, services, or payment methods are associated with stronger retention?</w:t>
-      </w:r>
-    </w:p>
-    <w:p>
-      <w:pPr>
-        <w:pStyle w:val="Normal-use"/>
+        <w:t>accounting adjustments,</w:t>
+      </w:r>
+    </w:p>
+    <w:p>
+      <w:pPr>
+        <w:pStyle w:val="Normal-use"/>
+        <w:numPr>
+          <w:ilvl w:val="1"/>
+          <w:numId w:val="12"/>
+        </w:numPr>
         <w:rPr>
           <w:b/>
           <w:bCs/>
@@ -231,48 +709,16 @@
           <w:b/>
           <w:bCs/>
         </w:rPr>
-        <w:t>5. Customer Value &amp; CLV: What Is the Financial Impact?</w:t>
-      </w:r>
-    </w:p>
-    <w:p>
-      <w:pPr>
-        <w:pStyle w:val="Normal-use"/>
-        <w:numPr>
-          <w:ilvl w:val="0"/>
-          <w:numId w:val="6"/>
-        </w:numPr>
-      </w:pPr>
-      <w:r>
-        <w:t xml:space="preserve">What is the total estimated Customer Lifetime Value and average CLV per customer? </w:t>
-      </w:r>
-    </w:p>
-    <w:p>
-      <w:pPr>
-        <w:pStyle w:val="Normal-use"/>
-        <w:numPr>
-          <w:ilvl w:val="0"/>
-          <w:numId w:val="6"/>
-        </w:numPr>
-      </w:pPr>
-      <w:r>
-        <w:t xml:space="preserve">How much CLV is lost from churned customers? </w:t>
-      </w:r>
-    </w:p>
-    <w:p>
-      <w:pPr>
-        <w:pStyle w:val="Normal-use"/>
-        <w:numPr>
-          <w:ilvl w:val="0"/>
-          <w:numId w:val="6"/>
-        </w:numPr>
-      </w:pPr>
-      <w:r>
-        <w:t>Which high-value customer groups are most at risk of churning?</w:t>
-      </w:r>
-    </w:p>
-    <w:p>
-      <w:pPr>
-        <w:pStyle w:val="Normal-use"/>
+        <w:t>failed transactions,</w:t>
+      </w:r>
+    </w:p>
+    <w:p>
+      <w:pPr>
+        <w:pStyle w:val="Normal-use"/>
+        <w:numPr>
+          <w:ilvl w:val="1"/>
+          <w:numId w:val="12"/>
+        </w:numPr>
         <w:rPr>
           <w:b/>
           <w:bCs/>
@@ -283,48 +729,16 @@
           <w:b/>
           <w:bCs/>
         </w:rPr>
-        <w:t>6. Cohort / Tenure Analysis: When Do Customers Leave?</w:t>
-      </w:r>
-    </w:p>
-    <w:p>
-      <w:pPr>
-        <w:pStyle w:val="Normal-use"/>
-        <w:numPr>
-          <w:ilvl w:val="0"/>
-          <w:numId w:val="7"/>
-        </w:numPr>
-      </w:pPr>
-      <w:r>
-        <w:t xml:space="preserve">At which tenure stage is churn the highest? </w:t>
-      </w:r>
-    </w:p>
-    <w:p>
-      <w:pPr>
-        <w:pStyle w:val="Normal-use"/>
-        <w:numPr>
-          <w:ilvl w:val="0"/>
-          <w:numId w:val="7"/>
-        </w:numPr>
-      </w:pPr>
-      <w:r>
-        <w:t xml:space="preserve">How does churn rate change as customer tenure increases? </w:t>
-      </w:r>
-    </w:p>
-    <w:p>
-      <w:pPr>
-        <w:pStyle w:val="Normal-use"/>
-        <w:numPr>
-          <w:ilvl w:val="0"/>
-          <w:numId w:val="7"/>
-        </w:numPr>
-      </w:pPr>
-      <w:r>
-        <w:t>Which tenure group contributes the most to lost revenue or lost CLV?</w:t>
-      </w:r>
-    </w:p>
-    <w:p>
-      <w:pPr>
-        <w:pStyle w:val="Normal-use"/>
+        <w:t>internal system records,</w:t>
+      </w:r>
+    </w:p>
+    <w:p>
+      <w:pPr>
+        <w:pStyle w:val="Normal-use"/>
+        <w:numPr>
+          <w:ilvl w:val="1"/>
+          <w:numId w:val="12"/>
+        </w:numPr>
         <w:rPr>
           <w:b/>
           <w:bCs/>
@@ -335,49 +749,51 @@
           <w:b/>
           <w:bCs/>
         </w:rPr>
-        <w:t>7. Risk Segmentation: Who Needs Attention First?</w:t>
-      </w:r>
-    </w:p>
-    <w:p>
-      <w:pPr>
-        <w:pStyle w:val="Normal-use"/>
-        <w:numPr>
-          <w:ilvl w:val="0"/>
-          <w:numId w:val="8"/>
-        </w:numPr>
-      </w:pPr>
-      <w:r>
-        <w:lastRenderedPageBreak/>
-        <w:t xml:space="preserve">How many customers fall into high-risk, medium-risk, and low-risk churn categories? </w:t>
-      </w:r>
-    </w:p>
-    <w:p>
-      <w:pPr>
-        <w:pStyle w:val="Normal-use"/>
-        <w:numPr>
-          <w:ilvl w:val="0"/>
-          <w:numId w:val="8"/>
-        </w:numPr>
-      </w:pPr>
-      <w:r>
-        <w:t xml:space="preserve">Which customers are both high-value and high-risk? </w:t>
-      </w:r>
-    </w:p>
-    <w:p>
-      <w:pPr>
-        <w:pStyle w:val="Normal-use"/>
-        <w:numPr>
-          <w:ilvl w:val="0"/>
-          <w:numId w:val="8"/>
-        </w:numPr>
-      </w:pPr>
-      <w:r>
-        <w:t>Which risk segment should be prioritized first for retention campaigns?</w:t>
-      </w:r>
-    </w:p>
-    <w:p>
-      <w:pPr>
-        <w:pStyle w:val="Normal-use"/>
+        <w:t>or incomplete entries.</w:t>
+      </w:r>
+    </w:p>
+    <w:p>
+      <w:pPr>
+        <w:pStyle w:val="Normal-use"/>
+      </w:pPr>
+      <w:r>
+        <w:t>Day-4</w:t>
+      </w:r>
+    </w:p>
+    <w:p>
+      <w:pPr>
+        <w:pStyle w:val="Normal-use"/>
+        <w:numPr>
+          <w:ilvl w:val="0"/>
+          <w:numId w:val="14"/>
+        </w:numPr>
+      </w:pPr>
+      <w:r>
+        <w:t>Now I am going to investigate for dirty data.</w:t>
+      </w:r>
+    </w:p>
+    <w:p>
+      <w:pPr>
+        <w:pStyle w:val="Normal-use"/>
+        <w:numPr>
+          <w:ilvl w:val="0"/>
+          <w:numId w:val="14"/>
+        </w:numPr>
+      </w:pPr>
+      <w:r>
+        <w:t>InvoiceNo</w:t>
+      </w:r>
+      <w:r>
+        <w:t xml:space="preserve"> has entries which are starting with and they are for adjusting the bad debts. Their stock code is also B.</w:t>
+      </w:r>
+    </w:p>
+    <w:p>
+      <w:pPr>
+        <w:pStyle w:val="Normal-use"/>
+        <w:numPr>
+          <w:ilvl w:val="0"/>
+          <w:numId w:val="14"/>
+        </w:numPr>
         <w:rPr>
           <w:b/>
           <w:bCs/>
@@ -388,384 +804,40 @@
           <w:b/>
           <w:bCs/>
         </w:rPr>
-        <w:t>8. Customer Segmentation: What Types of Customers Exist?</w:t>
-      </w:r>
-    </w:p>
-    <w:p>
-      <w:pPr>
-        <w:pStyle w:val="Normal-use"/>
-        <w:numPr>
-          <w:ilvl w:val="0"/>
-          <w:numId w:val="9"/>
-        </w:numPr>
-      </w:pPr>
-      <w:r>
-        <w:t xml:space="preserve">What are the main customer segments based on churn status, tenure, and customer value? </w:t>
-      </w:r>
-    </w:p>
-    <w:p>
-      <w:pPr>
-        <w:pStyle w:val="Normal-use"/>
-        <w:numPr>
-          <w:ilvl w:val="0"/>
-          <w:numId w:val="9"/>
-        </w:numPr>
-      </w:pPr>
-      <w:r>
-        <w:t xml:space="preserve">Which customer segment has the highest churn rate and revenue loss? </w:t>
-      </w:r>
-    </w:p>
-    <w:p>
-      <w:pPr>
-        <w:pStyle w:val="Normal-use"/>
-        <w:numPr>
-          <w:ilvl w:val="0"/>
-          <w:numId w:val="9"/>
-        </w:numPr>
-      </w:pPr>
-      <w:r>
-        <w:t>Which segment should the business protect, grow, or re-engage?</w:t>
-      </w:r>
-    </w:p>
-    <w:p>
-      <w:pPr>
-        <w:pStyle w:val="Normal-use"/>
-        <w:rPr>
-          <w:b/>
-          <w:bCs/>
-        </w:rPr>
-      </w:pPr>
-      <w:r>
-        <w:rPr>
-          <w:b/>
-          <w:bCs/>
-        </w:rPr>
-        <w:t>9. Actionable Recommendations: What Should the Business Do?</w:t>
-      </w:r>
-    </w:p>
-    <w:p>
-      <w:pPr>
-        <w:pStyle w:val="Normal-use"/>
-        <w:numPr>
-          <w:ilvl w:val="0"/>
-          <w:numId w:val="10"/>
-        </w:numPr>
-      </w:pPr>
-      <w:r>
-        <w:t xml:space="preserve">Which customer group should the business target first to reduce churn? </w:t>
-      </w:r>
-    </w:p>
-    <w:p>
-      <w:pPr>
-        <w:pStyle w:val="Normal-use"/>
-        <w:numPr>
-          <w:ilvl w:val="0"/>
-          <w:numId w:val="10"/>
-        </w:numPr>
-      </w:pPr>
-      <w:r>
-        <w:t xml:space="preserve">What retention actions can reduce churn among high-risk customers? </w:t>
-      </w:r>
-    </w:p>
-    <w:p>
-      <w:pPr>
-        <w:pStyle w:val="Normal-use"/>
-        <w:numPr>
-          <w:ilvl w:val="0"/>
-          <w:numId w:val="10"/>
-        </w:numPr>
-      </w:pPr>
-      <w:r>
-        <w:t>Which business strategy would protect the most customer value: contract incentives, pricing changes, payment method changes, or service improvements?</w:t>
-      </w:r>
-    </w:p>
-    <w:p>
-      <w:pPr>
-        <w:pStyle w:val="Normal-use"/>
-      </w:pPr>
-    </w:p>
-    <w:p>
-      <w:pPr>
-        <w:pStyle w:val="Heading-2use"/>
-      </w:pPr>
-      <w:r>
-        <w:t>Progress</w:t>
-      </w:r>
-    </w:p>
-    <w:p>
-      <w:pPr>
-        <w:pStyle w:val="Normal-use"/>
-      </w:pPr>
-    </w:p>
-    <w:p>
-      <w:pPr>
-        <w:pStyle w:val="Normal-use"/>
-      </w:pPr>
-      <w:r>
-        <w:t>Day-1</w:t>
-      </w:r>
-    </w:p>
-    <w:p>
-      <w:pPr>
-        <w:pStyle w:val="Normal-use"/>
-        <w:numPr>
-          <w:ilvl w:val="0"/>
-          <w:numId w:val="11"/>
-        </w:numPr>
-      </w:pPr>
-      <w:r>
-        <w:t>Made python to do wrangling of the data.</w:t>
-      </w:r>
-    </w:p>
-    <w:p>
-      <w:pPr>
-        <w:pStyle w:val="Normal-use"/>
-      </w:pPr>
-      <w:r>
-        <w:t>Day-2</w:t>
-      </w:r>
-    </w:p>
-    <w:p>
-      <w:pPr>
-        <w:pStyle w:val="Normal-use"/>
-        <w:numPr>
-          <w:ilvl w:val="0"/>
-          <w:numId w:val="11"/>
-        </w:numPr>
-      </w:pPr>
-      <w:r>
-        <w:t xml:space="preserve">Dataset contains 8 columns and </w:t>
-      </w:r>
-      <w:r>
-        <w:t>541909</w:t>
-      </w:r>
-      <w:r>
-        <w:t xml:space="preserve"> rows</w:t>
-      </w:r>
-    </w:p>
-    <w:p>
-      <w:pPr>
-        <w:pStyle w:val="Normal-use"/>
-        <w:numPr>
-          <w:ilvl w:val="0"/>
-          <w:numId w:val="11"/>
-        </w:numPr>
-      </w:pPr>
-      <w:r>
-        <w:t xml:space="preserve">Found negative values in columns Quantity and UnitPrice. </w:t>
-      </w:r>
-      <w:r>
-        <w:t>Need to investigate it.</w:t>
-      </w:r>
-    </w:p>
-    <w:p>
-      <w:pPr>
-        <w:pStyle w:val="Normal-use"/>
-        <w:numPr>
-          <w:ilvl w:val="0"/>
-          <w:numId w:val="11"/>
-        </w:numPr>
-      </w:pPr>
-      <w:r>
-        <w:t>Description of negative Unit Price – “</w:t>
-      </w:r>
-      <w:r>
-        <w:t>Adjust bad debt</w:t>
-      </w:r>
-      <w:r>
-        <w:t>”. We can delete this data as our project is related to mostly Customers. CustomerID is also missing.</w:t>
-      </w:r>
-    </w:p>
-    <w:p>
-      <w:pPr>
-        <w:pStyle w:val="Normal-use"/>
-        <w:numPr>
-          <w:ilvl w:val="0"/>
-          <w:numId w:val="11"/>
-        </w:numPr>
-      </w:pPr>
-      <w:r>
-        <w:t xml:space="preserve">Dataset do have negative values: </w:t>
-      </w:r>
-      <w:r>
-        <w:t>Description</w:t>
-      </w:r>
-      <w:r>
-        <w:t xml:space="preserve"> has </w:t>
-      </w:r>
-      <w:r>
-        <w:t>1454</w:t>
-      </w:r>
-      <w:r>
-        <w:t xml:space="preserve"> and </w:t>
-      </w:r>
-      <w:r>
-        <w:t xml:space="preserve">CustomerID </w:t>
-      </w:r>
-      <w:r>
-        <w:t xml:space="preserve">has </w:t>
-      </w:r>
-      <w:r>
-        <w:t>135080</w:t>
-      </w:r>
-      <w:r>
-        <w:t>.</w:t>
-      </w:r>
-    </w:p>
-    <w:p>
-      <w:pPr>
-        <w:pStyle w:val="Normal-use"/>
-      </w:pPr>
-      <w:r>
-        <w:t>Day-3</w:t>
-      </w:r>
-    </w:p>
-    <w:p>
-      <w:pPr>
-        <w:pStyle w:val="Normal-use"/>
-        <w:numPr>
-          <w:ilvl w:val="0"/>
-          <w:numId w:val="12"/>
-        </w:numPr>
-      </w:pPr>
-      <w:r>
-        <w:t>Understood that I cannot delete all rows with CustomerID missing. Will investigate it and try to get the CustomerID values if possible.</w:t>
-      </w:r>
-    </w:p>
-    <w:p>
-      <w:pPr>
-        <w:pStyle w:val="Normal-use"/>
-        <w:numPr>
-          <w:ilvl w:val="0"/>
-          <w:numId w:val="12"/>
-        </w:numPr>
-      </w:pPr>
-      <w:r>
-        <w:t xml:space="preserve">I </w:t>
-      </w:r>
-      <w:r>
-        <w:t>have</w:t>
-      </w:r>
-      <w:r>
-        <w:t xml:space="preserve"> to delete those customer id in which description is also null</w:t>
-      </w:r>
-      <w:r>
-        <w:t>, because unit price is also 0 in them and they seem to be extra in the data.</w:t>
-      </w:r>
-    </w:p>
-    <w:p>
-      <w:pPr>
-        <w:pStyle w:val="Normal-use"/>
-        <w:numPr>
-          <w:ilvl w:val="0"/>
-          <w:numId w:val="12"/>
-        </w:numPr>
-      </w:pPr>
-      <w:r>
-        <w:t>I want to know the number and rows of those null CustomerID in which other columns data match with those rows in which CutomerID is present. That would indicate that those rows are duplicate.</w:t>
-      </w:r>
-      <w:r>
-        <w:t xml:space="preserve"> None of the row is like that.</w:t>
-      </w:r>
-    </w:p>
-    <w:p>
-      <w:pPr>
-        <w:pStyle w:val="Normal-use"/>
-        <w:numPr>
-          <w:ilvl w:val="0"/>
-          <w:numId w:val="12"/>
-        </w:numPr>
-      </w:pPr>
-      <w:r>
-        <w:lastRenderedPageBreak/>
-        <w:t>I want to know those customerID which are null and in them Quantity is 0 or unitprice is 0 or less than 0</w:t>
-      </w:r>
-      <w:r>
-        <w:t>. I found the main issue here. As 1406 rows are like that.</w:t>
-      </w:r>
-    </w:p>
-    <w:p>
-      <w:pPr>
-        <w:pStyle w:val="Normal-use"/>
-        <w:numPr>
-          <w:ilvl w:val="0"/>
-          <w:numId w:val="12"/>
-        </w:numPr>
-      </w:pPr>
-      <w:r>
-        <w:t>I am going to keep those columns as they can be following cases and I can make separate column of them later. Cases</w:t>
-      </w:r>
-    </w:p>
-    <w:p>
-      <w:pPr>
-        <w:pStyle w:val="Normal-use"/>
-        <w:numPr>
-          <w:ilvl w:val="1"/>
-          <w:numId w:val="12"/>
-        </w:numPr>
-      </w:pPr>
-      <w:r>
-        <w:t>cancellations,</w:t>
-      </w:r>
-    </w:p>
-    <w:p>
-      <w:pPr>
-        <w:pStyle w:val="Normal-use"/>
-        <w:numPr>
-          <w:ilvl w:val="1"/>
-          <w:numId w:val="12"/>
-        </w:numPr>
-      </w:pPr>
-      <w:r>
-        <w:t>stock corrections,</w:t>
-      </w:r>
-    </w:p>
-    <w:p>
-      <w:pPr>
-        <w:pStyle w:val="Normal-use"/>
-        <w:numPr>
-          <w:ilvl w:val="1"/>
-          <w:numId w:val="12"/>
-        </w:numPr>
-      </w:pPr>
-      <w:r>
-        <w:t>accounting adjustments,</w:t>
-      </w:r>
-    </w:p>
-    <w:p>
-      <w:pPr>
-        <w:pStyle w:val="Normal-use"/>
-        <w:numPr>
-          <w:ilvl w:val="1"/>
-          <w:numId w:val="12"/>
-        </w:numPr>
-      </w:pPr>
-      <w:r>
-        <w:t>failed transactions,</w:t>
-      </w:r>
-    </w:p>
-    <w:p>
-      <w:pPr>
-        <w:pStyle w:val="Normal-use"/>
-        <w:numPr>
-          <w:ilvl w:val="1"/>
-          <w:numId w:val="12"/>
-        </w:numPr>
-      </w:pPr>
-      <w:r>
-        <w:t>internal system records,</w:t>
-      </w:r>
-    </w:p>
-    <w:p>
-      <w:pPr>
-        <w:pStyle w:val="Normal-use"/>
-        <w:numPr>
-          <w:ilvl w:val="1"/>
-          <w:numId w:val="12"/>
-        </w:numPr>
-      </w:pPr>
-      <w:r>
-        <w:t>or incomplete entries.</w:t>
+        <w:t>Not going to delete the bad debts, will eliminate them during analysis using DAX.</w:t>
+      </w:r>
+    </w:p>
+    <w:p>
+      <w:pPr>
+        <w:pStyle w:val="Normal-use"/>
+        <w:numPr>
+          <w:ilvl w:val="0"/>
+          <w:numId w:val="14"/>
+        </w:numPr>
+      </w:pPr>
+      <w:r>
+        <w:t xml:space="preserve">StockCode has </w:t>
+      </w:r>
+      <w:r>
+        <w:t>54463</w:t>
+      </w:r>
+      <w:r>
+        <w:t xml:space="preserve"> whose length is not 5 digit. They need to be investigated.</w:t>
+      </w:r>
+    </w:p>
+    <w:p>
+      <w:pPr>
+        <w:pStyle w:val="Normal-use"/>
+        <w:numPr>
+          <w:ilvl w:val="0"/>
+          <w:numId w:val="14"/>
+        </w:numPr>
+      </w:pPr>
+      <w:r>
+        <w:t>StockCode</w:t>
+      </w:r>
+      <w:r>
+        <w:t xml:space="preserve"> has entries of more length and they seem legit also.</w:t>
       </w:r>
     </w:p>
     <w:sectPr>
@@ -894,6 +966,232 @@
     </w:lvl>
   </w:abstractNum>
   <w:abstractNum w:abstractNumId="1" w15:restartNumberingAfterBreak="0">
+    <w:nsid w:val="17820D17"/>
+    <w:multiLevelType w:val="hybridMultilevel"/>
+    <w:tmpl w:val="E00E1146"/>
+    <w:lvl w:ilvl="0" w:tplc="9A60C4CC">
+      <w:start w:val="1"/>
+      <w:numFmt w:val="bullet"/>
+      <w:lvlText w:val=""/>
+      <w:lvlJc w:val="left"/>
+      <w:pPr>
+        <w:ind w:left="720" w:hanging="360"/>
+      </w:pPr>
+      <w:rPr>
+        <w:rFonts w:ascii="Symbol" w:hAnsi="Symbol" w:hint="default"/>
+      </w:rPr>
+    </w:lvl>
+    <w:lvl w:ilvl="1" w:tplc="40090003" w:tentative="1">
+      <w:start w:val="1"/>
+      <w:numFmt w:val="bullet"/>
+      <w:lvlText w:val="o"/>
+      <w:lvlJc w:val="left"/>
+      <w:pPr>
+        <w:ind w:left="1440" w:hanging="360"/>
+      </w:pPr>
+      <w:rPr>
+        <w:rFonts w:ascii="Courier New" w:hAnsi="Courier New" w:cs="Courier New" w:hint="default"/>
+      </w:rPr>
+    </w:lvl>
+    <w:lvl w:ilvl="2" w:tplc="40090005" w:tentative="1">
+      <w:start w:val="1"/>
+      <w:numFmt w:val="bullet"/>
+      <w:lvlText w:val=""/>
+      <w:lvlJc w:val="left"/>
+      <w:pPr>
+        <w:ind w:left="2160" w:hanging="360"/>
+      </w:pPr>
+      <w:rPr>
+        <w:rFonts w:ascii="Wingdings" w:hAnsi="Wingdings" w:hint="default"/>
+      </w:rPr>
+    </w:lvl>
+    <w:lvl w:ilvl="3" w:tplc="40090001" w:tentative="1">
+      <w:start w:val="1"/>
+      <w:numFmt w:val="bullet"/>
+      <w:lvlText w:val=""/>
+      <w:lvlJc w:val="left"/>
+      <w:pPr>
+        <w:ind w:left="2880" w:hanging="360"/>
+      </w:pPr>
+      <w:rPr>
+        <w:rFonts w:ascii="Symbol" w:hAnsi="Symbol" w:hint="default"/>
+      </w:rPr>
+    </w:lvl>
+    <w:lvl w:ilvl="4" w:tplc="40090003" w:tentative="1">
+      <w:start w:val="1"/>
+      <w:numFmt w:val="bullet"/>
+      <w:lvlText w:val="o"/>
+      <w:lvlJc w:val="left"/>
+      <w:pPr>
+        <w:ind w:left="3600" w:hanging="360"/>
+      </w:pPr>
+      <w:rPr>
+        <w:rFonts w:ascii="Courier New" w:hAnsi="Courier New" w:cs="Courier New" w:hint="default"/>
+      </w:rPr>
+    </w:lvl>
+    <w:lvl w:ilvl="5" w:tplc="40090005" w:tentative="1">
+      <w:start w:val="1"/>
+      <w:numFmt w:val="bullet"/>
+      <w:lvlText w:val=""/>
+      <w:lvlJc w:val="left"/>
+      <w:pPr>
+        <w:ind w:left="4320" w:hanging="360"/>
+      </w:pPr>
+      <w:rPr>
+        <w:rFonts w:ascii="Wingdings" w:hAnsi="Wingdings" w:hint="default"/>
+      </w:rPr>
+    </w:lvl>
+    <w:lvl w:ilvl="6" w:tplc="40090001" w:tentative="1">
+      <w:start w:val="1"/>
+      <w:numFmt w:val="bullet"/>
+      <w:lvlText w:val=""/>
+      <w:lvlJc w:val="left"/>
+      <w:pPr>
+        <w:ind w:left="5040" w:hanging="360"/>
+      </w:pPr>
+      <w:rPr>
+        <w:rFonts w:ascii="Symbol" w:hAnsi="Symbol" w:hint="default"/>
+      </w:rPr>
+    </w:lvl>
+    <w:lvl w:ilvl="7" w:tplc="40090003" w:tentative="1">
+      <w:start w:val="1"/>
+      <w:numFmt w:val="bullet"/>
+      <w:lvlText w:val="o"/>
+      <w:lvlJc w:val="left"/>
+      <w:pPr>
+        <w:ind w:left="5760" w:hanging="360"/>
+      </w:pPr>
+      <w:rPr>
+        <w:rFonts w:ascii="Courier New" w:hAnsi="Courier New" w:cs="Courier New" w:hint="default"/>
+      </w:rPr>
+    </w:lvl>
+    <w:lvl w:ilvl="8" w:tplc="40090005" w:tentative="1">
+      <w:start w:val="1"/>
+      <w:numFmt w:val="bullet"/>
+      <w:lvlText w:val=""/>
+      <w:lvlJc w:val="left"/>
+      <w:pPr>
+        <w:ind w:left="6480" w:hanging="360"/>
+      </w:pPr>
+      <w:rPr>
+        <w:rFonts w:ascii="Wingdings" w:hAnsi="Wingdings" w:hint="default"/>
+      </w:rPr>
+    </w:lvl>
+  </w:abstractNum>
+  <w:abstractNum w:abstractNumId="2" w15:restartNumberingAfterBreak="0">
+    <w:nsid w:val="19544E89"/>
+    <w:multiLevelType w:val="hybridMultilevel"/>
+    <w:tmpl w:val="083401A0"/>
+    <w:lvl w:ilvl="0" w:tplc="9A60C4CC">
+      <w:start w:val="1"/>
+      <w:numFmt w:val="bullet"/>
+      <w:lvlText w:val=""/>
+      <w:lvlJc w:val="left"/>
+      <w:pPr>
+        <w:ind w:left="720" w:hanging="360"/>
+      </w:pPr>
+      <w:rPr>
+        <w:rFonts w:ascii="Symbol" w:hAnsi="Symbol" w:hint="default"/>
+      </w:rPr>
+    </w:lvl>
+    <w:lvl w:ilvl="1" w:tplc="40090003" w:tentative="1">
+      <w:start w:val="1"/>
+      <w:numFmt w:val="bullet"/>
+      <w:lvlText w:val="o"/>
+      <w:lvlJc w:val="left"/>
+      <w:pPr>
+        <w:ind w:left="1440" w:hanging="360"/>
+      </w:pPr>
+      <w:rPr>
+        <w:rFonts w:ascii="Courier New" w:hAnsi="Courier New" w:cs="Courier New" w:hint="default"/>
+      </w:rPr>
+    </w:lvl>
+    <w:lvl w:ilvl="2" w:tplc="40090005" w:tentative="1">
+      <w:start w:val="1"/>
+      <w:numFmt w:val="bullet"/>
+      <w:lvlText w:val=""/>
+      <w:lvlJc w:val="left"/>
+      <w:pPr>
+        <w:ind w:left="2160" w:hanging="360"/>
+      </w:pPr>
+      <w:rPr>
+        <w:rFonts w:ascii="Wingdings" w:hAnsi="Wingdings" w:hint="default"/>
+      </w:rPr>
+    </w:lvl>
+    <w:lvl w:ilvl="3" w:tplc="40090001" w:tentative="1">
+      <w:start w:val="1"/>
+      <w:numFmt w:val="bullet"/>
+      <w:lvlText w:val=""/>
+      <w:lvlJc w:val="left"/>
+      <w:pPr>
+        <w:ind w:left="2880" w:hanging="360"/>
+      </w:pPr>
+      <w:rPr>
+        <w:rFonts w:ascii="Symbol" w:hAnsi="Symbol" w:hint="default"/>
+      </w:rPr>
+    </w:lvl>
+    <w:lvl w:ilvl="4" w:tplc="40090003" w:tentative="1">
+      <w:start w:val="1"/>
+      <w:numFmt w:val="bullet"/>
+      <w:lvlText w:val="o"/>
+      <w:lvlJc w:val="left"/>
+      <w:pPr>
+        <w:ind w:left="3600" w:hanging="360"/>
+      </w:pPr>
+      <w:rPr>
+        <w:rFonts w:ascii="Courier New" w:hAnsi="Courier New" w:cs="Courier New" w:hint="default"/>
+      </w:rPr>
+    </w:lvl>
+    <w:lvl w:ilvl="5" w:tplc="40090005" w:tentative="1">
+      <w:start w:val="1"/>
+      <w:numFmt w:val="bullet"/>
+      <w:lvlText w:val=""/>
+      <w:lvlJc w:val="left"/>
+      <w:pPr>
+        <w:ind w:left="4320" w:hanging="360"/>
+      </w:pPr>
+      <w:rPr>
+        <w:rFonts w:ascii="Wingdings" w:hAnsi="Wingdings" w:hint="default"/>
+      </w:rPr>
+    </w:lvl>
+    <w:lvl w:ilvl="6" w:tplc="40090001" w:tentative="1">
+      <w:start w:val="1"/>
+      <w:numFmt w:val="bullet"/>
+      <w:lvlText w:val=""/>
+      <w:lvlJc w:val="left"/>
+      <w:pPr>
+        <w:ind w:left="5040" w:hanging="360"/>
+      </w:pPr>
+      <w:rPr>
+        <w:rFonts w:ascii="Symbol" w:hAnsi="Symbol" w:hint="default"/>
+      </w:rPr>
+    </w:lvl>
+    <w:lvl w:ilvl="7" w:tplc="40090003" w:tentative="1">
+      <w:start w:val="1"/>
+      <w:numFmt w:val="bullet"/>
+      <w:lvlText w:val="o"/>
+      <w:lvlJc w:val="left"/>
+      <w:pPr>
+        <w:ind w:left="5760" w:hanging="360"/>
+      </w:pPr>
+      <w:rPr>
+        <w:rFonts w:ascii="Courier New" w:hAnsi="Courier New" w:cs="Courier New" w:hint="default"/>
+      </w:rPr>
+    </w:lvl>
+    <w:lvl w:ilvl="8" w:tplc="40090005" w:tentative="1">
+      <w:start w:val="1"/>
+      <w:numFmt w:val="bullet"/>
+      <w:lvlText w:val=""/>
+      <w:lvlJc w:val="left"/>
+      <w:pPr>
+        <w:ind w:left="6480" w:hanging="360"/>
+      </w:pPr>
+      <w:rPr>
+        <w:rFonts w:ascii="Wingdings" w:hAnsi="Wingdings" w:hint="default"/>
+      </w:rPr>
+    </w:lvl>
+  </w:abstractNum>
+  <w:abstractNum w:abstractNumId="3" w15:restartNumberingAfterBreak="0">
     <w:nsid w:val="33AD3809"/>
     <w:multiLevelType w:val="multilevel"/>
     <w:tmpl w:val="D28E3918"/>
@@ -1006,7 +1304,7 @@
       </w:pPr>
     </w:lvl>
   </w:abstractNum>
-  <w:abstractNum w:abstractNumId="2" w15:restartNumberingAfterBreak="0">
+  <w:abstractNum w:abstractNumId="4" w15:restartNumberingAfterBreak="0">
     <w:nsid w:val="388336D5"/>
     <w:multiLevelType w:val="hybridMultilevel"/>
     <w:tmpl w:val="526EC9D2"/>
@@ -1119,7 +1417,7 @@
       </w:rPr>
     </w:lvl>
   </w:abstractNum>
-  <w:abstractNum w:abstractNumId="3" w15:restartNumberingAfterBreak="0">
+  <w:abstractNum w:abstractNumId="5" w15:restartNumberingAfterBreak="0">
     <w:nsid w:val="40763434"/>
     <w:multiLevelType w:val="multilevel"/>
     <w:tmpl w:val="C9F8CE6E"/>
@@ -1232,7 +1530,7 @@
       </w:pPr>
     </w:lvl>
   </w:abstractNum>
-  <w:abstractNum w:abstractNumId="4" w15:restartNumberingAfterBreak="0">
+  <w:abstractNum w:abstractNumId="6" w15:restartNumberingAfterBreak="0">
     <w:nsid w:val="443F6F7A"/>
     <w:multiLevelType w:val="multilevel"/>
     <w:tmpl w:val="BB90224C"/>
@@ -1345,7 +1643,7 @@
       </w:pPr>
     </w:lvl>
   </w:abstractNum>
-  <w:abstractNum w:abstractNumId="5" w15:restartNumberingAfterBreak="0">
+  <w:abstractNum w:abstractNumId="7" w15:restartNumberingAfterBreak="0">
     <w:nsid w:val="46403E4E"/>
     <w:multiLevelType w:val="multilevel"/>
     <w:tmpl w:val="EA7AEA44"/>
@@ -1458,7 +1756,7 @@
       </w:pPr>
     </w:lvl>
   </w:abstractNum>
-  <w:abstractNum w:abstractNumId="6" w15:restartNumberingAfterBreak="0">
+  <w:abstractNum w:abstractNumId="8" w15:restartNumberingAfterBreak="0">
     <w:nsid w:val="49D77D4D"/>
     <w:multiLevelType w:val="multilevel"/>
     <w:tmpl w:val="731A4582"/>
@@ -1571,7 +1869,7 @@
       </w:pPr>
     </w:lvl>
   </w:abstractNum>
-  <w:abstractNum w:abstractNumId="7" w15:restartNumberingAfterBreak="0">
+  <w:abstractNum w:abstractNumId="9" w15:restartNumberingAfterBreak="0">
     <w:nsid w:val="4EF01B8B"/>
     <w:multiLevelType w:val="multilevel"/>
     <w:tmpl w:val="BED0A408"/>
@@ -1684,7 +1982,7 @@
       </w:pPr>
     </w:lvl>
   </w:abstractNum>
-  <w:abstractNum w:abstractNumId="8" w15:restartNumberingAfterBreak="0">
+  <w:abstractNum w:abstractNumId="10" w15:restartNumberingAfterBreak="0">
     <w:nsid w:val="589F192B"/>
     <w:multiLevelType w:val="multilevel"/>
     <w:tmpl w:val="69427EB2"/>
@@ -1797,7 +2095,7 @@
       </w:pPr>
     </w:lvl>
   </w:abstractNum>
-  <w:abstractNum w:abstractNumId="9" w15:restartNumberingAfterBreak="0">
+  <w:abstractNum w:abstractNumId="11" w15:restartNumberingAfterBreak="0">
     <w:nsid w:val="5F6D1E07"/>
     <w:multiLevelType w:val="multilevel"/>
     <w:tmpl w:val="C43480EC"/>
@@ -1910,7 +2208,7 @@
       </w:pPr>
     </w:lvl>
   </w:abstractNum>
-  <w:abstractNum w:abstractNumId="10" w15:restartNumberingAfterBreak="0">
+  <w:abstractNum w:abstractNumId="12" w15:restartNumberingAfterBreak="0">
     <w:nsid w:val="64AF63DA"/>
     <w:multiLevelType w:val="multilevel"/>
     <w:tmpl w:val="F012861A"/>
@@ -2023,7 +2321,7 @@
       </w:pPr>
     </w:lvl>
   </w:abstractNum>
-  <w:abstractNum w:abstractNumId="11" w15:restartNumberingAfterBreak="0">
+  <w:abstractNum w:abstractNumId="13" w15:restartNumberingAfterBreak="0">
     <w:nsid w:val="79A15B5F"/>
     <w:multiLevelType w:val="multilevel"/>
     <w:tmpl w:val="186A0A92"/>
@@ -2137,40 +2435,46 @@
     </w:lvl>
   </w:abstractNum>
   <w:num w:numId="1" w16cid:durableId="737165301">
+    <w:abstractNumId w:val="11"/>
+  </w:num>
+  <w:num w:numId="2" w16cid:durableId="43261127">
+    <w:abstractNumId w:val="8"/>
+  </w:num>
+  <w:num w:numId="3" w16cid:durableId="1900701441">
+    <w:abstractNumId w:val="5"/>
+  </w:num>
+  <w:num w:numId="4" w16cid:durableId="735737294">
     <w:abstractNumId w:val="9"/>
   </w:num>
-  <w:num w:numId="2" w16cid:durableId="43261127">
+  <w:num w:numId="5" w16cid:durableId="1805417809">
+    <w:abstractNumId w:val="13"/>
+  </w:num>
+  <w:num w:numId="6" w16cid:durableId="2011836001">
+    <w:abstractNumId w:val="10"/>
+  </w:num>
+  <w:num w:numId="7" w16cid:durableId="580141377">
     <w:abstractNumId w:val="6"/>
   </w:num>
-  <w:num w:numId="3" w16cid:durableId="1900701441">
+  <w:num w:numId="8" w16cid:durableId="1794127309">
+    <w:abstractNumId w:val="7"/>
+  </w:num>
+  <w:num w:numId="9" w16cid:durableId="2041974715">
+    <w:abstractNumId w:val="12"/>
+  </w:num>
+  <w:num w:numId="10" w16cid:durableId="1754668733">
     <w:abstractNumId w:val="3"/>
   </w:num>
-  <w:num w:numId="4" w16cid:durableId="735737294">
-    <w:abstractNumId w:val="7"/>
-  </w:num>
-  <w:num w:numId="5" w16cid:durableId="1805417809">
-    <w:abstractNumId w:val="11"/>
-  </w:num>
-  <w:num w:numId="6" w16cid:durableId="2011836001">
-    <w:abstractNumId w:val="8"/>
-  </w:num>
-  <w:num w:numId="7" w16cid:durableId="580141377">
+  <w:num w:numId="11" w16cid:durableId="1662587285">
     <w:abstractNumId w:val="4"/>
-  </w:num>
-  <w:num w:numId="8" w16cid:durableId="1794127309">
-    <w:abstractNumId w:val="5"/>
-  </w:num>
-  <w:num w:numId="9" w16cid:durableId="2041974715">
-    <w:abstractNumId w:val="10"/>
-  </w:num>
-  <w:num w:numId="10" w16cid:durableId="1754668733">
-    <w:abstractNumId w:val="1"/>
-  </w:num>
-  <w:num w:numId="11" w16cid:durableId="1662587285">
-    <w:abstractNumId w:val="2"/>
   </w:num>
   <w:num w:numId="12" w16cid:durableId="1365792380">
     <w:abstractNumId w:val="0"/>
+  </w:num>
+  <w:num w:numId="13" w16cid:durableId="856382964">
+    <w:abstractNumId w:val="2"/>
+  </w:num>
+  <w:num w:numId="14" w16cid:durableId="1993944967">
+    <w:abstractNumId w:val="1"/>
   </w:num>
 </w:numbering>
 </file>
@@ -2888,7 +3192,7 @@
     <w:link w:val="Normal-useChar"/>
     <w:autoRedefine/>
     <w:qFormat/>
-    <w:rsid w:val="00121866"/>
+    <w:rsid w:val="00965494"/>
     <w:rPr>
       <w:rFonts w:ascii="Times New Roman" w:hAnsi="Times New Roman" w:cs="Times New Roman"/>
       <w:color w:val="000000" w:themeColor="text1"/>
@@ -2900,7 +3204,7 @@
     <w:name w:val="Normal-use Char"/>
     <w:basedOn w:val="DefaultParagraphFont"/>
     <w:link w:val="Normal-use"/>
-    <w:rsid w:val="00121866"/>
+    <w:rsid w:val="00965494"/>
     <w:rPr>
       <w:rFonts w:ascii="Times New Roman" w:hAnsi="Times New Roman" w:cs="Times New Roman"/>
       <w:color w:val="000000" w:themeColor="text1"/>

--- a/Project document.docx
+++ b/Project document.docx
@@ -575,7 +575,13 @@
         <w:t>have</w:t>
       </w:r>
       <w:r>
-        <w:t xml:space="preserve"> to delete those customer id in which description is also null</w:t>
+        <w:t xml:space="preserve"> to delete </w:t>
+      </w:r>
+      <w:r>
+        <w:t>that customer id</w:t>
+      </w:r>
+      <w:r>
+        <w:t xml:space="preserve"> in which description is also null</w:t>
       </w:r>
       <w:r>
         <w:t>, because unit price is also 0 in them and they seem to be extra in the data.</w:t>
@@ -784,7 +790,13 @@
         <w:t>InvoiceNo</w:t>
       </w:r>
       <w:r>
-        <w:t xml:space="preserve"> has entries which are starting with and they are for adjusting the bad debts. Their stock code is also B.</w:t>
+        <w:t xml:space="preserve"> has entries which are starting </w:t>
+      </w:r>
+      <w:r>
+        <w:t>with,</w:t>
+      </w:r>
+      <w:r>
+        <w:t xml:space="preserve"> and they are for adjusting the bad debts. Their stock code is also B.</w:t>
       </w:r>
     </w:p>
     <w:p>
@@ -822,7 +834,13 @@
         <w:t>54463</w:t>
       </w:r>
       <w:r>
-        <w:t xml:space="preserve"> whose length is not 5 digit. They need to be investigated.</w:t>
+        <w:t xml:space="preserve"> whose length is not 5 </w:t>
+      </w:r>
+      <w:r>
+        <w:t>digits</w:t>
+      </w:r>
+      <w:r>
+        <w:t>. They need to be investigated.</w:t>
       </w:r>
     </w:p>
     <w:p>
@@ -832,12 +850,166 @@
           <w:ilvl w:val="0"/>
           <w:numId w:val="14"/>
         </w:numPr>
-      </w:pPr>
+        <w:rPr>
+          <w:b/>
+          <w:bCs/>
+        </w:rPr>
+      </w:pPr>
+      <w:r>
+        <w:rPr>
+          <w:b/>
+          <w:bCs/>
+        </w:rPr>
+        <w:t>StockCode has entries of more length and they seem legit also.</w:t>
+      </w:r>
+      <w:r>
+        <w:rPr>
+          <w:b/>
+          <w:bCs/>
+        </w:rPr>
+        <w:t xml:space="preserve"> Need to work on them while using DAX</w:t>
+      </w:r>
+    </w:p>
+    <w:p>
+      <w:pPr>
+        <w:pStyle w:val="Normal-use"/>
+      </w:pPr>
+      <w:r>
+        <w:t>Day-5</w:t>
+      </w:r>
+    </w:p>
+    <w:p>
+      <w:pPr>
+        <w:pStyle w:val="Normal-use"/>
+        <w:numPr>
+          <w:ilvl w:val="0"/>
+          <w:numId w:val="15"/>
+        </w:numPr>
+      </w:pPr>
+      <w:r>
+        <w:t xml:space="preserve">There are </w:t>
+      </w:r>
+      <w:r>
+        <w:t>2839 rows</w:t>
+      </w:r>
+      <w:r>
+        <w:t xml:space="preserve"> in </w:t>
+      </w:r>
       <w:r>
         <w:t>StockCode</w:t>
       </w:r>
       <w:r>
-        <w:t xml:space="preserve"> has entries of more length and they seem legit also.</w:t>
+        <w:t xml:space="preserve"> which have length less than 4 and need to get investigated.</w:t>
+      </w:r>
+    </w:p>
+    <w:p>
+      <w:pPr>
+        <w:pStyle w:val="Normal-use"/>
+        <w:numPr>
+          <w:ilvl w:val="0"/>
+          <w:numId w:val="15"/>
+        </w:numPr>
+      </w:pPr>
+      <w:r>
+        <w:t xml:space="preserve">These are distinct </w:t>
+      </w:r>
+      <w:r>
+        <w:t>StockCode</w:t>
+      </w:r>
+      <w:r>
+        <w:t xml:space="preserve"> values present which have length </w:t>
+      </w:r>
+      <w:r>
+        <w:t>['POST', 'D', 'C2', 'DOT', 'M', 'S', 'm', 'PADS', 'B', 'CRUK']</w:t>
+      </w:r>
+      <w:r>
+        <w:t>.</w:t>
+      </w:r>
+    </w:p>
+    <w:p>
+      <w:pPr>
+        <w:pStyle w:val="Normal-use"/>
+        <w:numPr>
+          <w:ilvl w:val="0"/>
+          <w:numId w:val="15"/>
+        </w:numPr>
+        <w:rPr>
+          <w:b/>
+          <w:bCs/>
+        </w:rPr>
+      </w:pPr>
+      <w:r>
+        <w:rPr>
+          <w:b/>
+          <w:bCs/>
+        </w:rPr>
+        <w:t xml:space="preserve">StockCode entries to remove using DAX </w:t>
+      </w:r>
+      <w:r>
+        <w:rPr>
+          <w:b/>
+          <w:bCs/>
+        </w:rPr>
+        <w:t>["CRUK", "m", "M", "B", "S"]</w:t>
+      </w:r>
+      <w:r>
+        <w:rPr>
+          <w:b/>
+          <w:bCs/>
+        </w:rPr>
+        <w:t>.</w:t>
+      </w:r>
+    </w:p>
+    <w:p>
+      <w:pPr>
+        <w:pStyle w:val="Normal-use"/>
+        <w:numPr>
+          <w:ilvl w:val="0"/>
+          <w:numId w:val="15"/>
+        </w:numPr>
+        <w:rPr>
+          <w:b/>
+          <w:bCs/>
+        </w:rPr>
+      </w:pPr>
+      <w:r>
+        <w:rPr>
+          <w:b/>
+          <w:bCs/>
+        </w:rPr>
+        <w:t>InvoiceDate</w:t>
+      </w:r>
+      <w:r>
+        <w:rPr>
+          <w:b/>
+          <w:bCs/>
+        </w:rPr>
+        <w:t xml:space="preserve"> </w:t>
+      </w:r>
+      <w:r>
+        <w:t>column is all good.</w:t>
+      </w:r>
+    </w:p>
+    <w:p>
+      <w:pPr>
+        <w:pStyle w:val="Normal-use"/>
+        <w:numPr>
+          <w:ilvl w:val="0"/>
+          <w:numId w:val="15"/>
+        </w:numPr>
+        <w:rPr>
+          <w:b/>
+          <w:bCs/>
+        </w:rPr>
+      </w:pPr>
+      <w:r>
+        <w:t xml:space="preserve">Changed name RSA to South Africa in the Country column for the </w:t>
+      </w:r>
+      <w:r>
+        <w:t>standardization</w:t>
+      </w:r>
+      <w:r>
+        <w:t>.</w:t>
       </w:r>
     </w:p>
     <w:sectPr>
@@ -853,6 +1025,119 @@
 <file path=word/numbering.xml><?xml version="1.0" encoding="utf-8"?>
 <w:numbering xmlns:wpc="http://schemas.microsoft.com/office/word/2010/wordprocessingCanvas" xmlns:cx="http://schemas.microsoft.com/office/drawing/2014/chartex" xmlns:cx1="http://schemas.microsoft.com/office/drawing/2015/9/8/chartex" xmlns:cx2="http://schemas.microsoft.com/office/drawing/2015/10/21/chartex" xmlns:cx3="http://schemas.microsoft.com/office/drawing/2016/5/9/chartex" xmlns:cx4="http://schemas.microsoft.com/office/drawing/2016/5/10/chartex" xmlns:cx5="http://schemas.microsoft.com/office/drawing/2016/5/11/chartex" xmlns:cx6="http://schemas.microsoft.com/office/drawing/2016/5/12/chartex" xmlns:cx7="http://schemas.microsoft.com/office/drawing/2016/5/13/chartex" xmlns:cx8="http://schemas.microsoft.com/office/drawing/2016/5/14/chartex" xmlns:mc="http://schemas.openxmlformats.org/markup-compatibility/2006" xmlns:aink="http://schemas.microsoft.com/office/drawing/2016/ink" xmlns:am3d="http://schemas.microsoft.com/office/drawing/2017/model3d" xmlns:o="urn:schemas-microsoft-com:office:office" xmlns:oel="http://schemas.microsoft.com/office/2019/extlst" xmlns:r="http://schemas.openxmlformats.org/officeDocument/2006/relationships" xmlns:m="http://schemas.openxmlformats.org/officeDocument/2006/math" xmlns:v="urn:schemas-microsoft-com:vml" xmlns:wp14="http://schemas.microsoft.com/office/word/2010/wordprocessingDrawing" xmlns:wp="http://schemas.openxmlformats.org/drawingml/2006/wordprocessingDrawing" xmlns:w10="urn:schemas-microsoft-com:office:word" xmlns:w="http://schemas.openxmlformats.org/wordprocessingml/2006/main" xmlns:w14="http://schemas.microsoft.com/office/word/2010/wordml" xmlns:w15="http://schemas.microsoft.com/office/word/2012/wordml" xmlns:w16cex="http://schemas.microsoft.com/office/word/2018/wordml/cex" xmlns:w16cid="http://schemas.microsoft.com/office/word/2016/wordml/cid" xmlns:w16="http://schemas.microsoft.com/office/word/2018/wordml" xmlns:w16du="http://schemas.microsoft.com/office/word/2023/wordml/word16du" xmlns:w16sdtdh="http://schemas.microsoft.com/office/word/2020/wordml/sdtdatahash" xmlns:w16sdtfl="http://schemas.microsoft.com/office/word/2024/wordml/sdtformatlock" xmlns:w16se="http://schemas.microsoft.com/office/word/2015/wordml/symex" xmlns:wpg="http://schemas.microsoft.com/office/word/2010/wordprocessingGroup" xmlns:wpi="http://schemas.microsoft.com/office/word/2010/wordprocessingInk" xmlns:wne="http://schemas.microsoft.com/office/word/2006/wordml" xmlns:wps="http://schemas.microsoft.com/office/word/2010/wordprocessingShape" mc:Ignorable="w14 w15 w16se w16cid w16 w16cex w16sdtdh w16sdtfl w16du wp14">
   <w:abstractNum w:abstractNumId="0" w15:restartNumberingAfterBreak="0">
+    <w:nsid w:val="0E4819AF"/>
+    <w:multiLevelType w:val="hybridMultilevel"/>
+    <w:tmpl w:val="E7E0FA14"/>
+    <w:lvl w:ilvl="0" w:tplc="40090001">
+      <w:start w:val="1"/>
+      <w:numFmt w:val="bullet"/>
+      <w:lvlText w:val=""/>
+      <w:lvlJc w:val="left"/>
+      <w:pPr>
+        <w:ind w:left="720" w:hanging="360"/>
+      </w:pPr>
+      <w:rPr>
+        <w:rFonts w:ascii="Symbol" w:hAnsi="Symbol" w:hint="default"/>
+      </w:rPr>
+    </w:lvl>
+    <w:lvl w:ilvl="1" w:tplc="40090003" w:tentative="1">
+      <w:start w:val="1"/>
+      <w:numFmt w:val="bullet"/>
+      <w:lvlText w:val="o"/>
+      <w:lvlJc w:val="left"/>
+      <w:pPr>
+        <w:ind w:left="1440" w:hanging="360"/>
+      </w:pPr>
+      <w:rPr>
+        <w:rFonts w:ascii="Courier New" w:hAnsi="Courier New" w:cs="Courier New" w:hint="default"/>
+      </w:rPr>
+    </w:lvl>
+    <w:lvl w:ilvl="2" w:tplc="40090005" w:tentative="1">
+      <w:start w:val="1"/>
+      <w:numFmt w:val="bullet"/>
+      <w:lvlText w:val=""/>
+      <w:lvlJc w:val="left"/>
+      <w:pPr>
+        <w:ind w:left="2160" w:hanging="360"/>
+      </w:pPr>
+      <w:rPr>
+        <w:rFonts w:ascii="Wingdings" w:hAnsi="Wingdings" w:hint="default"/>
+      </w:rPr>
+    </w:lvl>
+    <w:lvl w:ilvl="3" w:tplc="40090001" w:tentative="1">
+      <w:start w:val="1"/>
+      <w:numFmt w:val="bullet"/>
+      <w:lvlText w:val=""/>
+      <w:lvlJc w:val="left"/>
+      <w:pPr>
+        <w:ind w:left="2880" w:hanging="360"/>
+      </w:pPr>
+      <w:rPr>
+        <w:rFonts w:ascii="Symbol" w:hAnsi="Symbol" w:hint="default"/>
+      </w:rPr>
+    </w:lvl>
+    <w:lvl w:ilvl="4" w:tplc="40090003" w:tentative="1">
+      <w:start w:val="1"/>
+      <w:numFmt w:val="bullet"/>
+      <w:lvlText w:val="o"/>
+      <w:lvlJc w:val="left"/>
+      <w:pPr>
+        <w:ind w:left="3600" w:hanging="360"/>
+      </w:pPr>
+      <w:rPr>
+        <w:rFonts w:ascii="Courier New" w:hAnsi="Courier New" w:cs="Courier New" w:hint="default"/>
+      </w:rPr>
+    </w:lvl>
+    <w:lvl w:ilvl="5" w:tplc="40090005" w:tentative="1">
+      <w:start w:val="1"/>
+      <w:numFmt w:val="bullet"/>
+      <w:lvlText w:val=""/>
+      <w:lvlJc w:val="left"/>
+      <w:pPr>
+        <w:ind w:left="4320" w:hanging="360"/>
+      </w:pPr>
+      <w:rPr>
+        <w:rFonts w:ascii="Wingdings" w:hAnsi="Wingdings" w:hint="default"/>
+      </w:rPr>
+    </w:lvl>
+    <w:lvl w:ilvl="6" w:tplc="40090001" w:tentative="1">
+      <w:start w:val="1"/>
+      <w:numFmt w:val="bullet"/>
+      <w:lvlText w:val=""/>
+      <w:lvlJc w:val="left"/>
+      <w:pPr>
+        <w:ind w:left="5040" w:hanging="360"/>
+      </w:pPr>
+      <w:rPr>
+        <w:rFonts w:ascii="Symbol" w:hAnsi="Symbol" w:hint="default"/>
+      </w:rPr>
+    </w:lvl>
+    <w:lvl w:ilvl="7" w:tplc="40090003" w:tentative="1">
+      <w:start w:val="1"/>
+      <w:numFmt w:val="bullet"/>
+      <w:lvlText w:val="o"/>
+      <w:lvlJc w:val="left"/>
+      <w:pPr>
+        <w:ind w:left="5760" w:hanging="360"/>
+      </w:pPr>
+      <w:rPr>
+        <w:rFonts w:ascii="Courier New" w:hAnsi="Courier New" w:cs="Courier New" w:hint="default"/>
+      </w:rPr>
+    </w:lvl>
+    <w:lvl w:ilvl="8" w:tplc="40090005" w:tentative="1">
+      <w:start w:val="1"/>
+      <w:numFmt w:val="bullet"/>
+      <w:lvlText w:val=""/>
+      <w:lvlJc w:val="left"/>
+      <w:pPr>
+        <w:ind w:left="6480" w:hanging="360"/>
+      </w:pPr>
+      <w:rPr>
+        <w:rFonts w:ascii="Wingdings" w:hAnsi="Wingdings" w:hint="default"/>
+      </w:rPr>
+    </w:lvl>
+  </w:abstractNum>
+  <w:abstractNum w:abstractNumId="1" w15:restartNumberingAfterBreak="0">
     <w:nsid w:val="10EA0800"/>
     <w:multiLevelType w:val="hybridMultilevel"/>
     <w:tmpl w:val="41E2FFDA"/>
@@ -965,7 +1250,7 @@
       </w:rPr>
     </w:lvl>
   </w:abstractNum>
-  <w:abstractNum w:abstractNumId="1" w15:restartNumberingAfterBreak="0">
+  <w:abstractNum w:abstractNumId="2" w15:restartNumberingAfterBreak="0">
     <w:nsid w:val="17820D17"/>
     <w:multiLevelType w:val="hybridMultilevel"/>
     <w:tmpl w:val="E00E1146"/>
@@ -1078,7 +1363,7 @@
       </w:rPr>
     </w:lvl>
   </w:abstractNum>
-  <w:abstractNum w:abstractNumId="2" w15:restartNumberingAfterBreak="0">
+  <w:abstractNum w:abstractNumId="3" w15:restartNumberingAfterBreak="0">
     <w:nsid w:val="19544E89"/>
     <w:multiLevelType w:val="hybridMultilevel"/>
     <w:tmpl w:val="083401A0"/>
@@ -1191,7 +1476,7 @@
       </w:rPr>
     </w:lvl>
   </w:abstractNum>
-  <w:abstractNum w:abstractNumId="3" w15:restartNumberingAfterBreak="0">
+  <w:abstractNum w:abstractNumId="4" w15:restartNumberingAfterBreak="0">
     <w:nsid w:val="33AD3809"/>
     <w:multiLevelType w:val="multilevel"/>
     <w:tmpl w:val="D28E3918"/>
@@ -1304,7 +1589,7 @@
       </w:pPr>
     </w:lvl>
   </w:abstractNum>
-  <w:abstractNum w:abstractNumId="4" w15:restartNumberingAfterBreak="0">
+  <w:abstractNum w:abstractNumId="5" w15:restartNumberingAfterBreak="0">
     <w:nsid w:val="388336D5"/>
     <w:multiLevelType w:val="hybridMultilevel"/>
     <w:tmpl w:val="526EC9D2"/>
@@ -1417,7 +1702,7 @@
       </w:rPr>
     </w:lvl>
   </w:abstractNum>
-  <w:abstractNum w:abstractNumId="5" w15:restartNumberingAfterBreak="0">
+  <w:abstractNum w:abstractNumId="6" w15:restartNumberingAfterBreak="0">
     <w:nsid w:val="40763434"/>
     <w:multiLevelType w:val="multilevel"/>
     <w:tmpl w:val="C9F8CE6E"/>
@@ -1530,7 +1815,7 @@
       </w:pPr>
     </w:lvl>
   </w:abstractNum>
-  <w:abstractNum w:abstractNumId="6" w15:restartNumberingAfterBreak="0">
+  <w:abstractNum w:abstractNumId="7" w15:restartNumberingAfterBreak="0">
     <w:nsid w:val="443F6F7A"/>
     <w:multiLevelType w:val="multilevel"/>
     <w:tmpl w:val="BB90224C"/>
@@ -1643,7 +1928,7 @@
       </w:pPr>
     </w:lvl>
   </w:abstractNum>
-  <w:abstractNum w:abstractNumId="7" w15:restartNumberingAfterBreak="0">
+  <w:abstractNum w:abstractNumId="8" w15:restartNumberingAfterBreak="0">
     <w:nsid w:val="46403E4E"/>
     <w:multiLevelType w:val="multilevel"/>
     <w:tmpl w:val="EA7AEA44"/>
@@ -1756,7 +2041,7 @@
       </w:pPr>
     </w:lvl>
   </w:abstractNum>
-  <w:abstractNum w:abstractNumId="8" w15:restartNumberingAfterBreak="0">
+  <w:abstractNum w:abstractNumId="9" w15:restartNumberingAfterBreak="0">
     <w:nsid w:val="49D77D4D"/>
     <w:multiLevelType w:val="multilevel"/>
     <w:tmpl w:val="731A4582"/>
@@ -1869,7 +2154,7 @@
       </w:pPr>
     </w:lvl>
   </w:abstractNum>
-  <w:abstractNum w:abstractNumId="9" w15:restartNumberingAfterBreak="0">
+  <w:abstractNum w:abstractNumId="10" w15:restartNumberingAfterBreak="0">
     <w:nsid w:val="4EF01B8B"/>
     <w:multiLevelType w:val="multilevel"/>
     <w:tmpl w:val="BED0A408"/>
@@ -1982,7 +2267,7 @@
       </w:pPr>
     </w:lvl>
   </w:abstractNum>
-  <w:abstractNum w:abstractNumId="10" w15:restartNumberingAfterBreak="0">
+  <w:abstractNum w:abstractNumId="11" w15:restartNumberingAfterBreak="0">
     <w:nsid w:val="589F192B"/>
     <w:multiLevelType w:val="multilevel"/>
     <w:tmpl w:val="69427EB2"/>
@@ -2095,7 +2380,7 @@
       </w:pPr>
     </w:lvl>
   </w:abstractNum>
-  <w:abstractNum w:abstractNumId="11" w15:restartNumberingAfterBreak="0">
+  <w:abstractNum w:abstractNumId="12" w15:restartNumberingAfterBreak="0">
     <w:nsid w:val="5F6D1E07"/>
     <w:multiLevelType w:val="multilevel"/>
     <w:tmpl w:val="C43480EC"/>
@@ -2208,7 +2493,7 @@
       </w:pPr>
     </w:lvl>
   </w:abstractNum>
-  <w:abstractNum w:abstractNumId="12" w15:restartNumberingAfterBreak="0">
+  <w:abstractNum w:abstractNumId="13" w15:restartNumberingAfterBreak="0">
     <w:nsid w:val="64AF63DA"/>
     <w:multiLevelType w:val="multilevel"/>
     <w:tmpl w:val="F012861A"/>
@@ -2321,7 +2606,7 @@
       </w:pPr>
     </w:lvl>
   </w:abstractNum>
-  <w:abstractNum w:abstractNumId="13" w15:restartNumberingAfterBreak="0">
+  <w:abstractNum w:abstractNumId="14" w15:restartNumberingAfterBreak="0">
     <w:nsid w:val="79A15B5F"/>
     <w:multiLevelType w:val="multilevel"/>
     <w:tmpl w:val="186A0A92"/>
@@ -2435,46 +2720,49 @@
     </w:lvl>
   </w:abstractNum>
   <w:num w:numId="1" w16cid:durableId="737165301">
+    <w:abstractNumId w:val="12"/>
+  </w:num>
+  <w:num w:numId="2" w16cid:durableId="43261127">
+    <w:abstractNumId w:val="9"/>
+  </w:num>
+  <w:num w:numId="3" w16cid:durableId="1900701441">
+    <w:abstractNumId w:val="6"/>
+  </w:num>
+  <w:num w:numId="4" w16cid:durableId="735737294">
+    <w:abstractNumId w:val="10"/>
+  </w:num>
+  <w:num w:numId="5" w16cid:durableId="1805417809">
+    <w:abstractNumId w:val="14"/>
+  </w:num>
+  <w:num w:numId="6" w16cid:durableId="2011836001">
     <w:abstractNumId w:val="11"/>
   </w:num>
-  <w:num w:numId="2" w16cid:durableId="43261127">
+  <w:num w:numId="7" w16cid:durableId="580141377">
+    <w:abstractNumId w:val="7"/>
+  </w:num>
+  <w:num w:numId="8" w16cid:durableId="1794127309">
     <w:abstractNumId w:val="8"/>
   </w:num>
-  <w:num w:numId="3" w16cid:durableId="1900701441">
+  <w:num w:numId="9" w16cid:durableId="2041974715">
+    <w:abstractNumId w:val="13"/>
+  </w:num>
+  <w:num w:numId="10" w16cid:durableId="1754668733">
+    <w:abstractNumId w:val="4"/>
+  </w:num>
+  <w:num w:numId="11" w16cid:durableId="1662587285">
     <w:abstractNumId w:val="5"/>
   </w:num>
-  <w:num w:numId="4" w16cid:durableId="735737294">
-    <w:abstractNumId w:val="9"/>
+  <w:num w:numId="12" w16cid:durableId="1365792380">
+    <w:abstractNumId w:val="1"/>
   </w:num>
-  <w:num w:numId="5" w16cid:durableId="1805417809">
-    <w:abstractNumId w:val="13"/>
-  </w:num>
-  <w:num w:numId="6" w16cid:durableId="2011836001">
-    <w:abstractNumId w:val="10"/>
-  </w:num>
-  <w:num w:numId="7" w16cid:durableId="580141377">
-    <w:abstractNumId w:val="6"/>
-  </w:num>
-  <w:num w:numId="8" w16cid:durableId="1794127309">
-    <w:abstractNumId w:val="7"/>
-  </w:num>
-  <w:num w:numId="9" w16cid:durableId="2041974715">
-    <w:abstractNumId w:val="12"/>
-  </w:num>
-  <w:num w:numId="10" w16cid:durableId="1754668733">
+  <w:num w:numId="13" w16cid:durableId="856382964">
     <w:abstractNumId w:val="3"/>
   </w:num>
-  <w:num w:numId="11" w16cid:durableId="1662587285">
-    <w:abstractNumId w:val="4"/>
-  </w:num>
-  <w:num w:numId="12" w16cid:durableId="1365792380">
-    <w:abstractNumId w:val="0"/>
-  </w:num>
-  <w:num w:numId="13" w16cid:durableId="856382964">
+  <w:num w:numId="14" w16cid:durableId="1993944967">
     <w:abstractNumId w:val="2"/>
   </w:num>
-  <w:num w:numId="14" w16cid:durableId="1993944967">
-    <w:abstractNumId w:val="1"/>
+  <w:num w:numId="15" w16cid:durableId="1083801271">
+    <w:abstractNumId w:val="0"/>
   </w:num>
 </w:numbering>
 </file>

--- a/Project document.docx
+++ b/Project document.docx
@@ -893,13 +893,7 @@
         <w:t>2839 rows</w:t>
       </w:r>
       <w:r>
-        <w:t xml:space="preserve"> in </w:t>
-      </w:r>
-      <w:r>
-        <w:t>StockCode</w:t>
-      </w:r>
-      <w:r>
-        <w:t xml:space="preserve"> which have length less than 4 and need to get investigated.</w:t>
+        <w:t xml:space="preserve"> in StockCode which have length less than 4 and need to get investigated.</w:t>
       </w:r>
     </w:p>
     <w:p>
@@ -911,13 +905,7 @@
         </w:numPr>
       </w:pPr>
       <w:r>
-        <w:t xml:space="preserve">These are distinct </w:t>
-      </w:r>
-      <w:r>
-        <w:t>StockCode</w:t>
-      </w:r>
-      <w:r>
-        <w:t xml:space="preserve"> values present which have length </w:t>
+        <w:t xml:space="preserve">These are distinct StockCode values present which have length </w:t>
       </w:r>
       <w:r>
         <w:t>['POST', 'D', 'C2', 'DOT', 'M', 'S', 'm', 'PADS', 'B', 'CRUK']</w:t>
@@ -943,59 +931,82 @@
           <w:b/>
           <w:bCs/>
         </w:rPr>
-        <w:t xml:space="preserve">StockCode entries to remove using DAX </w:t>
+        <w:t>StockCode entries to remove using DAX ["CRUK", "m", "M", "B", "S"]</w:t>
       </w:r>
       <w:r>
         <w:rPr>
           <w:b/>
           <w:bCs/>
         </w:rPr>
-        <w:t>["CRUK", "m", "M", "B", "S"]</w:t>
-      </w:r>
-      <w:r>
+        <w:t>.</w:t>
+      </w:r>
+    </w:p>
+    <w:p>
+      <w:pPr>
+        <w:pStyle w:val="Normal-use"/>
+        <w:numPr>
+          <w:ilvl w:val="0"/>
+          <w:numId w:val="15"/>
+        </w:numPr>
         <w:rPr>
           <w:b/>
           <w:bCs/>
         </w:rPr>
-        <w:t>.</w:t>
-      </w:r>
-    </w:p>
-    <w:p>
-      <w:pPr>
-        <w:pStyle w:val="Normal-use"/>
-        <w:numPr>
-          <w:ilvl w:val="0"/>
-          <w:numId w:val="15"/>
-        </w:numPr>
+      </w:pPr>
+      <w:r>
         <w:rPr>
           <w:b/>
           <w:bCs/>
         </w:rPr>
-      </w:pPr>
+        <w:t>InvoiceDate</w:t>
+      </w:r>
       <w:r>
         <w:rPr>
           <w:b/>
           <w:bCs/>
         </w:rPr>
-        <w:t>InvoiceDate</w:t>
-      </w:r>
-      <w:r>
+        <w:t xml:space="preserve"> </w:t>
+      </w:r>
+      <w:r>
+        <w:t>column is all good.</w:t>
+      </w:r>
+    </w:p>
+    <w:p>
+      <w:pPr>
+        <w:pStyle w:val="Normal-use"/>
+        <w:numPr>
+          <w:ilvl w:val="0"/>
+          <w:numId w:val="15"/>
+        </w:numPr>
         <w:rPr>
           <w:b/>
           <w:bCs/>
         </w:rPr>
-        <w:t xml:space="preserve"> </w:t>
-      </w:r>
-      <w:r>
-        <w:t>column is all good.</w:t>
-      </w:r>
-    </w:p>
-    <w:p>
-      <w:pPr>
-        <w:pStyle w:val="Normal-use"/>
-        <w:numPr>
-          <w:ilvl w:val="0"/>
-          <w:numId w:val="15"/>
+      </w:pPr>
+      <w:r>
+        <w:t xml:space="preserve">Changed name RSA to South Africa in the Country column for the </w:t>
+      </w:r>
+      <w:r>
+        <w:t>standardization</w:t>
+      </w:r>
+      <w:r>
+        <w:t>.</w:t>
+      </w:r>
+    </w:p>
+    <w:p>
+      <w:pPr>
+        <w:pStyle w:val="Normal-use"/>
+      </w:pPr>
+      <w:r>
+        <w:t>Day-6</w:t>
+      </w:r>
+    </w:p>
+    <w:p>
+      <w:pPr>
+        <w:pStyle w:val="Normal-use"/>
+        <w:numPr>
+          <w:ilvl w:val="0"/>
+          <w:numId w:val="16"/>
         </w:numPr>
         <w:rPr>
           <w:b/>
@@ -1003,13 +1014,389 @@
         </w:rPr>
       </w:pPr>
       <w:r>
-        <w:t xml:space="preserve">Changed name RSA to South Africa in the Country column for the </w:t>
-      </w:r>
-      <w:r>
-        <w:t>standardization</w:t>
-      </w:r>
-      <w:r>
-        <w:t>.</w:t>
+        <w:t>CustomerId, InvoiceDate, Quantity, UnitPrice are summarized. Changing them not summarize using column tools.</w:t>
+      </w:r>
+    </w:p>
+    <w:p>
+      <w:pPr>
+        <w:pStyle w:val="Normal-use"/>
+        <w:numPr>
+          <w:ilvl w:val="0"/>
+          <w:numId w:val="16"/>
+        </w:numPr>
+        <w:rPr>
+          <w:b/>
+          <w:bCs/>
+        </w:rPr>
+      </w:pPr>
+      <w:r>
+        <w:t>There’s no such column as churn, so I have to define it. For this project I am having it as 90 days. So if a customer has not made any purchase within last 90 days, they will considered under churn.</w:t>
+      </w:r>
+    </w:p>
+    <w:p>
+      <w:pPr>
+        <w:pStyle w:val="Normal-use"/>
+        <w:numPr>
+          <w:ilvl w:val="0"/>
+          <w:numId w:val="16"/>
+        </w:numPr>
+        <w:rPr>
+          <w:i/>
+          <w:iCs/>
+        </w:rPr>
+      </w:pPr>
+      <w:r>
+        <w:lastRenderedPageBreak/>
+        <w:t>For 1</w:t>
+      </w:r>
+      <w:r>
+        <w:rPr>
+          <w:vertAlign w:val="superscript"/>
+        </w:rPr>
+        <w:t>st</w:t>
+      </w:r>
+      <w:r>
+        <w:t xml:space="preserve"> question I have created a new table first as Customers for having one row per customer.</w:t>
+      </w:r>
+      <w:r>
+        <w:br/>
+        <w:t>DAX</w:t>
+      </w:r>
+      <w:r>
+        <w:br/>
+      </w:r>
+      <w:r>
+        <w:rPr>
+          <w:i/>
+          <w:iCs/>
+        </w:rPr>
+        <w:t>Customers =</w:t>
+      </w:r>
+    </w:p>
+    <w:p>
+      <w:pPr>
+        <w:pStyle w:val="Normal-use"/>
+        <w:rPr>
+          <w:i/>
+          <w:iCs/>
+        </w:rPr>
+      </w:pPr>
+      <w:r>
+        <w:rPr>
+          <w:i/>
+          <w:iCs/>
+        </w:rPr>
+        <w:t>SUMMARIZE(</w:t>
+      </w:r>
+    </w:p>
+    <w:p>
+      <w:pPr>
+        <w:pStyle w:val="Normal-use"/>
+        <w:rPr>
+          <w:i/>
+          <w:iCs/>
+        </w:rPr>
+      </w:pPr>
+      <w:r>
+        <w:rPr>
+          <w:i/>
+          <w:iCs/>
+        </w:rPr>
+        <w:t xml:space="preserve">    Sheet1,</w:t>
+      </w:r>
+    </w:p>
+    <w:p>
+      <w:pPr>
+        <w:pStyle w:val="Normal-use"/>
+        <w:rPr>
+          <w:i/>
+          <w:iCs/>
+        </w:rPr>
+      </w:pPr>
+      <w:r>
+        <w:rPr>
+          <w:i/>
+          <w:iCs/>
+        </w:rPr>
+        <w:t xml:space="preserve">    Sheet1[CustomerID],</w:t>
+      </w:r>
+    </w:p>
+    <w:p>
+      <w:pPr>
+        <w:pStyle w:val="Normal-use"/>
+        <w:rPr>
+          <w:i/>
+          <w:iCs/>
+        </w:rPr>
+      </w:pPr>
+      <w:r>
+        <w:rPr>
+          <w:i/>
+          <w:iCs/>
+        </w:rPr>
+        <w:t xml:space="preserve">    "LastPurchaseDate", MAX(Sheet1[InvoiceDate])</w:t>
+      </w:r>
+    </w:p>
+    <w:p>
+      <w:pPr>
+        <w:pStyle w:val="Normal-use"/>
+        <w:rPr>
+          <w:i/>
+          <w:iCs/>
+        </w:rPr>
+      </w:pPr>
+      <w:r>
+        <w:rPr>
+          <w:i/>
+          <w:iCs/>
+        </w:rPr>
+        <w:t>)</w:t>
+      </w:r>
+    </w:p>
+    <w:p>
+      <w:pPr>
+        <w:pStyle w:val="Normal-use"/>
+        <w:numPr>
+          <w:ilvl w:val="0"/>
+          <w:numId w:val="17"/>
+        </w:numPr>
+      </w:pPr>
+      <w:r>
+        <w:t>InvoiceDate column was taken as decimal number changed it to Date</w:t>
+      </w:r>
+      <w:r>
+        <w:t>-time column format.</w:t>
+      </w:r>
+    </w:p>
+    <w:p>
+      <w:pPr>
+        <w:pStyle w:val="Normal-use"/>
+        <w:numPr>
+          <w:ilvl w:val="0"/>
+          <w:numId w:val="17"/>
+        </w:numPr>
+        <w:rPr>
+          <w:i/>
+          <w:iCs/>
+        </w:rPr>
+      </w:pPr>
+      <w:r>
+        <w:t>Created a new measure ‘</w:t>
+      </w:r>
+      <w:r>
+        <w:t>Dataset End Date</w:t>
+      </w:r>
+      <w:r>
+        <w:t>’ for getting dataset end date.</w:t>
+      </w:r>
+      <w:r>
+        <w:br/>
+        <w:t>DAX</w:t>
+      </w:r>
+      <w:r>
+        <w:br/>
+      </w:r>
+      <w:r>
+        <w:rPr>
+          <w:i/>
+          <w:iCs/>
+        </w:rPr>
+        <w:t>Dataset End Date =</w:t>
+      </w:r>
+    </w:p>
+    <w:p>
+      <w:pPr>
+        <w:pStyle w:val="Normal-use"/>
+        <w:rPr>
+          <w:i/>
+          <w:iCs/>
+        </w:rPr>
+      </w:pPr>
+      <w:r>
+        <w:rPr>
+          <w:i/>
+          <w:iCs/>
+        </w:rPr>
+        <w:t>MAX(Sheet1[InvoiceDate])</w:t>
+      </w:r>
+    </w:p>
+    <w:p>
+      <w:pPr>
+        <w:pStyle w:val="Normal-use"/>
+        <w:numPr>
+          <w:ilvl w:val="0"/>
+          <w:numId w:val="18"/>
+        </w:numPr>
+      </w:pPr>
+      <w:r>
+        <w:t>Created a column as ‘Churn Status’ in Customers table.</w:t>
+      </w:r>
+      <w:r>
+        <w:br/>
+        <w:t>DAX</w:t>
+      </w:r>
+      <w:r>
+        <w:br/>
+      </w:r>
+      <w:r>
+        <w:t xml:space="preserve">Churn Status = </w:t>
+      </w:r>
+    </w:p>
+    <w:p>
+      <w:pPr>
+        <w:pStyle w:val="Normal-use"/>
+        <w:rPr>
+          <w:i/>
+          <w:iCs/>
+        </w:rPr>
+      </w:pPr>
+      <w:r>
+        <w:rPr>
+          <w:i/>
+          <w:iCs/>
+        </w:rPr>
+        <w:t>VAR LstDate = Customers[LastPurchaseDate]</w:t>
+      </w:r>
+    </w:p>
+    <w:p>
+      <w:pPr>
+        <w:pStyle w:val="Normal-use"/>
+        <w:rPr>
+          <w:i/>
+          <w:iCs/>
+        </w:rPr>
+      </w:pPr>
+      <w:r>
+        <w:rPr>
+          <w:i/>
+          <w:iCs/>
+        </w:rPr>
+        <w:t>VAR DatasetEnd = CALCULATE(MAX('Sheet1'[InvoiceDate]), ALL('Sheet1'))</w:t>
+      </w:r>
+    </w:p>
+    <w:p>
+      <w:pPr>
+        <w:pStyle w:val="Normal-use"/>
+        <w:rPr>
+          <w:i/>
+          <w:iCs/>
+        </w:rPr>
+      </w:pPr>
+      <w:r>
+        <w:rPr>
+          <w:i/>
+          <w:iCs/>
+        </w:rPr>
+        <w:t>RETURN</w:t>
+      </w:r>
+    </w:p>
+    <w:p>
+      <w:pPr>
+        <w:pStyle w:val="Normal-use"/>
+        <w:rPr>
+          <w:i/>
+          <w:iCs/>
+        </w:rPr>
+      </w:pPr>
+      <w:r>
+        <w:rPr>
+          <w:i/>
+          <w:iCs/>
+        </w:rPr>
+        <w:t>IF(</w:t>
+      </w:r>
+    </w:p>
+    <w:p>
+      <w:pPr>
+        <w:pStyle w:val="Normal-use"/>
+        <w:rPr>
+          <w:i/>
+          <w:iCs/>
+        </w:rPr>
+      </w:pPr>
+      <w:r>
+        <w:rPr>
+          <w:i/>
+          <w:iCs/>
+        </w:rPr>
+        <w:t>    DATEDIFF(LstDate, DatasetEnd, DAY) &gt; 90,</w:t>
+      </w:r>
+    </w:p>
+    <w:p>
+      <w:pPr>
+        <w:pStyle w:val="Normal-use"/>
+        <w:rPr>
+          <w:i/>
+          <w:iCs/>
+        </w:rPr>
+      </w:pPr>
+      <w:r>
+        <w:rPr>
+          <w:i/>
+          <w:iCs/>
+        </w:rPr>
+        <w:t>    "Churned",</w:t>
+      </w:r>
+    </w:p>
+    <w:p>
+      <w:pPr>
+        <w:pStyle w:val="Normal-use"/>
+        <w:rPr>
+          <w:i/>
+          <w:iCs/>
+        </w:rPr>
+      </w:pPr>
+      <w:r>
+        <w:rPr>
+          <w:i/>
+          <w:iCs/>
+        </w:rPr>
+        <w:t>    "Active"</w:t>
+      </w:r>
+    </w:p>
+    <w:p>
+      <w:pPr>
+        <w:pStyle w:val="Normal-use"/>
+        <w:rPr>
+          <w:i/>
+          <w:iCs/>
+        </w:rPr>
+      </w:pPr>
+      <w:r>
+        <w:rPr>
+          <w:i/>
+          <w:iCs/>
+        </w:rPr>
+        <w:t>)</w:t>
+      </w:r>
+    </w:p>
+    <w:p>
+      <w:pPr>
+        <w:pStyle w:val="Normal-use"/>
+        <w:numPr>
+          <w:ilvl w:val="0"/>
+          <w:numId w:val="18"/>
+        </w:numPr>
+      </w:pPr>
+      <w:r>
+        <w:t xml:space="preserve"> I removed records which has </w:t>
+      </w:r>
+      <w:r>
+        <w:rPr>
+          <w:b/>
+          <w:bCs/>
+        </w:rPr>
+        <w:t>["CRUK", "m", "M", "B", "S"]</w:t>
+      </w:r>
+      <w:r>
+        <w:rPr>
+          <w:b/>
+          <w:bCs/>
+        </w:rPr>
+        <w:t xml:space="preserve"> </w:t>
+      </w:r>
+      <w:r>
+        <w:t>in StockCode column using PowerQuery.</w:t>
       </w:r>
     </w:p>
     <w:sectPr>
@@ -1025,6 +1412,119 @@
 <file path=word/numbering.xml><?xml version="1.0" encoding="utf-8"?>
 <w:numbering xmlns:wpc="http://schemas.microsoft.com/office/word/2010/wordprocessingCanvas" xmlns:cx="http://schemas.microsoft.com/office/drawing/2014/chartex" xmlns:cx1="http://schemas.microsoft.com/office/drawing/2015/9/8/chartex" xmlns:cx2="http://schemas.microsoft.com/office/drawing/2015/10/21/chartex" xmlns:cx3="http://schemas.microsoft.com/office/drawing/2016/5/9/chartex" xmlns:cx4="http://schemas.microsoft.com/office/drawing/2016/5/10/chartex" xmlns:cx5="http://schemas.microsoft.com/office/drawing/2016/5/11/chartex" xmlns:cx6="http://schemas.microsoft.com/office/drawing/2016/5/12/chartex" xmlns:cx7="http://schemas.microsoft.com/office/drawing/2016/5/13/chartex" xmlns:cx8="http://schemas.microsoft.com/office/drawing/2016/5/14/chartex" xmlns:mc="http://schemas.openxmlformats.org/markup-compatibility/2006" xmlns:aink="http://schemas.microsoft.com/office/drawing/2016/ink" xmlns:am3d="http://schemas.microsoft.com/office/drawing/2017/model3d" xmlns:o="urn:schemas-microsoft-com:office:office" xmlns:oel="http://schemas.microsoft.com/office/2019/extlst" xmlns:r="http://schemas.openxmlformats.org/officeDocument/2006/relationships" xmlns:m="http://schemas.openxmlformats.org/officeDocument/2006/math" xmlns:v="urn:schemas-microsoft-com:vml" xmlns:wp14="http://schemas.microsoft.com/office/word/2010/wordprocessingDrawing" xmlns:wp="http://schemas.openxmlformats.org/drawingml/2006/wordprocessingDrawing" xmlns:w10="urn:schemas-microsoft-com:office:word" xmlns:w="http://schemas.openxmlformats.org/wordprocessingml/2006/main" xmlns:w14="http://schemas.microsoft.com/office/word/2010/wordml" xmlns:w15="http://schemas.microsoft.com/office/word/2012/wordml" xmlns:w16cex="http://schemas.microsoft.com/office/word/2018/wordml/cex" xmlns:w16cid="http://schemas.microsoft.com/office/word/2016/wordml/cid" xmlns:w16="http://schemas.microsoft.com/office/word/2018/wordml" xmlns:w16du="http://schemas.microsoft.com/office/word/2023/wordml/word16du" xmlns:w16sdtdh="http://schemas.microsoft.com/office/word/2020/wordml/sdtdatahash" xmlns:w16sdtfl="http://schemas.microsoft.com/office/word/2024/wordml/sdtformatlock" xmlns:w16se="http://schemas.microsoft.com/office/word/2015/wordml/symex" xmlns:wpg="http://schemas.microsoft.com/office/word/2010/wordprocessingGroup" xmlns:wpi="http://schemas.microsoft.com/office/word/2010/wordprocessingInk" xmlns:wne="http://schemas.microsoft.com/office/word/2006/wordml" xmlns:wps="http://schemas.microsoft.com/office/word/2010/wordprocessingShape" mc:Ignorable="w14 w15 w16se w16cid w16 w16cex w16sdtdh w16sdtfl w16du wp14">
   <w:abstractNum w:abstractNumId="0" w15:restartNumberingAfterBreak="0">
+    <w:nsid w:val="0CF66848"/>
+    <w:multiLevelType w:val="hybridMultilevel"/>
+    <w:tmpl w:val="4614BC66"/>
+    <w:lvl w:ilvl="0" w:tplc="40090001">
+      <w:start w:val="1"/>
+      <w:numFmt w:val="bullet"/>
+      <w:lvlText w:val=""/>
+      <w:lvlJc w:val="left"/>
+      <w:pPr>
+        <w:ind w:left="720" w:hanging="360"/>
+      </w:pPr>
+      <w:rPr>
+        <w:rFonts w:ascii="Symbol" w:hAnsi="Symbol" w:hint="default"/>
+      </w:rPr>
+    </w:lvl>
+    <w:lvl w:ilvl="1" w:tplc="40090003" w:tentative="1">
+      <w:start w:val="1"/>
+      <w:numFmt w:val="bullet"/>
+      <w:lvlText w:val="o"/>
+      <w:lvlJc w:val="left"/>
+      <w:pPr>
+        <w:ind w:left="1440" w:hanging="360"/>
+      </w:pPr>
+      <w:rPr>
+        <w:rFonts w:ascii="Courier New" w:hAnsi="Courier New" w:cs="Courier New" w:hint="default"/>
+      </w:rPr>
+    </w:lvl>
+    <w:lvl w:ilvl="2" w:tplc="40090005" w:tentative="1">
+      <w:start w:val="1"/>
+      <w:numFmt w:val="bullet"/>
+      <w:lvlText w:val=""/>
+      <w:lvlJc w:val="left"/>
+      <w:pPr>
+        <w:ind w:left="2160" w:hanging="360"/>
+      </w:pPr>
+      <w:rPr>
+        <w:rFonts w:ascii="Wingdings" w:hAnsi="Wingdings" w:hint="default"/>
+      </w:rPr>
+    </w:lvl>
+    <w:lvl w:ilvl="3" w:tplc="40090001" w:tentative="1">
+      <w:start w:val="1"/>
+      <w:numFmt w:val="bullet"/>
+      <w:lvlText w:val=""/>
+      <w:lvlJc w:val="left"/>
+      <w:pPr>
+        <w:ind w:left="2880" w:hanging="360"/>
+      </w:pPr>
+      <w:rPr>
+        <w:rFonts w:ascii="Symbol" w:hAnsi="Symbol" w:hint="default"/>
+      </w:rPr>
+    </w:lvl>
+    <w:lvl w:ilvl="4" w:tplc="40090003" w:tentative="1">
+      <w:start w:val="1"/>
+      <w:numFmt w:val="bullet"/>
+      <w:lvlText w:val="o"/>
+      <w:lvlJc w:val="left"/>
+      <w:pPr>
+        <w:ind w:left="3600" w:hanging="360"/>
+      </w:pPr>
+      <w:rPr>
+        <w:rFonts w:ascii="Courier New" w:hAnsi="Courier New" w:cs="Courier New" w:hint="default"/>
+      </w:rPr>
+    </w:lvl>
+    <w:lvl w:ilvl="5" w:tplc="40090005" w:tentative="1">
+      <w:start w:val="1"/>
+      <w:numFmt w:val="bullet"/>
+      <w:lvlText w:val=""/>
+      <w:lvlJc w:val="left"/>
+      <w:pPr>
+        <w:ind w:left="4320" w:hanging="360"/>
+      </w:pPr>
+      <w:rPr>
+        <w:rFonts w:ascii="Wingdings" w:hAnsi="Wingdings" w:hint="default"/>
+      </w:rPr>
+    </w:lvl>
+    <w:lvl w:ilvl="6" w:tplc="40090001" w:tentative="1">
+      <w:start w:val="1"/>
+      <w:numFmt w:val="bullet"/>
+      <w:lvlText w:val=""/>
+      <w:lvlJc w:val="left"/>
+      <w:pPr>
+        <w:ind w:left="5040" w:hanging="360"/>
+      </w:pPr>
+      <w:rPr>
+        <w:rFonts w:ascii="Symbol" w:hAnsi="Symbol" w:hint="default"/>
+      </w:rPr>
+    </w:lvl>
+    <w:lvl w:ilvl="7" w:tplc="40090003" w:tentative="1">
+      <w:start w:val="1"/>
+      <w:numFmt w:val="bullet"/>
+      <w:lvlText w:val="o"/>
+      <w:lvlJc w:val="left"/>
+      <w:pPr>
+        <w:ind w:left="5760" w:hanging="360"/>
+      </w:pPr>
+      <w:rPr>
+        <w:rFonts w:ascii="Courier New" w:hAnsi="Courier New" w:cs="Courier New" w:hint="default"/>
+      </w:rPr>
+    </w:lvl>
+    <w:lvl w:ilvl="8" w:tplc="40090005" w:tentative="1">
+      <w:start w:val="1"/>
+      <w:numFmt w:val="bullet"/>
+      <w:lvlText w:val=""/>
+      <w:lvlJc w:val="left"/>
+      <w:pPr>
+        <w:ind w:left="6480" w:hanging="360"/>
+      </w:pPr>
+      <w:rPr>
+        <w:rFonts w:ascii="Wingdings" w:hAnsi="Wingdings" w:hint="default"/>
+      </w:rPr>
+    </w:lvl>
+  </w:abstractNum>
+  <w:abstractNum w:abstractNumId="1" w15:restartNumberingAfterBreak="0">
     <w:nsid w:val="0E4819AF"/>
     <w:multiLevelType w:val="hybridMultilevel"/>
     <w:tmpl w:val="E7E0FA14"/>
@@ -1137,7 +1637,7 @@
       </w:rPr>
     </w:lvl>
   </w:abstractNum>
-  <w:abstractNum w:abstractNumId="1" w15:restartNumberingAfterBreak="0">
+  <w:abstractNum w:abstractNumId="2" w15:restartNumberingAfterBreak="0">
     <w:nsid w:val="10EA0800"/>
     <w:multiLevelType w:val="hybridMultilevel"/>
     <w:tmpl w:val="41E2FFDA"/>
@@ -1250,7 +1750,7 @@
       </w:rPr>
     </w:lvl>
   </w:abstractNum>
-  <w:abstractNum w:abstractNumId="2" w15:restartNumberingAfterBreak="0">
+  <w:abstractNum w:abstractNumId="3" w15:restartNumberingAfterBreak="0">
     <w:nsid w:val="17820D17"/>
     <w:multiLevelType w:val="hybridMultilevel"/>
     <w:tmpl w:val="E00E1146"/>
@@ -1363,7 +1863,7 @@
       </w:rPr>
     </w:lvl>
   </w:abstractNum>
-  <w:abstractNum w:abstractNumId="3" w15:restartNumberingAfterBreak="0">
+  <w:abstractNum w:abstractNumId="4" w15:restartNumberingAfterBreak="0">
     <w:nsid w:val="19544E89"/>
     <w:multiLevelType w:val="hybridMultilevel"/>
     <w:tmpl w:val="083401A0"/>
@@ -1476,7 +1976,7 @@
       </w:rPr>
     </w:lvl>
   </w:abstractNum>
-  <w:abstractNum w:abstractNumId="4" w15:restartNumberingAfterBreak="0">
+  <w:abstractNum w:abstractNumId="5" w15:restartNumberingAfterBreak="0">
     <w:nsid w:val="33AD3809"/>
     <w:multiLevelType w:val="multilevel"/>
     <w:tmpl w:val="D28E3918"/>
@@ -1589,7 +2089,7 @@
       </w:pPr>
     </w:lvl>
   </w:abstractNum>
-  <w:abstractNum w:abstractNumId="5" w15:restartNumberingAfterBreak="0">
+  <w:abstractNum w:abstractNumId="6" w15:restartNumberingAfterBreak="0">
     <w:nsid w:val="388336D5"/>
     <w:multiLevelType w:val="hybridMultilevel"/>
     <w:tmpl w:val="526EC9D2"/>
@@ -1702,7 +2202,120 @@
       </w:rPr>
     </w:lvl>
   </w:abstractNum>
-  <w:abstractNum w:abstractNumId="6" w15:restartNumberingAfterBreak="0">
+  <w:abstractNum w:abstractNumId="7" w15:restartNumberingAfterBreak="0">
+    <w:nsid w:val="3D0E0974"/>
+    <w:multiLevelType w:val="hybridMultilevel"/>
+    <w:tmpl w:val="C4022B06"/>
+    <w:lvl w:ilvl="0" w:tplc="40090001">
+      <w:start w:val="1"/>
+      <w:numFmt w:val="bullet"/>
+      <w:lvlText w:val=""/>
+      <w:lvlJc w:val="left"/>
+      <w:pPr>
+        <w:ind w:left="720" w:hanging="360"/>
+      </w:pPr>
+      <w:rPr>
+        <w:rFonts w:ascii="Symbol" w:hAnsi="Symbol" w:hint="default"/>
+      </w:rPr>
+    </w:lvl>
+    <w:lvl w:ilvl="1" w:tplc="40090003" w:tentative="1">
+      <w:start w:val="1"/>
+      <w:numFmt w:val="bullet"/>
+      <w:lvlText w:val="o"/>
+      <w:lvlJc w:val="left"/>
+      <w:pPr>
+        <w:ind w:left="1440" w:hanging="360"/>
+      </w:pPr>
+      <w:rPr>
+        <w:rFonts w:ascii="Courier New" w:hAnsi="Courier New" w:cs="Courier New" w:hint="default"/>
+      </w:rPr>
+    </w:lvl>
+    <w:lvl w:ilvl="2" w:tplc="40090005" w:tentative="1">
+      <w:start w:val="1"/>
+      <w:numFmt w:val="bullet"/>
+      <w:lvlText w:val=""/>
+      <w:lvlJc w:val="left"/>
+      <w:pPr>
+        <w:ind w:left="2160" w:hanging="360"/>
+      </w:pPr>
+      <w:rPr>
+        <w:rFonts w:ascii="Wingdings" w:hAnsi="Wingdings" w:hint="default"/>
+      </w:rPr>
+    </w:lvl>
+    <w:lvl w:ilvl="3" w:tplc="40090001" w:tentative="1">
+      <w:start w:val="1"/>
+      <w:numFmt w:val="bullet"/>
+      <w:lvlText w:val=""/>
+      <w:lvlJc w:val="left"/>
+      <w:pPr>
+        <w:ind w:left="2880" w:hanging="360"/>
+      </w:pPr>
+      <w:rPr>
+        <w:rFonts w:ascii="Symbol" w:hAnsi="Symbol" w:hint="default"/>
+      </w:rPr>
+    </w:lvl>
+    <w:lvl w:ilvl="4" w:tplc="40090003" w:tentative="1">
+      <w:start w:val="1"/>
+      <w:numFmt w:val="bullet"/>
+      <w:lvlText w:val="o"/>
+      <w:lvlJc w:val="left"/>
+      <w:pPr>
+        <w:ind w:left="3600" w:hanging="360"/>
+      </w:pPr>
+      <w:rPr>
+        <w:rFonts w:ascii="Courier New" w:hAnsi="Courier New" w:cs="Courier New" w:hint="default"/>
+      </w:rPr>
+    </w:lvl>
+    <w:lvl w:ilvl="5" w:tplc="40090005" w:tentative="1">
+      <w:start w:val="1"/>
+      <w:numFmt w:val="bullet"/>
+      <w:lvlText w:val=""/>
+      <w:lvlJc w:val="left"/>
+      <w:pPr>
+        <w:ind w:left="4320" w:hanging="360"/>
+      </w:pPr>
+      <w:rPr>
+        <w:rFonts w:ascii="Wingdings" w:hAnsi="Wingdings" w:hint="default"/>
+      </w:rPr>
+    </w:lvl>
+    <w:lvl w:ilvl="6" w:tplc="40090001" w:tentative="1">
+      <w:start w:val="1"/>
+      <w:numFmt w:val="bullet"/>
+      <w:lvlText w:val=""/>
+      <w:lvlJc w:val="left"/>
+      <w:pPr>
+        <w:ind w:left="5040" w:hanging="360"/>
+      </w:pPr>
+      <w:rPr>
+        <w:rFonts w:ascii="Symbol" w:hAnsi="Symbol" w:hint="default"/>
+      </w:rPr>
+    </w:lvl>
+    <w:lvl w:ilvl="7" w:tplc="40090003" w:tentative="1">
+      <w:start w:val="1"/>
+      <w:numFmt w:val="bullet"/>
+      <w:lvlText w:val="o"/>
+      <w:lvlJc w:val="left"/>
+      <w:pPr>
+        <w:ind w:left="5760" w:hanging="360"/>
+      </w:pPr>
+      <w:rPr>
+        <w:rFonts w:ascii="Courier New" w:hAnsi="Courier New" w:cs="Courier New" w:hint="default"/>
+      </w:rPr>
+    </w:lvl>
+    <w:lvl w:ilvl="8" w:tplc="40090005" w:tentative="1">
+      <w:start w:val="1"/>
+      <w:numFmt w:val="bullet"/>
+      <w:lvlText w:val=""/>
+      <w:lvlJc w:val="left"/>
+      <w:pPr>
+        <w:ind w:left="6480" w:hanging="360"/>
+      </w:pPr>
+      <w:rPr>
+        <w:rFonts w:ascii="Wingdings" w:hAnsi="Wingdings" w:hint="default"/>
+      </w:rPr>
+    </w:lvl>
+  </w:abstractNum>
+  <w:abstractNum w:abstractNumId="8" w15:restartNumberingAfterBreak="0">
     <w:nsid w:val="40763434"/>
     <w:multiLevelType w:val="multilevel"/>
     <w:tmpl w:val="C9F8CE6E"/>
@@ -1815,7 +2428,7 @@
       </w:pPr>
     </w:lvl>
   </w:abstractNum>
-  <w:abstractNum w:abstractNumId="7" w15:restartNumberingAfterBreak="0">
+  <w:abstractNum w:abstractNumId="9" w15:restartNumberingAfterBreak="0">
     <w:nsid w:val="443F6F7A"/>
     <w:multiLevelType w:val="multilevel"/>
     <w:tmpl w:val="BB90224C"/>
@@ -1928,7 +2541,7 @@
       </w:pPr>
     </w:lvl>
   </w:abstractNum>
-  <w:abstractNum w:abstractNumId="8" w15:restartNumberingAfterBreak="0">
+  <w:abstractNum w:abstractNumId="10" w15:restartNumberingAfterBreak="0">
     <w:nsid w:val="46403E4E"/>
     <w:multiLevelType w:val="multilevel"/>
     <w:tmpl w:val="EA7AEA44"/>
@@ -2041,7 +2654,7 @@
       </w:pPr>
     </w:lvl>
   </w:abstractNum>
-  <w:abstractNum w:abstractNumId="9" w15:restartNumberingAfterBreak="0">
+  <w:abstractNum w:abstractNumId="11" w15:restartNumberingAfterBreak="0">
     <w:nsid w:val="49D77D4D"/>
     <w:multiLevelType w:val="multilevel"/>
     <w:tmpl w:val="731A4582"/>
@@ -2154,7 +2767,7 @@
       </w:pPr>
     </w:lvl>
   </w:abstractNum>
-  <w:abstractNum w:abstractNumId="10" w15:restartNumberingAfterBreak="0">
+  <w:abstractNum w:abstractNumId="12" w15:restartNumberingAfterBreak="0">
     <w:nsid w:val="4EF01B8B"/>
     <w:multiLevelType w:val="multilevel"/>
     <w:tmpl w:val="BED0A408"/>
@@ -2267,7 +2880,7 @@
       </w:pPr>
     </w:lvl>
   </w:abstractNum>
-  <w:abstractNum w:abstractNumId="11" w15:restartNumberingAfterBreak="0">
+  <w:abstractNum w:abstractNumId="13" w15:restartNumberingAfterBreak="0">
     <w:nsid w:val="589F192B"/>
     <w:multiLevelType w:val="multilevel"/>
     <w:tmpl w:val="69427EB2"/>
@@ -2380,7 +2993,120 @@
       </w:pPr>
     </w:lvl>
   </w:abstractNum>
-  <w:abstractNum w:abstractNumId="12" w15:restartNumberingAfterBreak="0">
+  <w:abstractNum w:abstractNumId="14" w15:restartNumberingAfterBreak="0">
+    <w:nsid w:val="5A2762F4"/>
+    <w:multiLevelType w:val="hybridMultilevel"/>
+    <w:tmpl w:val="E76CD392"/>
+    <w:lvl w:ilvl="0" w:tplc="40090001">
+      <w:start w:val="1"/>
+      <w:numFmt w:val="bullet"/>
+      <w:lvlText w:val=""/>
+      <w:lvlJc w:val="left"/>
+      <w:pPr>
+        <w:ind w:left="720" w:hanging="360"/>
+      </w:pPr>
+      <w:rPr>
+        <w:rFonts w:ascii="Symbol" w:hAnsi="Symbol" w:hint="default"/>
+      </w:rPr>
+    </w:lvl>
+    <w:lvl w:ilvl="1" w:tplc="40090003" w:tentative="1">
+      <w:start w:val="1"/>
+      <w:numFmt w:val="bullet"/>
+      <w:lvlText w:val="o"/>
+      <w:lvlJc w:val="left"/>
+      <w:pPr>
+        <w:ind w:left="1440" w:hanging="360"/>
+      </w:pPr>
+      <w:rPr>
+        <w:rFonts w:ascii="Courier New" w:hAnsi="Courier New" w:cs="Courier New" w:hint="default"/>
+      </w:rPr>
+    </w:lvl>
+    <w:lvl w:ilvl="2" w:tplc="40090005" w:tentative="1">
+      <w:start w:val="1"/>
+      <w:numFmt w:val="bullet"/>
+      <w:lvlText w:val=""/>
+      <w:lvlJc w:val="left"/>
+      <w:pPr>
+        <w:ind w:left="2160" w:hanging="360"/>
+      </w:pPr>
+      <w:rPr>
+        <w:rFonts w:ascii="Wingdings" w:hAnsi="Wingdings" w:hint="default"/>
+      </w:rPr>
+    </w:lvl>
+    <w:lvl w:ilvl="3" w:tplc="40090001" w:tentative="1">
+      <w:start w:val="1"/>
+      <w:numFmt w:val="bullet"/>
+      <w:lvlText w:val=""/>
+      <w:lvlJc w:val="left"/>
+      <w:pPr>
+        <w:ind w:left="2880" w:hanging="360"/>
+      </w:pPr>
+      <w:rPr>
+        <w:rFonts w:ascii="Symbol" w:hAnsi="Symbol" w:hint="default"/>
+      </w:rPr>
+    </w:lvl>
+    <w:lvl w:ilvl="4" w:tplc="40090003" w:tentative="1">
+      <w:start w:val="1"/>
+      <w:numFmt w:val="bullet"/>
+      <w:lvlText w:val="o"/>
+      <w:lvlJc w:val="left"/>
+      <w:pPr>
+        <w:ind w:left="3600" w:hanging="360"/>
+      </w:pPr>
+      <w:rPr>
+        <w:rFonts w:ascii="Courier New" w:hAnsi="Courier New" w:cs="Courier New" w:hint="default"/>
+      </w:rPr>
+    </w:lvl>
+    <w:lvl w:ilvl="5" w:tplc="40090005" w:tentative="1">
+      <w:start w:val="1"/>
+      <w:numFmt w:val="bullet"/>
+      <w:lvlText w:val=""/>
+      <w:lvlJc w:val="left"/>
+      <w:pPr>
+        <w:ind w:left="4320" w:hanging="360"/>
+      </w:pPr>
+      <w:rPr>
+        <w:rFonts w:ascii="Wingdings" w:hAnsi="Wingdings" w:hint="default"/>
+      </w:rPr>
+    </w:lvl>
+    <w:lvl w:ilvl="6" w:tplc="40090001" w:tentative="1">
+      <w:start w:val="1"/>
+      <w:numFmt w:val="bullet"/>
+      <w:lvlText w:val=""/>
+      <w:lvlJc w:val="left"/>
+      <w:pPr>
+        <w:ind w:left="5040" w:hanging="360"/>
+      </w:pPr>
+      <w:rPr>
+        <w:rFonts w:ascii="Symbol" w:hAnsi="Symbol" w:hint="default"/>
+      </w:rPr>
+    </w:lvl>
+    <w:lvl w:ilvl="7" w:tplc="40090003" w:tentative="1">
+      <w:start w:val="1"/>
+      <w:numFmt w:val="bullet"/>
+      <w:lvlText w:val="o"/>
+      <w:lvlJc w:val="left"/>
+      <w:pPr>
+        <w:ind w:left="5760" w:hanging="360"/>
+      </w:pPr>
+      <w:rPr>
+        <w:rFonts w:ascii="Courier New" w:hAnsi="Courier New" w:cs="Courier New" w:hint="default"/>
+      </w:rPr>
+    </w:lvl>
+    <w:lvl w:ilvl="8" w:tplc="40090005" w:tentative="1">
+      <w:start w:val="1"/>
+      <w:numFmt w:val="bullet"/>
+      <w:lvlText w:val=""/>
+      <w:lvlJc w:val="left"/>
+      <w:pPr>
+        <w:ind w:left="6480" w:hanging="360"/>
+      </w:pPr>
+      <w:rPr>
+        <w:rFonts w:ascii="Wingdings" w:hAnsi="Wingdings" w:hint="default"/>
+      </w:rPr>
+    </w:lvl>
+  </w:abstractNum>
+  <w:abstractNum w:abstractNumId="15" w15:restartNumberingAfterBreak="0">
     <w:nsid w:val="5F6D1E07"/>
     <w:multiLevelType w:val="multilevel"/>
     <w:tmpl w:val="C43480EC"/>
@@ -2493,7 +3219,7 @@
       </w:pPr>
     </w:lvl>
   </w:abstractNum>
-  <w:abstractNum w:abstractNumId="13" w15:restartNumberingAfterBreak="0">
+  <w:abstractNum w:abstractNumId="16" w15:restartNumberingAfterBreak="0">
     <w:nsid w:val="64AF63DA"/>
     <w:multiLevelType w:val="multilevel"/>
     <w:tmpl w:val="F012861A"/>
@@ -2606,7 +3332,7 @@
       </w:pPr>
     </w:lvl>
   </w:abstractNum>
-  <w:abstractNum w:abstractNumId="14" w15:restartNumberingAfterBreak="0">
+  <w:abstractNum w:abstractNumId="17" w15:restartNumberingAfterBreak="0">
     <w:nsid w:val="79A15B5F"/>
     <w:multiLevelType w:val="multilevel"/>
     <w:tmpl w:val="186A0A92"/>
@@ -2720,49 +3446,58 @@
     </w:lvl>
   </w:abstractNum>
   <w:num w:numId="1" w16cid:durableId="737165301">
+    <w:abstractNumId w:val="15"/>
+  </w:num>
+  <w:num w:numId="2" w16cid:durableId="43261127">
+    <w:abstractNumId w:val="11"/>
+  </w:num>
+  <w:num w:numId="3" w16cid:durableId="1900701441">
+    <w:abstractNumId w:val="8"/>
+  </w:num>
+  <w:num w:numId="4" w16cid:durableId="735737294">
     <w:abstractNumId w:val="12"/>
   </w:num>
-  <w:num w:numId="2" w16cid:durableId="43261127">
+  <w:num w:numId="5" w16cid:durableId="1805417809">
+    <w:abstractNumId w:val="17"/>
+  </w:num>
+  <w:num w:numId="6" w16cid:durableId="2011836001">
+    <w:abstractNumId w:val="13"/>
+  </w:num>
+  <w:num w:numId="7" w16cid:durableId="580141377">
     <w:abstractNumId w:val="9"/>
   </w:num>
-  <w:num w:numId="3" w16cid:durableId="1900701441">
+  <w:num w:numId="8" w16cid:durableId="1794127309">
+    <w:abstractNumId w:val="10"/>
+  </w:num>
+  <w:num w:numId="9" w16cid:durableId="2041974715">
+    <w:abstractNumId w:val="16"/>
+  </w:num>
+  <w:num w:numId="10" w16cid:durableId="1754668733">
+    <w:abstractNumId w:val="5"/>
+  </w:num>
+  <w:num w:numId="11" w16cid:durableId="1662587285">
     <w:abstractNumId w:val="6"/>
   </w:num>
-  <w:num w:numId="4" w16cid:durableId="735737294">
-    <w:abstractNumId w:val="10"/>
+  <w:num w:numId="12" w16cid:durableId="1365792380">
+    <w:abstractNumId w:val="2"/>
   </w:num>
-  <w:num w:numId="5" w16cid:durableId="1805417809">
+  <w:num w:numId="13" w16cid:durableId="856382964">
+    <w:abstractNumId w:val="4"/>
+  </w:num>
+  <w:num w:numId="14" w16cid:durableId="1993944967">
+    <w:abstractNumId w:val="3"/>
+  </w:num>
+  <w:num w:numId="15" w16cid:durableId="1083801271">
+    <w:abstractNumId w:val="1"/>
+  </w:num>
+  <w:num w:numId="16" w16cid:durableId="1111827967">
     <w:abstractNumId w:val="14"/>
   </w:num>
-  <w:num w:numId="6" w16cid:durableId="2011836001">
-    <w:abstractNumId w:val="11"/>
+  <w:num w:numId="17" w16cid:durableId="1805418137">
+    <w:abstractNumId w:val="0"/>
   </w:num>
-  <w:num w:numId="7" w16cid:durableId="580141377">
+  <w:num w:numId="18" w16cid:durableId="1393386086">
     <w:abstractNumId w:val="7"/>
-  </w:num>
-  <w:num w:numId="8" w16cid:durableId="1794127309">
-    <w:abstractNumId w:val="8"/>
-  </w:num>
-  <w:num w:numId="9" w16cid:durableId="2041974715">
-    <w:abstractNumId w:val="13"/>
-  </w:num>
-  <w:num w:numId="10" w16cid:durableId="1754668733">
-    <w:abstractNumId w:val="4"/>
-  </w:num>
-  <w:num w:numId="11" w16cid:durableId="1662587285">
-    <w:abstractNumId w:val="5"/>
-  </w:num>
-  <w:num w:numId="12" w16cid:durableId="1365792380">
-    <w:abstractNumId w:val="1"/>
-  </w:num>
-  <w:num w:numId="13" w16cid:durableId="856382964">
-    <w:abstractNumId w:val="3"/>
-  </w:num>
-  <w:num w:numId="14" w16cid:durableId="1993944967">
-    <w:abstractNumId w:val="2"/>
-  </w:num>
-  <w:num w:numId="15" w16cid:durableId="1083801271">
-    <w:abstractNumId w:val="0"/>
   </w:num>
 </w:numbering>
 </file>

--- a/Project document.docx
+++ b/Project document.docx
@@ -480,7 +480,15 @@
         </w:numPr>
       </w:pPr>
       <w:r>
-        <w:t xml:space="preserve">Found negative values in columns Quantity and UnitPrice. </w:t>
+        <w:t xml:space="preserve">Found negative values in columns Quantity and </w:t>
+      </w:r>
+      <w:proofErr w:type="spellStart"/>
+      <w:r>
+        <w:t>UnitPrice</w:t>
+      </w:r>
+      <w:proofErr w:type="spellEnd"/>
+      <w:r>
+        <w:t xml:space="preserve">. </w:t>
       </w:r>
       <w:r>
         <w:t>Need to investigate it.</w:t>
@@ -501,7 +509,15 @@
         <w:t>Adjust bad debt</w:t>
       </w:r>
       <w:r>
-        <w:t>”. We can delete this data as our project is related to mostly Customers. CustomerID is also missing.</w:t>
+        <w:t xml:space="preserve">”. We can delete this data as our project is related to mostly Customers. </w:t>
+      </w:r>
+      <w:proofErr w:type="spellStart"/>
+      <w:r>
+        <w:t>CustomerID</w:t>
+      </w:r>
+      <w:proofErr w:type="spellEnd"/>
+      <w:r>
+        <w:t xml:space="preserve"> is also missing.</w:t>
       </w:r>
     </w:p>
     <w:p>
@@ -527,8 +543,13 @@
       <w:r>
         <w:t xml:space="preserve"> and </w:t>
       </w:r>
-      <w:r>
-        <w:t xml:space="preserve">CustomerID </w:t>
+      <w:proofErr w:type="spellStart"/>
+      <w:r>
+        <w:t>CustomerID</w:t>
+      </w:r>
+      <w:proofErr w:type="spellEnd"/>
+      <w:r>
+        <w:t xml:space="preserve"> </w:t>
       </w:r>
       <w:r>
         <w:t xml:space="preserve">has </w:t>
@@ -557,7 +578,23 @@
         </w:numPr>
       </w:pPr>
       <w:r>
-        <w:t>Understood that I cannot delete all rows with CustomerID missing. Will investigate it and try to get the CustomerID values if possible.</w:t>
+        <w:t xml:space="preserve">Understood that I cannot delete all rows with </w:t>
+      </w:r>
+      <w:proofErr w:type="spellStart"/>
+      <w:r>
+        <w:t>CustomerID</w:t>
+      </w:r>
+      <w:proofErr w:type="spellEnd"/>
+      <w:r>
+        <w:t xml:space="preserve"> missing. Will investigate it and try to get the </w:t>
+      </w:r>
+      <w:proofErr w:type="spellStart"/>
+      <w:r>
+        <w:t>CustomerID</w:t>
+      </w:r>
+      <w:proofErr w:type="spellEnd"/>
+      <w:r>
+        <w:t xml:space="preserve"> values if possible.</w:t>
       </w:r>
     </w:p>
     <w:p>
@@ -571,11 +608,16 @@
       <w:r>
         <w:t xml:space="preserve">I </w:t>
       </w:r>
+      <w:proofErr w:type="gramStart"/>
       <w:r>
         <w:t>have</w:t>
       </w:r>
       <w:r>
-        <w:t xml:space="preserve"> to delete </w:t>
+        <w:t xml:space="preserve"> to</w:t>
+      </w:r>
+      <w:proofErr w:type="gramEnd"/>
+      <w:r>
+        <w:t xml:space="preserve"> delete </w:t>
       </w:r>
       <w:r>
         <w:t>that customer id</w:t>
@@ -596,7 +638,23 @@
         </w:numPr>
       </w:pPr>
       <w:r>
-        <w:t>I want to know the number and rows of those null CustomerID in which other columns data match with those rows in which CutomerID is present. That would indicate that those rows are duplicate.</w:t>
+        <w:t xml:space="preserve">I want to know the number and rows of those null </w:t>
+      </w:r>
+      <w:proofErr w:type="spellStart"/>
+      <w:r>
+        <w:t>CustomerID</w:t>
+      </w:r>
+      <w:proofErr w:type="spellEnd"/>
+      <w:r>
+        <w:t xml:space="preserve"> in which other columns data match with those rows in which </w:t>
+      </w:r>
+      <w:proofErr w:type="spellStart"/>
+      <w:r>
+        <w:t>CutomerID</w:t>
+      </w:r>
+      <w:proofErr w:type="spellEnd"/>
+      <w:r>
+        <w:t xml:space="preserve"> is present. That would indicate that those rows are duplicate.</w:t>
       </w:r>
       <w:r>
         <w:t xml:space="preserve"> None of the row is like that.</w:t>
@@ -612,7 +670,23 @@
       </w:pPr>
       <w:r>
         <w:lastRenderedPageBreak/>
-        <w:t>I want to know those customerID which are null and in them Quantity is 0 or unitprice is 0 or less than 0</w:t>
+        <w:t xml:space="preserve">I want to know those </w:t>
+      </w:r>
+      <w:proofErr w:type="spellStart"/>
+      <w:r>
+        <w:t>customerID</w:t>
+      </w:r>
+      <w:proofErr w:type="spellEnd"/>
+      <w:r>
+        <w:t xml:space="preserve"> which are null and in them Quantity is 0 or </w:t>
+      </w:r>
+      <w:proofErr w:type="spellStart"/>
+      <w:r>
+        <w:t>unitprice</w:t>
+      </w:r>
+      <w:proofErr w:type="spellEnd"/>
+      <w:r>
+        <w:t xml:space="preserve"> is 0 or less than 0</w:t>
       </w:r>
       <w:r>
         <w:t>. I found the main issue here. As 1406 rows are like that.</w:t>
@@ -635,7 +709,23 @@
           <w:b/>
           <w:bCs/>
         </w:rPr>
-        <w:t>I am going to keep those columns as they can be following cases and I can make separate column of them later. Cases</w:t>
+        <w:t xml:space="preserve">I am going to keep those columns as they can be following </w:t>
+      </w:r>
+      <w:proofErr w:type="gramStart"/>
+      <w:r>
+        <w:rPr>
+          <w:b/>
+          <w:bCs/>
+        </w:rPr>
+        <w:t>cases</w:t>
+      </w:r>
+      <w:proofErr w:type="gramEnd"/>
+      <w:r>
+        <w:rPr>
+          <w:b/>
+          <w:bCs/>
+        </w:rPr>
+        <w:t xml:space="preserve"> and I can make separate column of them later. Cases</w:t>
       </w:r>
     </w:p>
     <w:p>
@@ -786,9 +876,11 @@
           <w:numId w:val="14"/>
         </w:numPr>
       </w:pPr>
+      <w:proofErr w:type="spellStart"/>
       <w:r>
         <w:t>InvoiceNo</w:t>
       </w:r>
+      <w:proofErr w:type="spellEnd"/>
       <w:r>
         <w:t xml:space="preserve"> has entries which are starting </w:t>
       </w:r>
@@ -827,8 +919,13 @@
           <w:numId w:val="14"/>
         </w:numPr>
       </w:pPr>
-      <w:r>
-        <w:t xml:space="preserve">StockCode has </w:t>
+      <w:proofErr w:type="spellStart"/>
+      <w:r>
+        <w:t>StockCode</w:t>
+      </w:r>
+      <w:proofErr w:type="spellEnd"/>
+      <w:r>
+        <w:t xml:space="preserve"> has </w:t>
       </w:r>
       <w:r>
         <w:t>54463</w:t>
@@ -855,174 +952,164 @@
           <w:bCs/>
         </w:rPr>
       </w:pPr>
+      <w:proofErr w:type="spellStart"/>
       <w:r>
         <w:rPr>
           <w:b/>
           <w:bCs/>
         </w:rPr>
-        <w:t>StockCode has entries of more length and they seem legit also.</w:t>
-      </w:r>
+        <w:t>StockCode</w:t>
+      </w:r>
+      <w:proofErr w:type="spellEnd"/>
       <w:r>
         <w:rPr>
           <w:b/>
           <w:bCs/>
         </w:rPr>
-        <w:t xml:space="preserve"> Need to work on them while using DAX</w:t>
-      </w:r>
-    </w:p>
-    <w:p>
-      <w:pPr>
-        <w:pStyle w:val="Normal-use"/>
-      </w:pPr>
-      <w:r>
-        <w:t>Day-5</w:t>
-      </w:r>
-    </w:p>
-    <w:p>
-      <w:pPr>
-        <w:pStyle w:val="Normal-use"/>
-        <w:numPr>
-          <w:ilvl w:val="0"/>
-          <w:numId w:val="15"/>
-        </w:numPr>
-      </w:pPr>
-      <w:r>
-        <w:t xml:space="preserve">There are </w:t>
-      </w:r>
-      <w:r>
-        <w:t>2839 rows</w:t>
-      </w:r>
-      <w:r>
-        <w:t xml:space="preserve"> in StockCode which have length less than 4 and need to get investigated.</w:t>
-      </w:r>
-    </w:p>
-    <w:p>
-      <w:pPr>
-        <w:pStyle w:val="Normal-use"/>
-        <w:numPr>
-          <w:ilvl w:val="0"/>
-          <w:numId w:val="15"/>
-        </w:numPr>
-      </w:pPr>
-      <w:r>
-        <w:t xml:space="preserve">These are distinct StockCode values present which have length </w:t>
-      </w:r>
-      <w:r>
-        <w:t>['POST', 'D', 'C2', 'DOT', 'M', 'S', 'm', 'PADS', 'B', 'CRUK']</w:t>
-      </w:r>
-      <w:r>
-        <w:t>.</w:t>
-      </w:r>
-    </w:p>
-    <w:p>
-      <w:pPr>
-        <w:pStyle w:val="Normal-use"/>
-        <w:numPr>
-          <w:ilvl w:val="0"/>
-          <w:numId w:val="15"/>
-        </w:numPr>
+        <w:t xml:space="preserve"> has entries of more length and they seem legit also.</w:t>
+      </w:r>
+      <w:r>
         <w:rPr>
           <w:b/>
           <w:bCs/>
         </w:rPr>
-      </w:pPr>
-      <w:r>
+        <w:t xml:space="preserve"> Need to work on them while using DAX</w:t>
+      </w:r>
+    </w:p>
+    <w:p>
+      <w:pPr>
+        <w:pStyle w:val="Normal-use"/>
+      </w:pPr>
+      <w:r>
+        <w:t>Day-5</w:t>
+      </w:r>
+    </w:p>
+    <w:p>
+      <w:pPr>
+        <w:pStyle w:val="Normal-use"/>
+        <w:numPr>
+          <w:ilvl w:val="0"/>
+          <w:numId w:val="15"/>
+        </w:numPr>
+      </w:pPr>
+      <w:r>
+        <w:t xml:space="preserve">There are </w:t>
+      </w:r>
+      <w:r>
+        <w:t>2839 rows</w:t>
+      </w:r>
+      <w:r>
+        <w:t xml:space="preserve"> in </w:t>
+      </w:r>
+      <w:proofErr w:type="spellStart"/>
+      <w:r>
+        <w:t>StockCode</w:t>
+      </w:r>
+      <w:proofErr w:type="spellEnd"/>
+      <w:r>
+        <w:t xml:space="preserve"> which have length less than 4 and need to get investigated.</w:t>
+      </w:r>
+    </w:p>
+    <w:p>
+      <w:pPr>
+        <w:pStyle w:val="Normal-use"/>
+        <w:numPr>
+          <w:ilvl w:val="0"/>
+          <w:numId w:val="15"/>
+        </w:numPr>
+      </w:pPr>
+      <w:r>
+        <w:t xml:space="preserve">These are distinct </w:t>
+      </w:r>
+      <w:proofErr w:type="spellStart"/>
+      <w:r>
+        <w:t>StockCode</w:t>
+      </w:r>
+      <w:proofErr w:type="spellEnd"/>
+      <w:r>
+        <w:t xml:space="preserve"> values present which have length </w:t>
+      </w:r>
+      <w:r>
+        <w:t>['POST', 'D', 'C2', 'DOT', 'M', 'S', 'm', 'PADS', 'B', 'CRUK']</w:t>
+      </w:r>
+      <w:r>
+        <w:t>.</w:t>
+      </w:r>
+    </w:p>
+    <w:p>
+      <w:pPr>
+        <w:pStyle w:val="Normal-use"/>
+        <w:numPr>
+          <w:ilvl w:val="0"/>
+          <w:numId w:val="15"/>
+        </w:numPr>
         <w:rPr>
           <w:b/>
           <w:bCs/>
         </w:rPr>
-        <w:t>StockCode entries to remove using DAX ["CRUK", "m", "M", "B", "S"]</w:t>
-      </w:r>
+      </w:pPr>
+      <w:proofErr w:type="spellStart"/>
       <w:r>
         <w:rPr>
           <w:b/>
           <w:bCs/>
         </w:rPr>
-        <w:t>.</w:t>
-      </w:r>
-    </w:p>
-    <w:p>
-      <w:pPr>
-        <w:pStyle w:val="Normal-use"/>
-        <w:numPr>
-          <w:ilvl w:val="0"/>
-          <w:numId w:val="15"/>
-        </w:numPr>
+        <w:t>StockCode</w:t>
+      </w:r>
+      <w:proofErr w:type="spellEnd"/>
+      <w:r>
         <w:rPr>
           <w:b/>
           <w:bCs/>
         </w:rPr>
-      </w:pPr>
+        <w:t xml:space="preserve"> entries to remove using DAX ["CRUK", "m", "M", "B", "S"]</w:t>
+      </w:r>
       <w:r>
         <w:rPr>
           <w:b/>
           <w:bCs/>
         </w:rPr>
-        <w:t>InvoiceDate</w:t>
-      </w:r>
-      <w:r>
+        <w:t>.</w:t>
+      </w:r>
+    </w:p>
+    <w:p>
+      <w:pPr>
+        <w:pStyle w:val="Normal-use"/>
+        <w:numPr>
+          <w:ilvl w:val="0"/>
+          <w:numId w:val="15"/>
+        </w:numPr>
         <w:rPr>
           <w:b/>
           <w:bCs/>
         </w:rPr>
-        <w:t xml:space="preserve"> </w:t>
-      </w:r>
-      <w:r>
-        <w:t>column is all good.</w:t>
-      </w:r>
-    </w:p>
-    <w:p>
-      <w:pPr>
-        <w:pStyle w:val="Normal-use"/>
-        <w:numPr>
-          <w:ilvl w:val="0"/>
-          <w:numId w:val="15"/>
-        </w:numPr>
+      </w:pPr>
+      <w:proofErr w:type="spellStart"/>
+      <w:r>
         <w:rPr>
           <w:b/>
           <w:bCs/>
         </w:rPr>
-      </w:pPr>
-      <w:r>
-        <w:t xml:space="preserve">Changed name RSA to South Africa in the Country column for the </w:t>
-      </w:r>
-      <w:r>
-        <w:t>standardization</w:t>
-      </w:r>
-      <w:r>
-        <w:t>.</w:t>
-      </w:r>
-    </w:p>
-    <w:p>
-      <w:pPr>
-        <w:pStyle w:val="Normal-use"/>
-      </w:pPr>
-      <w:r>
-        <w:t>Day-6</w:t>
-      </w:r>
-    </w:p>
-    <w:p>
-      <w:pPr>
-        <w:pStyle w:val="Normal-use"/>
-        <w:numPr>
-          <w:ilvl w:val="0"/>
-          <w:numId w:val="16"/>
-        </w:numPr>
+        <w:t>InvoiceDate</w:t>
+      </w:r>
+      <w:proofErr w:type="spellEnd"/>
+      <w:r>
         <w:rPr>
           <w:b/>
           <w:bCs/>
         </w:rPr>
-      </w:pPr>
-      <w:r>
-        <w:t>CustomerId, InvoiceDate, Quantity, UnitPrice are summarized. Changing them not summarize using column tools.</w:t>
-      </w:r>
-    </w:p>
-    <w:p>
-      <w:pPr>
-        <w:pStyle w:val="Normal-use"/>
-        <w:numPr>
-          <w:ilvl w:val="0"/>
-          <w:numId w:val="16"/>
+        <w:t xml:space="preserve"> </w:t>
+      </w:r>
+      <w:r>
+        <w:t>column is all good.</w:t>
+      </w:r>
+    </w:p>
+    <w:p>
+      <w:pPr>
+        <w:pStyle w:val="Normal-use"/>
+        <w:numPr>
+          <w:ilvl w:val="0"/>
+          <w:numId w:val="15"/>
         </w:numPr>
         <w:rPr>
           <w:b/>
@@ -1030,7 +1117,98 @@
         </w:rPr>
       </w:pPr>
       <w:r>
-        <w:t>There’s no such column as churn, so I have to define it. For this project I am having it as 90 days. So if a customer has not made any purchase within last 90 days, they will considered under churn.</w:t>
+        <w:t xml:space="preserve">Changed name RSA to South Africa in the Country column for the </w:t>
+      </w:r>
+      <w:r>
+        <w:t>standardization</w:t>
+      </w:r>
+      <w:r>
+        <w:t>.</w:t>
+      </w:r>
+    </w:p>
+    <w:p>
+      <w:pPr>
+        <w:pStyle w:val="Normal-use"/>
+      </w:pPr>
+      <w:r>
+        <w:t>Day-6</w:t>
+      </w:r>
+    </w:p>
+    <w:p>
+      <w:pPr>
+        <w:pStyle w:val="Normal-use"/>
+        <w:numPr>
+          <w:ilvl w:val="0"/>
+          <w:numId w:val="16"/>
+        </w:numPr>
+        <w:rPr>
+          <w:b/>
+          <w:bCs/>
+        </w:rPr>
+      </w:pPr>
+      <w:proofErr w:type="spellStart"/>
+      <w:r>
+        <w:t>CustomerId</w:t>
+      </w:r>
+      <w:proofErr w:type="spellEnd"/>
+      <w:r>
+        <w:t xml:space="preserve">, </w:t>
+      </w:r>
+      <w:proofErr w:type="spellStart"/>
+      <w:r>
+        <w:t>InvoiceDate</w:t>
+      </w:r>
+      <w:proofErr w:type="spellEnd"/>
+      <w:r>
+        <w:t xml:space="preserve">, Quantity, </w:t>
+      </w:r>
+      <w:proofErr w:type="spellStart"/>
+      <w:r>
+        <w:t>UnitPrice</w:t>
+      </w:r>
+      <w:proofErr w:type="spellEnd"/>
+      <w:r>
+        <w:t xml:space="preserve"> are summarized. Changing them not summarize using column tools.</w:t>
+      </w:r>
+    </w:p>
+    <w:p>
+      <w:pPr>
+        <w:pStyle w:val="Normal-use"/>
+        <w:numPr>
+          <w:ilvl w:val="0"/>
+          <w:numId w:val="16"/>
+        </w:numPr>
+        <w:rPr>
+          <w:b/>
+          <w:bCs/>
+        </w:rPr>
+      </w:pPr>
+      <w:r>
+        <w:t xml:space="preserve">There’s no such column as churn, so I </w:t>
+      </w:r>
+      <w:proofErr w:type="gramStart"/>
+      <w:r>
+        <w:t>have to</w:t>
+      </w:r>
+      <w:proofErr w:type="gramEnd"/>
+      <w:r>
+        <w:t xml:space="preserve"> define it. For this project I am having it as 90 days. </w:t>
+      </w:r>
+      <w:proofErr w:type="gramStart"/>
+      <w:r>
+        <w:t>So</w:t>
+      </w:r>
+      <w:proofErr w:type="gramEnd"/>
+      <w:r>
+        <w:t xml:space="preserve"> if a customer has not made any purchase within last 90 days, they will </w:t>
+      </w:r>
+      <w:proofErr w:type="gramStart"/>
+      <w:r>
+        <w:t>considered</w:t>
+      </w:r>
+      <w:proofErr w:type="gramEnd"/>
+      <w:r>
+        <w:t xml:space="preserve"> under churn.</w:t>
       </w:r>
     </w:p>
     <w:p>
@@ -1081,6 +1259,7 @@
           <w:iCs/>
         </w:rPr>
       </w:pPr>
+      <w:proofErr w:type="gramStart"/>
       <w:r>
         <w:rPr>
           <w:i/>
@@ -1088,6 +1267,7 @@
         </w:rPr>
         <w:t>SUMMARIZE(</w:t>
       </w:r>
+      <w:proofErr w:type="gramEnd"/>
     </w:p>
     <w:p>
       <w:pPr>
@@ -1118,23 +1298,71 @@
           <w:i/>
           <w:iCs/>
         </w:rPr>
-        <w:t xml:space="preserve">    Sheet1[CustomerID],</w:t>
-      </w:r>
-    </w:p>
-    <w:p>
-      <w:pPr>
-        <w:pStyle w:val="Normal-use"/>
-        <w:rPr>
-          <w:i/>
-          <w:iCs/>
-        </w:rPr>
-      </w:pPr>
-      <w:r>
-        <w:rPr>
-          <w:i/>
-          <w:iCs/>
-        </w:rPr>
-        <w:t xml:space="preserve">    "LastPurchaseDate", MAX(Sheet1[InvoiceDate])</w:t>
+        <w:t xml:space="preserve">    Sheet1[</w:t>
+      </w:r>
+      <w:proofErr w:type="spellStart"/>
+      <w:r>
+        <w:rPr>
+          <w:i/>
+          <w:iCs/>
+        </w:rPr>
+        <w:t>CustomerID</w:t>
+      </w:r>
+      <w:proofErr w:type="spellEnd"/>
+      <w:r>
+        <w:rPr>
+          <w:i/>
+          <w:iCs/>
+        </w:rPr>
+        <w:t>],</w:t>
+      </w:r>
+    </w:p>
+    <w:p>
+      <w:pPr>
+        <w:pStyle w:val="Normal-use"/>
+        <w:rPr>
+          <w:i/>
+          <w:iCs/>
+        </w:rPr>
+      </w:pPr>
+      <w:r>
+        <w:rPr>
+          <w:i/>
+          <w:iCs/>
+        </w:rPr>
+        <w:t xml:space="preserve">    "</w:t>
+      </w:r>
+      <w:proofErr w:type="spellStart"/>
+      <w:r>
+        <w:rPr>
+          <w:i/>
+          <w:iCs/>
+        </w:rPr>
+        <w:t>LastPurchaseDate</w:t>
+      </w:r>
+      <w:proofErr w:type="spellEnd"/>
+      <w:r>
+        <w:rPr>
+          <w:i/>
+          <w:iCs/>
+        </w:rPr>
+        <w:t>", MAX(Sheet1[</w:t>
+      </w:r>
+      <w:proofErr w:type="spellStart"/>
+      <w:r>
+        <w:rPr>
+          <w:i/>
+          <w:iCs/>
+        </w:rPr>
+        <w:t>InvoiceDate</w:t>
+      </w:r>
+      <w:proofErr w:type="spellEnd"/>
+      <w:r>
+        <w:rPr>
+          <w:i/>
+          <w:iCs/>
+        </w:rPr>
+        <w:t>])</w:t>
       </w:r>
     </w:p>
     <w:p>
@@ -1161,8 +1389,13 @@
           <w:numId w:val="17"/>
         </w:numPr>
       </w:pPr>
-      <w:r>
-        <w:t>InvoiceDate column was taken as decimal number changed it to Date</w:t>
+      <w:proofErr w:type="spellStart"/>
+      <w:r>
+        <w:t>InvoiceDate</w:t>
+      </w:r>
+      <w:proofErr w:type="spellEnd"/>
+      <w:r>
+        <w:t xml:space="preserve"> column was taken as decimal number changed it to Date</w:t>
       </w:r>
       <w:r>
         <w:t>-time column format.</w:t>
@@ -1217,7 +1450,23 @@
           <w:i/>
           <w:iCs/>
         </w:rPr>
-        <w:t>MAX(Sheet1[InvoiceDate])</w:t>
+        <w:t>MAX(Sheet1[</w:t>
+      </w:r>
+      <w:proofErr w:type="spellStart"/>
+      <w:r>
+        <w:rPr>
+          <w:i/>
+          <w:iCs/>
+        </w:rPr>
+        <w:t>InvoiceDate</w:t>
+      </w:r>
+      <w:proofErr w:type="spellEnd"/>
+      <w:r>
+        <w:rPr>
+          <w:i/>
+          <w:iCs/>
+        </w:rPr>
+        <w:t>])</w:t>
       </w:r>
     </w:p>
     <w:p>
@@ -1255,23 +1504,96 @@
           <w:i/>
           <w:iCs/>
         </w:rPr>
-        <w:t>VAR LstDate = Customers[LastPurchaseDate]</w:t>
-      </w:r>
-    </w:p>
-    <w:p>
-      <w:pPr>
-        <w:pStyle w:val="Normal-use"/>
-        <w:rPr>
-          <w:i/>
-          <w:iCs/>
-        </w:rPr>
-      </w:pPr>
-      <w:r>
-        <w:rPr>
-          <w:i/>
-          <w:iCs/>
-        </w:rPr>
-        <w:t>VAR DatasetEnd = CALCULATE(MAX('Sheet1'[InvoiceDate]), ALL('Sheet1'))</w:t>
+        <w:t xml:space="preserve">VAR </w:t>
+      </w:r>
+      <w:proofErr w:type="spellStart"/>
+      <w:r>
+        <w:rPr>
+          <w:i/>
+          <w:iCs/>
+        </w:rPr>
+        <w:t>LstDate</w:t>
+      </w:r>
+      <w:proofErr w:type="spellEnd"/>
+      <w:r>
+        <w:rPr>
+          <w:i/>
+          <w:iCs/>
+        </w:rPr>
+        <w:t xml:space="preserve"> = </w:t>
+      </w:r>
+      <w:proofErr w:type="gramStart"/>
+      <w:r>
+        <w:rPr>
+          <w:i/>
+          <w:iCs/>
+        </w:rPr>
+        <w:t>Customers[</w:t>
+      </w:r>
+      <w:proofErr w:type="spellStart"/>
+      <w:proofErr w:type="gramEnd"/>
+      <w:r>
+        <w:rPr>
+          <w:i/>
+          <w:iCs/>
+        </w:rPr>
+        <w:t>LastPurchaseDate</w:t>
+      </w:r>
+      <w:proofErr w:type="spellEnd"/>
+      <w:r>
+        <w:rPr>
+          <w:i/>
+          <w:iCs/>
+        </w:rPr>
+        <w:t>]</w:t>
+      </w:r>
+    </w:p>
+    <w:p>
+      <w:pPr>
+        <w:pStyle w:val="Normal-use"/>
+        <w:rPr>
+          <w:i/>
+          <w:iCs/>
+        </w:rPr>
+      </w:pPr>
+      <w:r>
+        <w:rPr>
+          <w:i/>
+          <w:iCs/>
+        </w:rPr>
+        <w:t xml:space="preserve">VAR </w:t>
+      </w:r>
+      <w:proofErr w:type="spellStart"/>
+      <w:r>
+        <w:rPr>
+          <w:i/>
+          <w:iCs/>
+        </w:rPr>
+        <w:t>DatasetEnd</w:t>
+      </w:r>
+      <w:proofErr w:type="spellEnd"/>
+      <w:r>
+        <w:rPr>
+          <w:i/>
+          <w:iCs/>
+        </w:rPr>
+        <w:t xml:space="preserve"> = CALCULATE(MAX('Sheet1'[</w:t>
+      </w:r>
+      <w:proofErr w:type="spellStart"/>
+      <w:r>
+        <w:rPr>
+          <w:i/>
+          <w:iCs/>
+        </w:rPr>
+        <w:t>InvoiceDate</w:t>
+      </w:r>
+      <w:proofErr w:type="spellEnd"/>
+      <w:r>
+        <w:rPr>
+          <w:i/>
+          <w:iCs/>
+        </w:rPr>
+        <w:t>]), ALL('Sheet1'))</w:t>
       </w:r>
     </w:p>
     <w:p>
@@ -1298,6 +1620,7 @@
           <w:iCs/>
         </w:rPr>
       </w:pPr>
+      <w:proofErr w:type="gramStart"/>
       <w:r>
         <w:rPr>
           <w:i/>
@@ -1305,21 +1628,63 @@
         </w:rPr>
         <w:t>IF(</w:t>
       </w:r>
-    </w:p>
-    <w:p>
-      <w:pPr>
-        <w:pStyle w:val="Normal-use"/>
-        <w:rPr>
-          <w:i/>
-          <w:iCs/>
-        </w:rPr>
-      </w:pPr>
-      <w:r>
-        <w:rPr>
-          <w:i/>
-          <w:iCs/>
-        </w:rPr>
-        <w:t>    DATEDIFF(LstDate, DatasetEnd, DAY) &gt; 90,</w:t>
+      <w:proofErr w:type="gramEnd"/>
+    </w:p>
+    <w:p>
+      <w:pPr>
+        <w:pStyle w:val="Normal-use"/>
+        <w:rPr>
+          <w:i/>
+          <w:iCs/>
+        </w:rPr>
+      </w:pPr>
+      <w:r>
+        <w:rPr>
+          <w:i/>
+          <w:iCs/>
+        </w:rPr>
+        <w:t xml:space="preserve">    </w:t>
+      </w:r>
+      <w:proofErr w:type="gramStart"/>
+      <w:r>
+        <w:rPr>
+          <w:i/>
+          <w:iCs/>
+        </w:rPr>
+        <w:t>DATEDIFF(</w:t>
+      </w:r>
+      <w:proofErr w:type="spellStart"/>
+      <w:proofErr w:type="gramEnd"/>
+      <w:r>
+        <w:rPr>
+          <w:i/>
+          <w:iCs/>
+        </w:rPr>
+        <w:t>LstDate</w:t>
+      </w:r>
+      <w:proofErr w:type="spellEnd"/>
+      <w:r>
+        <w:rPr>
+          <w:i/>
+          <w:iCs/>
+        </w:rPr>
+        <w:t xml:space="preserve">, </w:t>
+      </w:r>
+      <w:proofErr w:type="spellStart"/>
+      <w:r>
+        <w:rPr>
+          <w:i/>
+          <w:iCs/>
+        </w:rPr>
+        <w:t>DatasetEnd</w:t>
+      </w:r>
+      <w:proofErr w:type="spellEnd"/>
+      <w:r>
+        <w:rPr>
+          <w:i/>
+          <w:iCs/>
+        </w:rPr>
+        <w:t>, DAY) &gt; 90,</w:t>
       </w:r>
     </w:p>
     <w:p>
@@ -1396,7 +1761,59 @@
         <w:t xml:space="preserve"> </w:t>
       </w:r>
       <w:r>
-        <w:t>in StockCode column using PowerQuery.</w:t>
+        <w:t xml:space="preserve">in </w:t>
+      </w:r>
+      <w:proofErr w:type="spellStart"/>
+      <w:r>
+        <w:t>StockCode</w:t>
+      </w:r>
+      <w:proofErr w:type="spellEnd"/>
+      <w:r>
+        <w:t xml:space="preserve"> column using </w:t>
+      </w:r>
+      <w:proofErr w:type="spellStart"/>
+      <w:r>
+        <w:t>PowerQuery</w:t>
+      </w:r>
+      <w:proofErr w:type="spellEnd"/>
+      <w:r>
+        <w:t>.</w:t>
+      </w:r>
+    </w:p>
+    <w:p>
+      <w:pPr>
+        <w:pStyle w:val="Normal-use"/>
+      </w:pPr>
+      <w:r>
+        <w:t>Day-7</w:t>
+      </w:r>
+    </w:p>
+    <w:p>
+      <w:pPr>
+        <w:pStyle w:val="Normal-use"/>
+        <w:numPr>
+          <w:ilvl w:val="0"/>
+          <w:numId w:val="18"/>
+        </w:numPr>
+      </w:pPr>
+      <w:r>
+        <w:t xml:space="preserve">Created new column </w:t>
+      </w:r>
+      <w:proofErr w:type="spellStart"/>
+      <w:r>
+        <w:t>FirstPurchaseDate</w:t>
+      </w:r>
+      <w:proofErr w:type="spellEnd"/>
+      <w:r>
+        <w:t xml:space="preserve">. </w:t>
+      </w:r>
+      <w:proofErr w:type="spellStart"/>
+      <w:r>
+        <w:t>FirstPurchaseDate</w:t>
+      </w:r>
+      <w:proofErr w:type="spellEnd"/>
+      <w:r>
+        <w:t xml:space="preserve"> was created to identify when each customer first purchased from the business. This will help calculate customer tenure and support cohort-based analysis.</w:t>
       </w:r>
     </w:p>
     <w:sectPr>
@@ -2205,7 +2622,7 @@
   <w:abstractNum w:abstractNumId="7" w15:restartNumberingAfterBreak="0">
     <w:nsid w:val="3D0E0974"/>
     <w:multiLevelType w:val="hybridMultilevel"/>
-    <w:tmpl w:val="C4022B06"/>
+    <w:tmpl w:val="5C84A97A"/>
     <w:lvl w:ilvl="0" w:tplc="40090001">
       <w:start w:val="1"/>
       <w:numFmt w:val="bullet"/>
